--- a/spa/docx/03.content.docx
+++ b/spa/docx/03.content.docx
@@ -24743,721 +24743,6 @@
       </w:r>
     </w:p>
     <w:p>
-      <w:pPr/>
-      <w:r>
-        <w:rPr>
-          <w:lang w:val="es_ES" w:bidi="es_ES"/>
-        </w:rPr>
-      </w:r>
-      <w:r>
-        <w:rPr>
-          <w:rFonts w:ascii="Courier" w:hAnsi="Courier"/>
-          <w:lang w:val="es_ES" w:bidi="es_ES"/>
-        </w:rPr>
-        <w:t>1. Sacerdotes en estado de impureza ([22:1–9](../22/01.md))</w:t>
-        <w:br/>
-        <w:t>2. Personas que no son sacerdotes ([22:10–16](../22/10.md))</w:t>
-        <w:br/>
-      </w:r>
-    </w:p>
-    <w:p>
-      <w:pPr/>
-      <w:r>
-        <w:rPr>
-          <w:lang w:val="es_ES" w:bidi="es_ES"/>
-        </w:rPr>
-      </w:r>
-      <w:r>
-        <w:rPr>
-          <w:b/>
-          <w:lang w:val="es_ES" w:bidi="es_ES"/>
-        </w:rPr>
-        <w:t>2) Reglas sobre sacrificios aceptables (</w:t>
-      </w:r>
-      <w:r>
-        <w:rPr>
-          <w:b/>
-          <w:lang w:val="es_ES" w:bidi="es_ES"/>
-        </w:rPr>
-        <w:t>22:17–33</w:t>
-      </w:r>
-      <w:r>
-        <w:rPr>
-          <w:b/>
-          <w:lang w:val="es_ES" w:bidi="es_ES"/>
-        </w:rPr>
-        <w:t>)</w:t>
-      </w:r>
-    </w:p>
-    <w:p>
-      <w:pPr/>
-      <w:r>
-        <w:rPr>
-          <w:lang w:val="es_ES" w:bidi="es_ES"/>
-        </w:rPr>
-      </w:r>
-      <w:r>
-        <w:rPr>
-          <w:rFonts w:ascii="Courier" w:hAnsi="Courier"/>
-          <w:lang w:val="es_ES" w:bidi="es_ES"/>
-        </w:rPr>
-        <w:t>1. Animales sin defectos ([22:17–25](../22/17.md))</w:t>
-        <w:br/>
-        <w:t>2. Normas sobre edad y tiempo ([22:26–33](../22/26.md))</w:t>
-        <w:br/>
-      </w:r>
-    </w:p>
-    <w:p>
-      <w:pPr>
-        <w:pStyle w:val="Heading3"/>
-      </w:pPr>
-      <w:r>
-        <w:rPr>
-          <w:lang w:val="es_ES" w:bidi="es_ES"/>
-        </w:rPr>
-        <w:t>Conceptos religiosos y culturales en este capítulo</w:t>
-      </w:r>
-    </w:p>
-    <w:p>
-      <w:pPr>
-        <w:pStyle w:val="Heading4"/>
-      </w:pPr>
-      <w:r>
-        <w:rPr>
-          <w:lang w:val="es_ES" w:bidi="es_ES"/>
-        </w:rPr>
-        <w:t>Alimento sagrado</w:t>
-      </w:r>
-    </w:p>
-    <w:p>
-      <w:pPr/>
-      <w:r>
-        <w:rPr>
-          <w:lang w:val="es_ES" w:bidi="es_ES"/>
-        </w:rPr>
-      </w:r>
-      <w:r>
-        <w:rPr>
-          <w:lang w:val="es_ES" w:bidi="es_ES"/>
-        </w:rPr>
-        <w:t>El capítulo establece reglas estrictas sobre la comida sagrada:</w:t>
-      </w:r>
-    </w:p>
-    <w:p>
-      <w:pPr>
-        <w:pStyle w:val="ListBullet"/>
-        <w:spacing w:line="240" w:lineRule="auto"/>
-        <w:ind w:left="720"/>
-      </w:pPr>
-      <w:r>
-        <w:rPr>
-          <w:lang w:val="es_ES" w:bidi="es_ES"/>
-        </w:rPr>
-      </w:r>
-      <w:r>
-        <w:rPr>
-          <w:lang w:val="es_ES" w:bidi="es_ES"/>
-        </w:rPr>
-        <w:t>Solo los sacerdotes y sus familias podían comerlo.</w:t>
-      </w:r>
-    </w:p>
-    <w:p>
-      <w:pPr>
-        <w:pStyle w:val="ListBullet"/>
-        <w:spacing w:line="240" w:lineRule="auto"/>
-        <w:ind w:left="720"/>
-      </w:pPr>
-      <w:r>
-        <w:rPr>
-          <w:lang w:val="es_ES" w:bidi="es_ES"/>
-        </w:rPr>
-      </w:r>
-      <w:r>
-        <w:rPr>
-          <w:lang w:val="es_ES" w:bidi="es_ES"/>
-        </w:rPr>
-        <w:t>Los sacerdotes que estaban impuros no podían comerlo hasta que volvieran a ser puros.</w:t>
-      </w:r>
-    </w:p>
-    <w:p>
-      <w:pPr>
-        <w:pStyle w:val="ListBullet"/>
-        <w:spacing w:line="240" w:lineRule="auto"/>
-        <w:ind w:left="720"/>
-      </w:pPr>
-      <w:r>
-        <w:rPr>
-          <w:lang w:val="es_ES" w:bidi="es_ES"/>
-        </w:rPr>
-      </w:r>
-      <w:r>
-        <w:rPr>
-          <w:lang w:val="es_ES" w:bidi="es_ES"/>
-        </w:rPr>
-        <w:t>Las hijas que se casaban con hombres que no eran sacerdotes ya no podían comerlo</w:t>
-      </w:r>
-    </w:p>
-    <w:p>
-      <w:pPr>
-        <w:pStyle w:val="ListBullet"/>
-        <w:spacing w:line="240" w:lineRule="auto"/>
-        <w:ind w:left="720"/>
-      </w:pPr>
-      <w:r>
-        <w:rPr>
-          <w:lang w:val="es_ES" w:bidi="es_ES"/>
-        </w:rPr>
-      </w:r>
-      <w:r>
-        <w:rPr>
-          <w:lang w:val="es_ES" w:bidi="es_ES"/>
-        </w:rPr>
-        <w:t>Comerlo accidentalmente requería un pago más un 20% adicional</w:t>
-      </w:r>
-    </w:p>
-    <w:p>
-      <w:pPr>
-        <w:pStyle w:val="Heading4"/>
-      </w:pPr>
-      <w:r>
-        <w:rPr>
-          <w:lang w:val="es_ES" w:bidi="es_ES"/>
-        </w:rPr>
-        <w:t>Sacrificios aceptables</w:t>
-      </w:r>
-    </w:p>
-    <w:p>
-      <w:pPr/>
-      <w:r>
-        <w:rPr>
-          <w:lang w:val="es_ES" w:bidi="es_ES"/>
-        </w:rPr>
-      </w:r>
-      <w:r>
-        <w:rPr>
-          <w:lang w:val="es_ES" w:bidi="es_ES"/>
-        </w:rPr>
-        <w:t>El capítulo define qué características hacen que un animal sea aceptable:</w:t>
-      </w:r>
-    </w:p>
-    <w:p>
-      <w:pPr>
-        <w:pStyle w:val="ListBullet"/>
-        <w:spacing w:line="240" w:lineRule="auto"/>
-        <w:ind w:left="720"/>
-      </w:pPr>
-      <w:r>
-        <w:rPr>
-          <w:lang w:val="es_ES" w:bidi="es_ES"/>
-        </w:rPr>
-      </w:r>
-      <w:r>
-        <w:rPr>
-          <w:lang w:val="es_ES" w:bidi="es_ES"/>
-        </w:rPr>
-        <w:t>Debe estar en perfectas condiciones físicas</w:t>
-      </w:r>
-    </w:p>
-    <w:p>
-      <w:pPr>
-        <w:pStyle w:val="ListBullet"/>
-        <w:spacing w:line="240" w:lineRule="auto"/>
-        <w:ind w:left="720"/>
-      </w:pPr>
-      <w:r>
-        <w:rPr>
-          <w:lang w:val="es_ES" w:bidi="es_ES"/>
-        </w:rPr>
-      </w:r>
-      <w:r>
-        <w:rPr>
-          <w:lang w:val="es_ES" w:bidi="es_ES"/>
-        </w:rPr>
-        <w:t>Debe tener al menos 8 días desde su creación</w:t>
-      </w:r>
-    </w:p>
-    <w:p>
-      <w:pPr>
-        <w:pStyle w:val="ListBullet"/>
-        <w:spacing w:line="240" w:lineRule="auto"/>
-        <w:ind w:left="720"/>
-      </w:pPr>
-      <w:r>
-        <w:rPr>
-          <w:lang w:val="es_ES" w:bidi="es_ES"/>
-        </w:rPr>
-      </w:r>
-      <w:r>
-        <w:rPr>
-          <w:lang w:val="es_ES" w:bidi="es_ES"/>
-        </w:rPr>
-        <w:t>No se puede castrar</w:t>
-      </w:r>
-    </w:p>
-    <w:p>
-      <w:pPr>
-        <w:pStyle w:val="ListBullet"/>
-        <w:spacing w:line="240" w:lineRule="auto"/>
-        <w:ind w:left="720"/>
-      </w:pPr>
-      <w:r>
-        <w:rPr>
-          <w:lang w:val="es_ES" w:bidi="es_ES"/>
-        </w:rPr>
-      </w:r>
-      <w:r>
-        <w:rPr>
-          <w:lang w:val="es_ES" w:bidi="es_ES"/>
-        </w:rPr>
-        <w:t>No pueden ser de extranjeros.</w:t>
-        <w:br/>
-      </w:r>
-      <w:r>
-        <w:rPr>
-          <w:lang w:val="es_ES" w:bidi="es_ES"/>
-        </w:rPr>
-        <w:t>Estas reglas mostraban respeto por la santidad de Dios.</w:t>
-      </w:r>
-    </w:p>
-    <w:p>
-      <w:pPr>
-        <w:pStyle w:val="Heading4"/>
-      </w:pPr>
-      <w:r>
-        <w:rPr>
-          <w:lang w:val="es_ES" w:bidi="es_ES"/>
-        </w:rPr>
-        <w:t>Miembros del hogar</w:t>
-      </w:r>
-    </w:p>
-    <w:p>
-      <w:pPr/>
-      <w:r>
-        <w:rPr>
-          <w:lang w:val="es_ES" w:bidi="es_ES"/>
-        </w:rPr>
-      </w:r>
-      <w:r>
-        <w:rPr>
-          <w:lang w:val="es_ES" w:bidi="es_ES"/>
-        </w:rPr>
-        <w:t>El capítulo muestra cómo la situación del hogar influía en los derechos:</w:t>
-      </w:r>
-    </w:p>
-    <w:p>
-      <w:pPr>
-        <w:pStyle w:val="ListBullet"/>
-        <w:spacing w:line="240" w:lineRule="auto"/>
-        <w:ind w:left="720"/>
-      </w:pPr>
-      <w:r>
-        <w:rPr>
-          <w:lang w:val="es_ES" w:bidi="es_ES"/>
-        </w:rPr>
-      </w:r>
-      <w:r>
-        <w:rPr>
-          <w:lang w:val="es_ES" w:bidi="es_ES"/>
-        </w:rPr>
-        <w:t>Los esclavos de los sacerdotes podían consumir alimentos sagrados</w:t>
-      </w:r>
-    </w:p>
-    <w:p>
-      <w:pPr>
-        <w:pStyle w:val="ListBullet"/>
-        <w:spacing w:line="240" w:lineRule="auto"/>
-        <w:ind w:left="720"/>
-      </w:pPr>
-      <w:r>
-        <w:rPr>
-          <w:lang w:val="es_ES" w:bidi="es_ES"/>
-        </w:rPr>
-      </w:r>
-      <w:r>
-        <w:rPr>
-          <w:lang w:val="es_ES" w:bidi="es_ES"/>
-        </w:rPr>
-        <w:t>Los trabajadores contratados no podían</w:t>
-      </w:r>
-    </w:p>
-    <w:p>
-      <w:pPr>
-        <w:pStyle w:val="ListBullet"/>
-        <w:spacing w:line="240" w:lineRule="auto"/>
-        <w:ind w:left="720"/>
-      </w:pPr>
-      <w:r>
-        <w:rPr>
-          <w:lang w:val="es_ES" w:bidi="es_ES"/>
-        </w:rPr>
-      </w:r>
-      <w:r>
-        <w:rPr>
-          <w:lang w:val="es_ES" w:bidi="es_ES"/>
-        </w:rPr>
-        <w:t>Los derechos de las hijas cambiaron con el matrimonio,</w:t>
-        <w:br/>
-      </w:r>
-      <w:r>
-        <w:rPr>
-          <w:lang w:val="es_ES" w:bidi="es_ES"/>
-        </w:rPr>
-        <w:t>lo que reflejaba la importancia de la estructura familiar.</w:t>
-      </w:r>
-    </w:p>
-    <w:p>
-      <w:pPr/>
-      <w:r>
-        <w:rPr>
-          <w:lang w:val="es_ES" w:bidi="es_ES"/>
-        </w:rPr>
-      </w:r>
-      <w:r>
-        <w:rPr>
-          <w:lang w:val="es_ES" w:bidi="es_ES"/>
-        </w:rPr>
-        <w:t xml:space="preserve">(Ver: </w:t>
-      </w:r>
-      <w:r>
-        <w:rPr>
-          <w:lang w:val="es_ES" w:bidi="es_ES"/>
-        </w:rPr>
-        <w:t>Santo</w:t>
-      </w:r>
-      <w:r>
-        <w:rPr>
-          <w:lang w:val="es_ES" w:bidi="es_ES"/>
-        </w:rPr>
-        <w:t xml:space="preserve"> y </w:t>
-      </w:r>
-      <w:r>
-        <w:rPr>
-          <w:lang w:val="es_ES" w:bidi="es_ES"/>
-        </w:rPr>
-        <w:t>Puro</w:t>
-      </w:r>
-      <w:r>
-        <w:rPr>
-          <w:lang w:val="es_ES" w:bidi="es_ES"/>
-        </w:rPr>
-        <w:t>)</w:t>
-      </w:r>
-    </w:p>
-    <w:p>
-      <w:pPr>
-        <w:pStyle w:val="Heading3"/>
-      </w:pPr>
-      <w:r>
-        <w:rPr>
-          <w:lang w:val="es_ES" w:bidi="es_ES"/>
-        </w:rPr>
-        <w:t>Problemas de traducción en este capítulo</w:t>
-      </w:r>
-    </w:p>
-    <w:p>
-      <w:pPr>
-        <w:pStyle w:val="Heading4"/>
-      </w:pPr>
-      <w:r>
-        <w:rPr>
-          <w:lang w:val="es_ES" w:bidi="es_ES"/>
-        </w:rPr>
-        <w:t>Citas dentro de citas</w:t>
-      </w:r>
-    </w:p>
-    <w:p>
-      <w:pPr/>
-      <w:r>
-        <w:rPr>
-          <w:lang w:val="es_ES" w:bidi="es_ES"/>
-        </w:rPr>
-      </w:r>
-      <w:r>
-        <w:rPr>
-          <w:lang w:val="es_ES" w:bidi="es_ES"/>
-        </w:rPr>
-        <w:t>El capítulo incluye varios niveles de discurso:</w:t>
-      </w:r>
-    </w:p>
-    <w:p>
-      <w:pPr>
-        <w:pStyle w:val="ListBullet"/>
-        <w:spacing w:line="240" w:lineRule="auto"/>
-        <w:ind w:left="720"/>
-      </w:pPr>
-      <w:r>
-        <w:rPr>
-          <w:lang w:val="es_ES" w:bidi="es_ES"/>
-        </w:rPr>
-      </w:r>
-      <w:r>
-        <w:rPr>
-          <w:lang w:val="es_ES" w:bidi="es_ES"/>
-        </w:rPr>
-        <w:t>Jehová habla a Moisés</w:t>
-      </w:r>
-    </w:p>
-    <w:p>
-      <w:pPr>
-        <w:pStyle w:val="ListBullet"/>
-        <w:spacing w:line="240" w:lineRule="auto"/>
-        <w:ind w:left="720"/>
-      </w:pPr>
-      <w:r>
-        <w:rPr>
-          <w:lang w:val="es_ES" w:bidi="es_ES"/>
-        </w:rPr>
-      </w:r>
-      <w:r>
-        <w:rPr>
-          <w:lang w:val="es_ES" w:bidi="es_ES"/>
-        </w:rPr>
-        <w:t>Moisés habla a Aarón y a sus hijos</w:t>
-      </w:r>
-    </w:p>
-    <w:p>
-      <w:pPr>
-        <w:pStyle w:val="ListBullet"/>
-        <w:spacing w:line="240" w:lineRule="auto"/>
-        <w:ind w:left="720"/>
-      </w:pPr>
-      <w:r>
-        <w:rPr>
-          <w:lang w:val="es_ES" w:bidi="es_ES"/>
-        </w:rPr>
-      </w:r>
-      <w:r>
-        <w:rPr>
-          <w:lang w:val="es_ES" w:bidi="es_ES"/>
-        </w:rPr>
-        <w:t>Instrucciones para todos los israelitas</w:t>
-        <w:br/>
-      </w:r>
-      <w:r>
-        <w:rPr>
-          <w:lang w:val="es_ES" w:bidi="es_ES"/>
-        </w:rPr>
-        <w:t>Tu idioma puede requerir diferentes formas de mostrar estos niveles.</w:t>
-      </w:r>
-    </w:p>
-    <w:p>
-      <w:pPr>
-        <w:pStyle w:val="Heading4"/>
-      </w:pPr>
-      <w:r>
-        <w:rPr>
-          <w:lang w:val="es_ES" w:bidi="es_ES"/>
-        </w:rPr>
-        <w:t>Metáforas e modismos</w:t>
-      </w:r>
-    </w:p>
-    <w:p>
-      <w:pPr/>
-      <w:r>
-        <w:rPr>
-          <w:lang w:val="es_ES" w:bidi="es_ES"/>
-        </w:rPr>
-      </w:r>
-      <w:r>
-        <w:rPr>
-          <w:lang w:val="es_ES" w:bidi="es_ES"/>
-        </w:rPr>
-        <w:t>El capítulo emplea varias expresiones que necesitan una traducción meticulosa:</w:t>
-      </w:r>
-    </w:p>
-    <w:p>
-      <w:pPr>
-        <w:pStyle w:val="ListBullet"/>
-        <w:spacing w:line="240" w:lineRule="auto"/>
-        <w:ind w:left="720"/>
-      </w:pPr>
-      <w:r>
-        <w:rPr>
-          <w:lang w:val="es_ES" w:bidi="es_ES"/>
-        </w:rPr>
-      </w:r>
-      <w:r>
-        <w:rPr>
-          <w:lang w:val="es_ES" w:bidi="es_ES"/>
-        </w:rPr>
-        <w:t>“Pan de Dios” significa “ofrendas de comida para Dios”</w:t>
-      </w:r>
-    </w:p>
-    <w:p>
-      <w:pPr>
-        <w:pStyle w:val="ListBullet"/>
-        <w:spacing w:line="240" w:lineRule="auto"/>
-        <w:ind w:left="720"/>
-      </w:pPr>
-      <w:r>
-        <w:rPr>
-          <w:lang w:val="es_ES" w:bidi="es_ES"/>
-        </w:rPr>
-      </w:r>
-      <w:r>
-        <w:rPr>
-          <w:lang w:val="es_ES" w:bidi="es_ES"/>
-        </w:rPr>
-        <w:t>“de la mano de extranjero” significa “por un extranjero”</w:t>
-      </w:r>
-    </w:p>
-    <w:p>
-      <w:pPr>
-        <w:pStyle w:val="ListBullet"/>
-        <w:spacing w:line="240" w:lineRule="auto"/>
-        <w:ind w:left="720"/>
-      </w:pPr>
-      <w:r>
-        <w:rPr>
-          <w:lang w:val="es_ES" w:bidi="es_ES"/>
-        </w:rPr>
-      </w:r>
-      <w:r>
-        <w:rPr>
-          <w:lang w:val="es_ES" w:bidi="es_ES"/>
-        </w:rPr>
-        <w:t>“Simiente” significa “sus descendientes”.</w:t>
-      </w:r>
-    </w:p>
-    <w:p>
-      <w:pPr>
-        <w:pStyle w:val="Heading4"/>
-      </w:pPr>
-      <w:r>
-        <w:rPr>
-          <w:lang w:val="es_ES" w:bidi="es_ES"/>
-        </w:rPr>
-        <w:t>Términos relacionados con el cuerpo y la familia</w:t>
-      </w:r>
-    </w:p>
-    <w:p>
-      <w:pPr/>
-      <w:r>
-        <w:rPr>
-          <w:lang w:val="es_ES" w:bidi="es_ES"/>
-        </w:rPr>
-      </w:r>
-      <w:r>
-        <w:rPr>
-          <w:lang w:val="es_ES" w:bidi="es_ES"/>
-        </w:rPr>
-        <w:t>El capítulo emplea términos que podrían requerir una explicación:</w:t>
-      </w:r>
-    </w:p>
-    <w:p>
-      <w:pPr>
-        <w:pStyle w:val="ListBullet"/>
-        <w:spacing w:line="240" w:lineRule="auto"/>
-        <w:ind w:left="720"/>
-      </w:pPr>
-      <w:r>
-        <w:rPr>
-          <w:lang w:val="es_ES" w:bidi="es_ES"/>
-        </w:rPr>
-      </w:r>
-      <w:r>
-        <w:rPr>
-          <w:lang w:val="es_ES" w:bidi="es_ES"/>
-        </w:rPr>
-        <w:t>“Carne” se refiere al cuerpo físico.</w:t>
-      </w:r>
-    </w:p>
-    <w:p>
-      <w:pPr>
-        <w:pStyle w:val="ListBullet"/>
-        <w:spacing w:line="240" w:lineRule="auto"/>
-        <w:ind w:left="720"/>
-      </w:pPr>
-      <w:r>
-        <w:rPr>
-          <w:lang w:val="es_ES" w:bidi="es_ES"/>
-        </w:rPr>
-      </w:r>
-      <w:r>
-        <w:rPr>
-          <w:lang w:val="es_ES" w:bidi="es_ES"/>
-        </w:rPr>
-        <w:t>“Casa” significa familia u hogar</w:t>
-      </w:r>
-    </w:p>
-    <w:p>
-      <w:pPr>
-        <w:pStyle w:val="ListBullet"/>
-        <w:spacing w:line="240" w:lineRule="auto"/>
-        <w:ind w:left="720"/>
-      </w:pPr>
-      <w:r>
-        <w:rPr>
-          <w:lang w:val="es_ES" w:bidi="es_ES"/>
-        </w:rPr>
-      </w:r>
-      <w:r>
-        <w:rPr>
-          <w:lang w:val="es_ES" w:bidi="es_ES"/>
-        </w:rPr>
-        <w:t>“Extranjero” o "Extraño" significa un residente temporal</w:t>
-      </w:r>
-      <w:r>
-        <w:rPr>
-          <w:lang w:val="es_ES" w:bidi="es_ES"/>
-        </w:rPr>
-      </w:r>
-      <w:r>
-        <w:rPr>
-          <w:lang w:val="es_ES" w:bidi="es_ES"/>
-        </w:rPr>
-      </w:r>
-    </w:p>
-    <w:p>
-      <w:pPr/>
-      <w:r>
-        <w:rPr>
-          <w:lang w:val="es_ES" w:bidi="es_ES"/>
-        </w:rPr>
-      </w:r>
-    </w:p>
-    <w:p>
-      <w:pPr>
-        <w:pStyle w:val="Heading2"/>
-      </w:pPr>
-      <w:r>
-        <w:rPr>
-          <w:lang w:val="es_ES" w:bidi="es_ES"/>
-        </w:rPr>
-        <w:t>Levítico - Capítulo 23 Introducción</w:t>
-      </w:r>
-      <w:r>
-        <w:rPr>
-          <w:lang w:val="es_ES" w:bidi="es_ES"/>
-        </w:rPr>
-      </w:r>
-    </w:p>
-    <w:p>
-      <w:pPr>
-        <w:pStyle w:val="Heading3"/>
-      </w:pPr>
-      <w:r>
-        <w:rPr>
-          <w:lang w:val="es_ES" w:bidi="es_ES"/>
-        </w:rPr>
-        <w:t>Estructura y formato</w:t>
-      </w:r>
-    </w:p>
-    <w:p>
-      <w:pPr/>
-      <w:r>
-        <w:rPr>
-          <w:lang w:val="es_ES" w:bidi="es_ES"/>
-        </w:rPr>
-      </w:r>
-      <w:r>
-        <w:rPr>
-          <w:lang w:val="es_ES" w:bidi="es_ES"/>
-        </w:rPr>
-        <w:t>Este capítulo detalla las festividades religiosas y los días sagrados de Israel. La estructura es la siguiente:</w:t>
-      </w:r>
-    </w:p>
-    <w:p>
       <w:pPr>
         <w:pStyle w:val="ListNumber"/>
         <w:numPr>
@@ -25476,1039 +24761,78 @@
         <w:rPr>
           <w:lang w:val="es_ES" w:bidi="es_ES"/>
         </w:rPr>
-        <w:t>Introducción (</w:t>
-      </w:r>
-      <w:r>
-        <w:rPr>
-          <w:lang w:val="es_ES" w:bidi="es_ES"/>
-        </w:rPr>
-        <w:t>23:1–2</w:t>
-      </w:r>
-      <w:r>
-        <w:rPr>
+        <w:t>Sacerdotes en estado de impureza (</w:t>
+      </w:r>
+      <w:r>
+        <w:rPr>
+          <w:lang w:val="es_ES" w:bidi="es_ES"/>
+        </w:rPr>
+        <w:t>22:1–9</w:t>
+      </w:r>
+      <w:r>
+        <w:rPr>
+          <w:lang w:val="es_ES" w:bidi="es_ES"/>
+        </w:rPr>
+        <w:t xml:space="preserve">) </w:t>
+      </w:r>
+    </w:p>
+    <w:p>
+      <w:pPr>
+        <w:pStyle w:val="ListNumber"/>
+        <w:spacing w:line="240" w:lineRule="auto"/>
+        <w:ind w:left="720"/>
+      </w:pPr>
+      <w:r>
+        <w:rPr>
+          <w:lang w:val="es_ES" w:bidi="es_ES"/>
+        </w:rPr>
+      </w:r>
+      <w:r>
+        <w:rPr>
+          <w:lang w:val="es_ES" w:bidi="es_ES"/>
+        </w:rPr>
+        <w:t>Personas que no son sacerdotes (</w:t>
+      </w:r>
+      <w:r>
+        <w:rPr>
+          <w:lang w:val="es_ES" w:bidi="es_ES"/>
+        </w:rPr>
+        <w:t>22:10–16</w:t>
+      </w:r>
+      <w:r>
+        <w:rPr>
+          <w:lang w:val="es_ES" w:bidi="es_ES"/>
+        </w:rPr>
+        <w:t xml:space="preserve">) </w:t>
+      </w:r>
+    </w:p>
+    <w:p>
+      <w:pPr/>
+      <w:r>
+        <w:rPr>
+          <w:lang w:val="es_ES" w:bidi="es_ES"/>
+        </w:rPr>
+      </w:r>
+      <w:r>
+        <w:rPr>
+          <w:b/>
+          <w:lang w:val="es_ES" w:bidi="es_ES"/>
+        </w:rPr>
+        <w:t>2) Reglas sobre sacrificios aceptables (</w:t>
+      </w:r>
+      <w:r>
+        <w:rPr>
+          <w:b/>
+          <w:lang w:val="es_ES" w:bidi="es_ES"/>
+        </w:rPr>
+        <w:t>22:17–33</w:t>
+      </w:r>
+      <w:r>
+        <w:rPr>
+          <w:b/>
           <w:lang w:val="es_ES" w:bidi="es_ES"/>
         </w:rPr>
         <w:t>)</w:t>
-      </w:r>
-    </w:p>
-    <w:p>
-      <w:pPr>
-        <w:pStyle w:val="ListNumber"/>
-        <w:spacing w:line="240" w:lineRule="auto"/>
-        <w:ind w:left="720"/>
-      </w:pPr>
-      <w:r>
-        <w:rPr>
-          <w:lang w:val="es_ES" w:bidi="es_ES"/>
-        </w:rPr>
-      </w:r>
-      <w:r>
-        <w:rPr>
-          <w:lang w:val="es_ES" w:bidi="es_ES"/>
-        </w:rPr>
-        <w:t>Sábado (</w:t>
-      </w:r>
-      <w:r>
-        <w:rPr>
-          <w:lang w:val="es_ES" w:bidi="es_ES"/>
-        </w:rPr>
-        <w:t>23:3</w:t>
-      </w:r>
-      <w:r>
-        <w:rPr>
-          <w:lang w:val="es_ES" w:bidi="es_ES"/>
-        </w:rPr>
-        <w:t>)</w:t>
-      </w:r>
-    </w:p>
-    <w:p>
-      <w:pPr>
-        <w:pStyle w:val="ListNumber"/>
-        <w:spacing w:line="240" w:lineRule="auto"/>
-        <w:ind w:left="720"/>
-      </w:pPr>
-      <w:r>
-        <w:rPr>
-          <w:lang w:val="es_ES" w:bidi="es_ES"/>
-        </w:rPr>
-      </w:r>
-      <w:r>
-        <w:rPr>
-          <w:lang w:val="es_ES" w:bidi="es_ES"/>
-        </w:rPr>
-        <w:t>Pascua y la fiesta de los panes sin levadura (</w:t>
-      </w:r>
-      <w:r>
-        <w:rPr>
-          <w:lang w:val="es_ES" w:bidi="es_ES"/>
-        </w:rPr>
-        <w:t>23:4–8</w:t>
-      </w:r>
-      <w:r>
-        <w:rPr>
-          <w:lang w:val="es_ES" w:bidi="es_ES"/>
-        </w:rPr>
-        <w:t>)</w:t>
-      </w:r>
-    </w:p>
-    <w:p>
-      <w:pPr>
-        <w:pStyle w:val="ListNumber"/>
-        <w:spacing w:line="240" w:lineRule="auto"/>
-        <w:ind w:left="720"/>
-      </w:pPr>
-      <w:r>
-        <w:rPr>
-          <w:lang w:val="es_ES" w:bidi="es_ES"/>
-        </w:rPr>
-      </w:r>
-      <w:r>
-        <w:rPr>
-          <w:lang w:val="es_ES" w:bidi="es_ES"/>
-        </w:rPr>
-        <w:t>Ofrenda de las primicias (</w:t>
-      </w:r>
-      <w:r>
-        <w:rPr>
-          <w:lang w:val="es_ES" w:bidi="es_ES"/>
-        </w:rPr>
-        <w:t>23:9–14</w:t>
-      </w:r>
-      <w:r>
-        <w:rPr>
-          <w:lang w:val="es_ES" w:bidi="es_ES"/>
-        </w:rPr>
-        <w:t>)</w:t>
-      </w:r>
-    </w:p>
-    <w:p>
-      <w:pPr>
-        <w:pStyle w:val="ListNumber"/>
-        <w:spacing w:line="240" w:lineRule="auto"/>
-        <w:ind w:left="720"/>
-      </w:pPr>
-      <w:r>
-        <w:rPr>
-          <w:lang w:val="es_ES" w:bidi="es_ES"/>
-        </w:rPr>
-      </w:r>
-      <w:r>
-        <w:rPr>
-          <w:lang w:val="es_ES" w:bidi="es_ES"/>
-        </w:rPr>
-        <w:t>Festival de las semanas (Pentecostés) (</w:t>
-      </w:r>
-      <w:r>
-        <w:rPr>
-          <w:lang w:val="es_ES" w:bidi="es_ES"/>
-        </w:rPr>
-        <w:t>23:15–22</w:t>
-      </w:r>
-      <w:r>
-        <w:rPr>
-          <w:lang w:val="es_ES" w:bidi="es_ES"/>
-        </w:rPr>
-        <w:t>)</w:t>
-      </w:r>
-    </w:p>
-    <w:p>
-      <w:pPr>
-        <w:pStyle w:val="ListNumber"/>
-        <w:spacing w:line="240" w:lineRule="auto"/>
-        <w:ind w:left="720"/>
-      </w:pPr>
-      <w:r>
-        <w:rPr>
-          <w:lang w:val="es_ES" w:bidi="es_ES"/>
-        </w:rPr>
-      </w:r>
-      <w:r>
-        <w:rPr>
-          <w:lang w:val="es_ES" w:bidi="es_ES"/>
-        </w:rPr>
-        <w:t>Festival de las trompetas (</w:t>
-      </w:r>
-      <w:r>
-        <w:rPr>
-          <w:lang w:val="es_ES" w:bidi="es_ES"/>
-        </w:rPr>
-        <w:t>23:23–25</w:t>
-      </w:r>
-      <w:r>
-        <w:rPr>
-          <w:lang w:val="es_ES" w:bidi="es_ES"/>
-        </w:rPr>
-        <w:t>)</w:t>
-      </w:r>
-    </w:p>
-    <w:p>
-      <w:pPr>
-        <w:pStyle w:val="ListNumber"/>
-        <w:spacing w:line="240" w:lineRule="auto"/>
-        <w:ind w:left="720"/>
-      </w:pPr>
-      <w:r>
-        <w:rPr>
-          <w:lang w:val="es_ES" w:bidi="es_ES"/>
-        </w:rPr>
-      </w:r>
-      <w:r>
-        <w:rPr>
-          <w:lang w:val="es_ES" w:bidi="es_ES"/>
-        </w:rPr>
-        <w:t>Día de la expiación (</w:t>
-      </w:r>
-      <w:r>
-        <w:rPr>
-          <w:lang w:val="es_ES" w:bidi="es_ES"/>
-        </w:rPr>
-        <w:t>23:26–32</w:t>
-      </w:r>
-      <w:r>
-        <w:rPr>
-          <w:lang w:val="es_ES" w:bidi="es_ES"/>
-        </w:rPr>
-        <w:t>)</w:t>
-      </w:r>
-    </w:p>
-    <w:p>
-      <w:pPr>
-        <w:pStyle w:val="ListNumber"/>
-        <w:spacing w:line="240" w:lineRule="auto"/>
-        <w:ind w:left="720"/>
-      </w:pPr>
-      <w:r>
-        <w:rPr>
-          <w:lang w:val="es_ES" w:bidi="es_ES"/>
-        </w:rPr>
-      </w:r>
-      <w:r>
-        <w:rPr>
-          <w:lang w:val="es_ES" w:bidi="es_ES"/>
-        </w:rPr>
-        <w:t>Festival de los Refugios (</w:t>
-      </w:r>
-      <w:r>
-        <w:rPr>
-          <w:lang w:val="es_ES" w:bidi="es_ES"/>
-        </w:rPr>
-        <w:t>23:33–43</w:t>
-      </w:r>
-      <w:r>
-        <w:rPr>
-          <w:lang w:val="es_ES" w:bidi="es_ES"/>
-        </w:rPr>
-        <w:t>)</w:t>
-      </w:r>
-    </w:p>
-    <w:p>
-      <w:pPr>
-        <w:pStyle w:val="ListNumber"/>
-        <w:spacing w:line="240" w:lineRule="auto"/>
-        <w:ind w:left="720"/>
-      </w:pPr>
-      <w:r>
-        <w:rPr>
-          <w:lang w:val="es_ES" w:bidi="es_ES"/>
-        </w:rPr>
-      </w:r>
-      <w:r>
-        <w:rPr>
-          <w:lang w:val="es_ES" w:bidi="es_ES"/>
-        </w:rPr>
-        <w:t>Conclusión (</w:t>
-      </w:r>
-      <w:r>
-        <w:rPr>
-          <w:lang w:val="es_ES" w:bidi="es_ES"/>
-        </w:rPr>
-        <w:t>23:44</w:t>
-      </w:r>
-      <w:r>
-        <w:rPr>
-          <w:lang w:val="es_ES" w:bidi="es_ES"/>
-        </w:rPr>
-        <w:t>)</w:t>
-      </w:r>
-    </w:p>
-    <w:p>
-      <w:pPr>
-        <w:pStyle w:val="Heading3"/>
-      </w:pPr>
-      <w:r>
-        <w:rPr>
-          <w:lang w:val="es_ES" w:bidi="es_ES"/>
-        </w:rPr>
-        <w:t>Conceptos religiosos y culturales en este capítulo</w:t>
-      </w:r>
-    </w:p>
-    <w:p>
-      <w:pPr>
-        <w:pStyle w:val="Heading4"/>
-      </w:pPr>
-      <w:r>
-        <w:rPr>
-          <w:lang w:val="es_ES" w:bidi="es_ES"/>
-        </w:rPr>
-        <w:t>Períodos para los festivales</w:t>
-      </w:r>
-    </w:p>
-    <w:p>
-      <w:pPr/>
-      <w:r>
-        <w:rPr>
-          <w:lang w:val="es_ES" w:bidi="es_ES"/>
-        </w:rPr>
-      </w:r>
-      <w:r>
-        <w:rPr>
-          <w:lang w:val="es_ES" w:bidi="es_ES"/>
-        </w:rPr>
-        <w:t>Cada festival momentos específicos para suceder:</w:t>
-      </w:r>
-    </w:p>
-    <w:p>
-      <w:pPr>
-        <w:pStyle w:val="ListBullet"/>
-        <w:spacing w:line="240" w:lineRule="auto"/>
-        <w:ind w:left="720"/>
-      </w:pPr>
-      <w:r>
-        <w:rPr>
-          <w:lang w:val="es_ES" w:bidi="es_ES"/>
-        </w:rPr>
-      </w:r>
-      <w:r>
-        <w:rPr>
-          <w:lang w:val="es_ES" w:bidi="es_ES"/>
-        </w:rPr>
-        <w:t>Algunos duraban solo un día</w:t>
-      </w:r>
-    </w:p>
-    <w:p>
-      <w:pPr>
-        <w:pStyle w:val="ListBullet"/>
-        <w:spacing w:line="240" w:lineRule="auto"/>
-        <w:ind w:left="720"/>
-      </w:pPr>
-      <w:r>
-        <w:rPr>
-          <w:lang w:val="es_ES" w:bidi="es_ES"/>
-        </w:rPr>
-      </w:r>
-      <w:r>
-        <w:rPr>
-          <w:lang w:val="es_ES" w:bidi="es_ES"/>
-        </w:rPr>
-        <w:t>Otros duraban una semana</w:t>
-      </w:r>
-    </w:p>
-    <w:p>
-      <w:pPr>
-        <w:pStyle w:val="ListBullet"/>
-        <w:spacing w:line="240" w:lineRule="auto"/>
-        <w:ind w:left="720"/>
-      </w:pPr>
-      <w:r>
-        <w:rPr>
-          <w:lang w:val="es_ES" w:bidi="es_ES"/>
-        </w:rPr>
-      </w:r>
-      <w:r>
-        <w:rPr>
-          <w:lang w:val="es_ES" w:bidi="es_ES"/>
-        </w:rPr>
-        <w:t>Algunos necesitaban contar los días entre eventos</w:t>
-      </w:r>
-    </w:p>
-    <w:p>
-      <w:pPr>
-        <w:pStyle w:val="ListBullet"/>
-        <w:spacing w:line="240" w:lineRule="auto"/>
-        <w:ind w:left="720"/>
-      </w:pPr>
-      <w:r>
-        <w:rPr>
-          <w:lang w:val="es_ES" w:bidi="es_ES"/>
-        </w:rPr>
-      </w:r>
-      <w:r>
-        <w:rPr>
-          <w:lang w:val="es_ES" w:bidi="es_ES"/>
-        </w:rPr>
-        <w:t>Algunos estaban relacionados con las épocas de cosecha</w:t>
-      </w:r>
-    </w:p>
-    <w:p>
-      <w:pPr>
-        <w:pStyle w:val="Heading4"/>
-      </w:pPr>
-      <w:r>
-        <w:rPr>
-          <w:lang w:val="es_ES" w:bidi="es_ES"/>
-        </w:rPr>
-        <w:t>Encuentros sagrados</w:t>
-      </w:r>
-    </w:p>
-    <w:p>
-      <w:pPr/>
-      <w:r>
-        <w:rPr>
-          <w:lang w:val="es_ES" w:bidi="es_ES"/>
-        </w:rPr>
-      </w:r>
-      <w:r>
-        <w:rPr>
-          <w:lang w:val="es_ES" w:bidi="es_ES"/>
-        </w:rPr>
-        <w:t>Los festivales incluían reuniones especiales:</w:t>
-      </w:r>
-    </w:p>
-    <w:p>
-      <w:pPr>
-        <w:pStyle w:val="ListBullet"/>
-        <w:spacing w:line="240" w:lineRule="auto"/>
-        <w:ind w:left="720"/>
-      </w:pPr>
-      <w:r>
-        <w:rPr>
-          <w:lang w:val="es_ES" w:bidi="es_ES"/>
-        </w:rPr>
-      </w:r>
-      <w:r>
-        <w:rPr>
-          <w:lang w:val="es_ES" w:bidi="es_ES"/>
-        </w:rPr>
-        <w:t>La gente dejaba de trabajar de manera regular</w:t>
-      </w:r>
-    </w:p>
-    <w:p>
-      <w:pPr>
-        <w:pStyle w:val="ListBullet"/>
-        <w:spacing w:line="240" w:lineRule="auto"/>
-        <w:ind w:left="720"/>
-      </w:pPr>
-      <w:r>
-        <w:rPr>
-          <w:lang w:val="es_ES" w:bidi="es_ES"/>
-        </w:rPr>
-      </w:r>
-      <w:r>
-        <w:rPr>
-          <w:lang w:val="es_ES" w:bidi="es_ES"/>
-        </w:rPr>
-        <w:t>Se reunían para rendir culto</w:t>
-      </w:r>
-    </w:p>
-    <w:p>
-      <w:pPr>
-        <w:pStyle w:val="ListBullet"/>
-        <w:spacing w:line="240" w:lineRule="auto"/>
-        <w:ind w:left="720"/>
-      </w:pPr>
-      <w:r>
-        <w:rPr>
-          <w:lang w:val="es_ES" w:bidi="es_ES"/>
-        </w:rPr>
-      </w:r>
-      <w:r>
-        <w:rPr>
-          <w:lang w:val="es_ES" w:bidi="es_ES"/>
-        </w:rPr>
-        <w:t>Realizaban ofrendas específicas</w:t>
-      </w:r>
-    </w:p>
-    <w:p>
-      <w:pPr>
-        <w:pStyle w:val="ListBullet"/>
-        <w:spacing w:line="240" w:lineRule="auto"/>
-        <w:ind w:left="720"/>
-      </w:pPr>
-      <w:r>
-        <w:rPr>
-          <w:lang w:val="es_ES" w:bidi="es_ES"/>
-        </w:rPr>
-      </w:r>
-      <w:r>
-        <w:rPr>
-          <w:lang w:val="es_ES" w:bidi="es_ES"/>
-        </w:rPr>
-        <w:t>Algunos requerían ayuno o alojamiento especial</w:t>
-      </w:r>
-    </w:p>
-    <w:p>
-      <w:pPr>
-        <w:pStyle w:val="Heading4"/>
-      </w:pPr>
-      <w:r>
-        <w:rPr>
-          <w:lang w:val="es_ES" w:bidi="es_ES"/>
-        </w:rPr>
-        <w:t>Acciones simbólicas</w:t>
-      </w:r>
-    </w:p>
-    <w:p>
-      <w:pPr/>
-      <w:r>
-        <w:rPr>
-          <w:lang w:val="es_ES" w:bidi="es_ES"/>
-        </w:rPr>
-      </w:r>
-      <w:r>
-        <w:rPr>
-          <w:lang w:val="es_ES" w:bidi="es_ES"/>
-        </w:rPr>
-        <w:t>Muchas actividades del festival tenían un significado más profundo:</w:t>
-      </w:r>
-    </w:p>
-    <w:p>
-      <w:pPr>
-        <w:pStyle w:val="ListBullet"/>
-        <w:spacing w:line="240" w:lineRule="auto"/>
-        <w:ind w:left="720"/>
-      </w:pPr>
-      <w:r>
-        <w:rPr>
-          <w:lang w:val="es_ES" w:bidi="es_ES"/>
-        </w:rPr>
-      </w:r>
-      <w:r>
-        <w:rPr>
-          <w:lang w:val="es_ES" w:bidi="es_ES"/>
-        </w:rPr>
-        <w:t>Vivir en refugios hacía recordad los años en el desierto.</w:t>
-      </w:r>
-    </w:p>
-    <w:p>
-      <w:pPr>
-        <w:pStyle w:val="ListBullet"/>
-        <w:spacing w:line="240" w:lineRule="auto"/>
-        <w:ind w:left="720"/>
-      </w:pPr>
-      <w:r>
-        <w:rPr>
-          <w:lang w:val="es_ES" w:bidi="es_ES"/>
-        </w:rPr>
-      </w:r>
-      <w:r>
-        <w:rPr>
-          <w:lang w:val="es_ES" w:bidi="es_ES"/>
-        </w:rPr>
-        <w:t>Las ofrendas de la primera cosecha (primicias) demostraban gratitud</w:t>
-      </w:r>
-    </w:p>
-    <w:p>
-      <w:pPr>
-        <w:pStyle w:val="ListBullet"/>
-        <w:spacing w:line="240" w:lineRule="auto"/>
-        <w:ind w:left="720"/>
-      </w:pPr>
-      <w:r>
-        <w:rPr>
-          <w:lang w:val="es_ES" w:bidi="es_ES"/>
-        </w:rPr>
-      </w:r>
-      <w:r>
-        <w:rPr>
-          <w:lang w:val="es_ES" w:bidi="es_ES"/>
-        </w:rPr>
-        <w:t>Las trompetas convocaban a la gente para adorar</w:t>
-      </w:r>
-    </w:p>
-    <w:p>
-      <w:pPr>
-        <w:pStyle w:val="ListBullet"/>
-        <w:spacing w:line="240" w:lineRule="auto"/>
-        <w:ind w:left="720"/>
-      </w:pPr>
-      <w:r>
-        <w:rPr>
-          <w:lang w:val="es_ES" w:bidi="es_ES"/>
-        </w:rPr>
-      </w:r>
-      <w:r>
-        <w:rPr>
-          <w:lang w:val="es_ES" w:bidi="es_ES"/>
-        </w:rPr>
-        <w:t>Considera explicar estos significados en notas al pie</w:t>
-      </w:r>
-    </w:p>
-    <w:p>
-      <w:pPr>
-        <w:pStyle w:val="Heading4"/>
-      </w:pPr>
-      <w:r>
-        <w:rPr>
-          <w:lang w:val="es_ES" w:bidi="es_ES"/>
-        </w:rPr>
-        <w:t>Conexiones con la agricultura</w:t>
-      </w:r>
-    </w:p>
-    <w:p>
-      <w:pPr/>
-      <w:r>
-        <w:rPr>
-          <w:lang w:val="es_ES" w:bidi="es_ES"/>
-        </w:rPr>
-      </w:r>
-      <w:r>
-        <w:rPr>
-          <w:lang w:val="es_ES" w:bidi="es_ES"/>
-        </w:rPr>
-        <w:t>Muchos festivales están relacionados con la agricultura:</w:t>
-      </w:r>
-    </w:p>
-    <w:p>
-      <w:pPr>
-        <w:pStyle w:val="ListBullet"/>
-        <w:spacing w:line="240" w:lineRule="auto"/>
-        <w:ind w:left="720"/>
-      </w:pPr>
-      <w:r>
-        <w:rPr>
-          <w:lang w:val="es_ES" w:bidi="es_ES"/>
-        </w:rPr>
-      </w:r>
-      <w:r>
-        <w:rPr>
-          <w:lang w:val="es_ES" w:bidi="es_ES"/>
-        </w:rPr>
-        <w:t>Primeros frutos al inicio de la cosecha</w:t>
-      </w:r>
-    </w:p>
-    <w:p>
-      <w:pPr>
-        <w:pStyle w:val="ListBullet"/>
-        <w:spacing w:line="240" w:lineRule="auto"/>
-        <w:ind w:left="720"/>
-      </w:pPr>
-      <w:r>
-        <w:rPr>
-          <w:lang w:val="es_ES" w:bidi="es_ES"/>
-        </w:rPr>
-      </w:r>
-      <w:r>
-        <w:rPr>
-          <w:lang w:val="es_ES" w:bidi="es_ES"/>
-        </w:rPr>
-        <w:t>Festival de las semanas al final de la cosecha de granos</w:t>
-      </w:r>
-    </w:p>
-    <w:p>
-      <w:pPr>
-        <w:pStyle w:val="ListBullet"/>
-        <w:spacing w:line="240" w:lineRule="auto"/>
-        <w:ind w:left="720"/>
-      </w:pPr>
-      <w:r>
-        <w:rPr>
-          <w:lang w:val="es_ES" w:bidi="es_ES"/>
-        </w:rPr>
-      </w:r>
-      <w:r>
-        <w:rPr>
-          <w:lang w:val="es_ES" w:bidi="es_ES"/>
-        </w:rPr>
-        <w:t>Normas sobre dejar los bordes de la cosecha para los necesitados</w:t>
-      </w:r>
-    </w:p>
-    <w:p>
-      <w:pPr>
-        <w:pStyle w:val="ListBullet"/>
-        <w:spacing w:line="240" w:lineRule="auto"/>
-        <w:ind w:left="720"/>
-      </w:pPr>
-      <w:r>
-        <w:rPr>
-          <w:lang w:val="es_ES" w:bidi="es_ES"/>
-        </w:rPr>
-      </w:r>
-      <w:r>
-        <w:rPr>
-          <w:lang w:val="es_ES" w:bidi="es_ES"/>
-        </w:rPr>
-        <w:t>Demostración la conexión entre la adoración y la vida cotidiana</w:t>
-      </w:r>
-    </w:p>
-    <w:p>
-      <w:pPr>
-        <w:pStyle w:val="Heading3"/>
-      </w:pPr>
-      <w:r>
-        <w:rPr>
-          <w:lang w:val="es_ES" w:bidi="es_ES"/>
-        </w:rPr>
-        <w:t>Desafíos especiales de traducción en este capítulo</w:t>
-      </w:r>
-    </w:p>
-    <w:p>
-      <w:pPr>
-        <w:pStyle w:val="Heading4"/>
-      </w:pPr>
-      <w:r>
-        <w:rPr>
-          <w:lang w:val="es_ES" w:bidi="es_ES"/>
-        </w:rPr>
-        <w:t>Términos del calendario</w:t>
-      </w:r>
-    </w:p>
-    <w:p>
-      <w:pPr/>
-      <w:r>
-        <w:rPr>
-          <w:lang w:val="es_ES" w:bidi="es_ES"/>
-        </w:rPr>
-      </w:r>
-      <w:r>
-        <w:rPr>
-          <w:lang w:val="es_ES" w:bidi="es_ES"/>
-        </w:rPr>
-        <w:t>El capítulo emplea términos del calendario hebreo que requieren una traducción cuidadosa:</w:t>
-      </w:r>
-    </w:p>
-    <w:p>
-      <w:pPr>
-        <w:pStyle w:val="ListBullet"/>
-        <w:spacing w:line="240" w:lineRule="auto"/>
-        <w:ind w:left="720"/>
-      </w:pPr>
-      <w:r>
-        <w:rPr>
-          <w:lang w:val="es_ES" w:bidi="es_ES"/>
-        </w:rPr>
-      </w:r>
-      <w:r>
-        <w:rPr>
-          <w:lang w:val="es_ES" w:bidi="es_ES"/>
-        </w:rPr>
-        <w:t>El "primer mes" es de marzo a abril</w:t>
-      </w:r>
-    </w:p>
-    <w:p>
-      <w:pPr>
-        <w:pStyle w:val="ListBullet"/>
-        <w:spacing w:line="240" w:lineRule="auto"/>
-        <w:ind w:left="720"/>
-      </w:pPr>
-      <w:r>
-        <w:rPr>
-          <w:lang w:val="es_ES" w:bidi="es_ES"/>
-        </w:rPr>
-      </w:r>
-      <w:r>
-        <w:rPr>
-          <w:lang w:val="es_ES" w:bidi="es_ES"/>
-        </w:rPr>
-        <w:t>El "séptimo mes" es de septiembre a octubre.</w:t>
-      </w:r>
-    </w:p>
-    <w:p>
-      <w:pPr>
-        <w:pStyle w:val="ListBullet"/>
-        <w:spacing w:line="240" w:lineRule="auto"/>
-        <w:ind w:left="720"/>
-      </w:pPr>
-      <w:r>
-        <w:rPr>
-          <w:lang w:val="es_ES" w:bidi="es_ES"/>
-        </w:rPr>
-      </w:r>
-      <w:r>
-        <w:rPr>
-          <w:lang w:val="es_ES" w:bidi="es_ES"/>
-        </w:rPr>
-        <w:t>Considera añadir explicaciones breves en las notas al pie</w:t>
-      </w:r>
-    </w:p>
-    <w:p>
-      <w:pPr>
-        <w:pStyle w:val="Heading4"/>
-      </w:pPr>
-      <w:r>
-        <w:rPr>
-          <w:lang w:val="es_ES" w:bidi="es_ES"/>
-        </w:rPr>
-        <w:t>Números y medidas</w:t>
-      </w:r>
-    </w:p>
-    <w:p>
-      <w:pPr/>
-      <w:r>
-        <w:rPr>
-          <w:lang w:val="es_ES" w:bidi="es_ES"/>
-        </w:rPr>
-      </w:r>
-      <w:r>
-        <w:rPr>
-          <w:lang w:val="es_ES" w:bidi="es_ES"/>
-        </w:rPr>
-        <w:t>El capítulo emplea diversos números y medidas:</w:t>
-      </w:r>
-    </w:p>
-    <w:p>
-      <w:pPr>
-        <w:pStyle w:val="ListBullet"/>
-        <w:spacing w:line="240" w:lineRule="auto"/>
-        <w:ind w:left="720"/>
-      </w:pPr>
-      <w:r>
-        <w:rPr>
-          <w:lang w:val="es_ES" w:bidi="es_ES"/>
-        </w:rPr>
-      </w:r>
-      <w:r>
-        <w:rPr>
-          <w:lang w:val="es_ES" w:bidi="es_ES"/>
-        </w:rPr>
-        <w:t>"Dos décimas" de un efa (aproximadamente 4.4 litros)</w:t>
-      </w:r>
-    </w:p>
-    <w:p>
-      <w:pPr>
-        <w:pStyle w:val="ListBullet"/>
-        <w:spacing w:line="240" w:lineRule="auto"/>
-        <w:ind w:left="720"/>
-      </w:pPr>
-      <w:r>
-        <w:rPr>
-          <w:lang w:val="es_ES" w:bidi="es_ES"/>
-        </w:rPr>
-      </w:r>
-      <w:r>
-        <w:rPr>
-          <w:lang w:val="es_ES" w:bidi="es_ES"/>
-        </w:rPr>
-        <w:t>"Un cuarto" de un hin (aproximadamente 1 litro)</w:t>
-      </w:r>
-    </w:p>
-    <w:p>
-      <w:pPr>
-        <w:pStyle w:val="ListBullet"/>
-        <w:spacing w:line="240" w:lineRule="auto"/>
-        <w:ind w:left="720"/>
-      </w:pPr>
-      <w:r>
-        <w:rPr>
-          <w:lang w:val="es_ES" w:bidi="es_ES"/>
-        </w:rPr>
-      </w:r>
-      <w:r>
-        <w:rPr>
-          <w:lang w:val="es_ES" w:bidi="es_ES"/>
-        </w:rPr>
-        <w:t>“Siete sábados” se refiere a siete semanas</w:t>
-      </w:r>
-    </w:p>
-    <w:p>
-      <w:pPr>
-        <w:pStyle w:val="ListBullet"/>
-        <w:spacing w:line="240" w:lineRule="auto"/>
-        <w:ind w:left="720"/>
-      </w:pPr>
-      <w:r>
-        <w:rPr>
-          <w:lang w:val="es_ES" w:bidi="es_ES"/>
-        </w:rPr>
-      </w:r>
-      <w:r>
-        <w:rPr>
-          <w:lang w:val="es_ES" w:bidi="es_ES"/>
-        </w:rPr>
-        <w:t xml:space="preserve">Considera usar mediciones locales </w:t>
-      </w:r>
-    </w:p>
-    <w:p>
-      <w:pPr>
-        <w:pStyle w:val="Heading4"/>
-      </w:pPr>
-      <w:r>
-        <w:rPr>
-          <w:lang w:val="es_ES" w:bidi="es_ES"/>
-        </w:rPr>
-        <w:t>Frases repetitivas</w:t>
-      </w:r>
-    </w:p>
-    <w:p>
-      <w:pPr/>
-      <w:r>
-        <w:rPr>
-          <w:lang w:val="es_ES" w:bidi="es_ES"/>
-        </w:rPr>
-      </w:r>
-      <w:r>
-        <w:rPr>
-          <w:lang w:val="es_ES" w:bidi="es_ES"/>
-        </w:rPr>
-        <w:t>Algunas frases se repiten varias veces:</w:t>
-      </w:r>
-    </w:p>
-    <w:p>
-      <w:pPr>
-        <w:pStyle w:val="ListBullet"/>
-        <w:spacing w:line="240" w:lineRule="auto"/>
-        <w:ind w:left="720"/>
-      </w:pPr>
-      <w:r>
-        <w:rPr>
-          <w:lang w:val="es_ES" w:bidi="es_ES"/>
-        </w:rPr>
-      </w:r>
-      <w:r>
-        <w:rPr>
-          <w:lang w:val="es_ES" w:bidi="es_ES"/>
-        </w:rPr>
-        <w:t>“delante de Jehová” significa “en la presencia de Jehová”.</w:t>
-      </w:r>
-    </w:p>
-    <w:p>
-      <w:pPr>
-        <w:pStyle w:val="ListBullet"/>
-        <w:spacing w:line="240" w:lineRule="auto"/>
-        <w:ind w:left="720"/>
-      </w:pPr>
-      <w:r>
-        <w:rPr>
-          <w:lang w:val="es_ES" w:bidi="es_ES"/>
-        </w:rPr>
-      </w:r>
-      <w:r>
-        <w:rPr>
-          <w:lang w:val="es_ES" w:bidi="es_ES"/>
-        </w:rPr>
-        <w:t>“Un aroma agradable” significa “una ofrenda que es aceptable”</w:t>
-      </w:r>
-    </w:p>
-    <w:p>
-      <w:pPr>
-        <w:pStyle w:val="ListBullet"/>
-        <w:spacing w:line="240" w:lineRule="auto"/>
-        <w:ind w:left="720"/>
-      </w:pPr>
-      <w:r>
-        <w:rPr>
-          <w:lang w:val="es_ES" w:bidi="es_ES"/>
-        </w:rPr>
-      </w:r>
-      <w:r>
-        <w:rPr>
-          <w:lang w:val="es_ES" w:bidi="es_ES"/>
-        </w:rPr>
-        <w:t>“Una ley permanente” significa “una regla que se mantiene para siempre”</w:t>
-      </w:r>
-    </w:p>
-    <w:p>
-      <w:pPr>
-        <w:pStyle w:val="ListBullet"/>
-        <w:spacing w:line="240" w:lineRule="auto"/>
-        <w:ind w:left="720"/>
-      </w:pPr>
-      <w:r>
-        <w:rPr>
-          <w:lang w:val="es_ES" w:bidi="es_ES"/>
-        </w:rPr>
-      </w:r>
-      <w:r>
-        <w:rPr>
-          <w:lang w:val="es_ES" w:bidi="es_ES"/>
-        </w:rPr>
-        <w:t>Usa traducciones consistentes para estas frases</w:t>
-      </w:r>
-    </w:p>
-    <w:p>
-      <w:pPr/>
-      <w:r>
-        <w:rPr>
-          <w:lang w:val="es_ES" w:bidi="es_ES"/>
-        </w:rPr>
-      </w:r>
-      <w:r>
-        <w:rPr>
-          <w:lang w:val="es_ES" w:bidi="es_ES"/>
-        </w:rPr>
-        <w:t xml:space="preserve">(Ver: </w:t>
-      </w:r>
-      <w:r>
-        <w:rPr>
-          <w:lang w:val="es_ES" w:bidi="es_ES"/>
-        </w:rPr>
-        <w:t>Sábado</w:t>
-      </w:r>
-      <w:r>
-        <w:rPr>
-          <w:lang w:val="es_ES" w:bidi="es_ES"/>
-        </w:rPr>
-        <w:t xml:space="preserve"> y </w:t>
-      </w:r>
-      <w:r>
-        <w:rPr>
-          <w:lang w:val="es_ES" w:bidi="es_ES"/>
-        </w:rPr>
-        <w:t>Santo</w:t>
-      </w:r>
-      <w:r>
-        <w:rPr>
-          <w:lang w:val="es_ES" w:bidi="es_ES"/>
-        </w:rPr>
-        <w:t>)</w:t>
-      </w:r>
-      <w:r>
-        <w:rPr>
-          <w:lang w:val="es_ES" w:bidi="es_ES"/>
-        </w:rPr>
-      </w:r>
-      <w:r>
-        <w:rPr>
-          <w:lang w:val="es_ES" w:bidi="es_ES"/>
-        </w:rPr>
-      </w:r>
-    </w:p>
-    <w:p>
-      <w:pPr/>
-      <w:r>
-        <w:rPr>
-          <w:lang w:val="es_ES" w:bidi="es_ES"/>
-        </w:rPr>
-      </w:r>
-    </w:p>
-    <w:p>
-      <w:pPr>
-        <w:pStyle w:val="Heading2"/>
-      </w:pPr>
-      <w:r>
-        <w:rPr>
-          <w:lang w:val="es_ES" w:bidi="es_ES"/>
-        </w:rPr>
-        <w:t>Levítico - Capítulo 24 Introducción</w:t>
-      </w:r>
-      <w:r>
-        <w:rPr>
-          <w:lang w:val="es_ES" w:bidi="es_ES"/>
-        </w:rPr>
-      </w:r>
-    </w:p>
-    <w:p>
-      <w:pPr>
-        <w:pStyle w:val="Heading3"/>
-      </w:pPr>
-      <w:r>
-        <w:rPr>
-          <w:lang w:val="es_ES" w:bidi="es_ES"/>
-        </w:rPr>
-        <w:t>Estructura y formato</w:t>
-      </w:r>
-    </w:p>
-    <w:p>
-      <w:pPr/>
-      <w:r>
-        <w:rPr>
-          <w:lang w:val="es_ES" w:bidi="es_ES"/>
-        </w:rPr>
-      </w:r>
-      <w:r>
-        <w:rPr>
-          <w:lang w:val="es_ES" w:bidi="es_ES"/>
-        </w:rPr>
-        <w:t>Este capítulo se divide en dos secciones principales:</w:t>
       </w:r>
     </w:p>
     <w:p>
@@ -26530,13 +24854,379 @@
         <w:rPr>
           <w:lang w:val="es_ES" w:bidi="es_ES"/>
         </w:rPr>
-        <w:t>Instrucciones sobre el candelabro y el pan (</w:t>
-      </w:r>
-      <w:r>
-        <w:rPr>
-          <w:lang w:val="es_ES" w:bidi="es_ES"/>
-        </w:rPr>
-        <w:t>24:1–9</w:t>
+        <w:t>Animales sin defectos (</w:t>
+      </w:r>
+      <w:r>
+        <w:rPr>
+          <w:lang w:val="es_ES" w:bidi="es_ES"/>
+        </w:rPr>
+        <w:t>22:17–25</w:t>
+      </w:r>
+      <w:r>
+        <w:rPr>
+          <w:lang w:val="es_ES" w:bidi="es_ES"/>
+        </w:rPr>
+        <w:t xml:space="preserve">) </w:t>
+      </w:r>
+    </w:p>
+    <w:p>
+      <w:pPr>
+        <w:pStyle w:val="ListNumber"/>
+        <w:spacing w:line="240" w:lineRule="auto"/>
+        <w:ind w:left="720"/>
+      </w:pPr>
+      <w:r>
+        <w:rPr>
+          <w:lang w:val="es_ES" w:bidi="es_ES"/>
+        </w:rPr>
+      </w:r>
+      <w:r>
+        <w:rPr>
+          <w:lang w:val="es_ES" w:bidi="es_ES"/>
+        </w:rPr>
+        <w:t>Normas sobre edad y tiempo (</w:t>
+      </w:r>
+      <w:r>
+        <w:rPr>
+          <w:lang w:val="es_ES" w:bidi="es_ES"/>
+        </w:rPr>
+        <w:t>22:26–33</w:t>
+      </w:r>
+      <w:r>
+        <w:rPr>
+          <w:lang w:val="es_ES" w:bidi="es_ES"/>
+        </w:rPr>
+        <w:t xml:space="preserve">) </w:t>
+      </w:r>
+    </w:p>
+    <w:p>
+      <w:pPr>
+        <w:pStyle w:val="Heading3"/>
+      </w:pPr>
+      <w:r>
+        <w:rPr>
+          <w:lang w:val="es_ES" w:bidi="es_ES"/>
+        </w:rPr>
+        <w:t>Conceptos religiosos y culturales en este capítulo</w:t>
+      </w:r>
+    </w:p>
+    <w:p>
+      <w:pPr>
+        <w:pStyle w:val="Heading4"/>
+      </w:pPr>
+      <w:r>
+        <w:rPr>
+          <w:lang w:val="es_ES" w:bidi="es_ES"/>
+        </w:rPr>
+        <w:t>Alimento sagrado</w:t>
+      </w:r>
+    </w:p>
+    <w:p>
+      <w:pPr/>
+      <w:r>
+        <w:rPr>
+          <w:lang w:val="es_ES" w:bidi="es_ES"/>
+        </w:rPr>
+      </w:r>
+      <w:r>
+        <w:rPr>
+          <w:lang w:val="es_ES" w:bidi="es_ES"/>
+        </w:rPr>
+        <w:t>El capítulo establece reglas estrictas sobre la comida sagrada:</w:t>
+      </w:r>
+    </w:p>
+    <w:p>
+      <w:pPr>
+        <w:pStyle w:val="ListBullet"/>
+        <w:spacing w:line="240" w:lineRule="auto"/>
+        <w:ind w:left="720"/>
+      </w:pPr>
+      <w:r>
+        <w:rPr>
+          <w:lang w:val="es_ES" w:bidi="es_ES"/>
+        </w:rPr>
+      </w:r>
+      <w:r>
+        <w:rPr>
+          <w:lang w:val="es_ES" w:bidi="es_ES"/>
+        </w:rPr>
+        <w:t>Solo los sacerdotes y sus familias podían comerlo.</w:t>
+      </w:r>
+    </w:p>
+    <w:p>
+      <w:pPr>
+        <w:pStyle w:val="ListBullet"/>
+        <w:spacing w:line="240" w:lineRule="auto"/>
+        <w:ind w:left="720"/>
+      </w:pPr>
+      <w:r>
+        <w:rPr>
+          <w:lang w:val="es_ES" w:bidi="es_ES"/>
+        </w:rPr>
+      </w:r>
+      <w:r>
+        <w:rPr>
+          <w:lang w:val="es_ES" w:bidi="es_ES"/>
+        </w:rPr>
+        <w:t>Los sacerdotes que estaban impuros no podían comerlo hasta que volvieran a ser puros.</w:t>
+      </w:r>
+    </w:p>
+    <w:p>
+      <w:pPr>
+        <w:pStyle w:val="ListBullet"/>
+        <w:spacing w:line="240" w:lineRule="auto"/>
+        <w:ind w:left="720"/>
+      </w:pPr>
+      <w:r>
+        <w:rPr>
+          <w:lang w:val="es_ES" w:bidi="es_ES"/>
+        </w:rPr>
+      </w:r>
+      <w:r>
+        <w:rPr>
+          <w:lang w:val="es_ES" w:bidi="es_ES"/>
+        </w:rPr>
+        <w:t>Las hijas que se casaban con hombres que no eran sacerdotes ya no podían comerlo</w:t>
+      </w:r>
+    </w:p>
+    <w:p>
+      <w:pPr>
+        <w:pStyle w:val="ListBullet"/>
+        <w:spacing w:line="240" w:lineRule="auto"/>
+        <w:ind w:left="720"/>
+      </w:pPr>
+      <w:r>
+        <w:rPr>
+          <w:lang w:val="es_ES" w:bidi="es_ES"/>
+        </w:rPr>
+      </w:r>
+      <w:r>
+        <w:rPr>
+          <w:lang w:val="es_ES" w:bidi="es_ES"/>
+        </w:rPr>
+        <w:t>Comerlo accidentalmente requería un pago más un 20% adicional</w:t>
+      </w:r>
+    </w:p>
+    <w:p>
+      <w:pPr>
+        <w:pStyle w:val="Heading4"/>
+      </w:pPr>
+      <w:r>
+        <w:rPr>
+          <w:lang w:val="es_ES" w:bidi="es_ES"/>
+        </w:rPr>
+        <w:t>Sacrificios aceptables</w:t>
+      </w:r>
+    </w:p>
+    <w:p>
+      <w:pPr/>
+      <w:r>
+        <w:rPr>
+          <w:lang w:val="es_ES" w:bidi="es_ES"/>
+        </w:rPr>
+      </w:r>
+      <w:r>
+        <w:rPr>
+          <w:lang w:val="es_ES" w:bidi="es_ES"/>
+        </w:rPr>
+        <w:t>El capítulo define qué características hacen que un animal sea aceptable:</w:t>
+      </w:r>
+    </w:p>
+    <w:p>
+      <w:pPr>
+        <w:pStyle w:val="ListBullet"/>
+        <w:spacing w:line="240" w:lineRule="auto"/>
+        <w:ind w:left="720"/>
+      </w:pPr>
+      <w:r>
+        <w:rPr>
+          <w:lang w:val="es_ES" w:bidi="es_ES"/>
+        </w:rPr>
+      </w:r>
+      <w:r>
+        <w:rPr>
+          <w:lang w:val="es_ES" w:bidi="es_ES"/>
+        </w:rPr>
+        <w:t>Debe estar en perfectas condiciones físicas</w:t>
+      </w:r>
+    </w:p>
+    <w:p>
+      <w:pPr>
+        <w:pStyle w:val="ListBullet"/>
+        <w:spacing w:line="240" w:lineRule="auto"/>
+        <w:ind w:left="720"/>
+      </w:pPr>
+      <w:r>
+        <w:rPr>
+          <w:lang w:val="es_ES" w:bidi="es_ES"/>
+        </w:rPr>
+      </w:r>
+      <w:r>
+        <w:rPr>
+          <w:lang w:val="es_ES" w:bidi="es_ES"/>
+        </w:rPr>
+        <w:t>Debe tener al menos 8 días desde su creación</w:t>
+      </w:r>
+    </w:p>
+    <w:p>
+      <w:pPr>
+        <w:pStyle w:val="ListBullet"/>
+        <w:spacing w:line="240" w:lineRule="auto"/>
+        <w:ind w:left="720"/>
+      </w:pPr>
+      <w:r>
+        <w:rPr>
+          <w:lang w:val="es_ES" w:bidi="es_ES"/>
+        </w:rPr>
+      </w:r>
+      <w:r>
+        <w:rPr>
+          <w:lang w:val="es_ES" w:bidi="es_ES"/>
+        </w:rPr>
+        <w:t>No se puede castrar</w:t>
+      </w:r>
+    </w:p>
+    <w:p>
+      <w:pPr>
+        <w:pStyle w:val="ListBullet"/>
+        <w:spacing w:line="240" w:lineRule="auto"/>
+        <w:ind w:left="720"/>
+      </w:pPr>
+      <w:r>
+        <w:rPr>
+          <w:lang w:val="es_ES" w:bidi="es_ES"/>
+        </w:rPr>
+      </w:r>
+      <w:r>
+        <w:rPr>
+          <w:lang w:val="es_ES" w:bidi="es_ES"/>
+        </w:rPr>
+        <w:t>No pueden ser de extranjeros.</w:t>
+        <w:br/>
+      </w:r>
+      <w:r>
+        <w:rPr>
+          <w:lang w:val="es_ES" w:bidi="es_ES"/>
+        </w:rPr>
+        <w:t>Estas reglas mostraban respeto por la santidad de Dios.</w:t>
+      </w:r>
+    </w:p>
+    <w:p>
+      <w:pPr>
+        <w:pStyle w:val="Heading4"/>
+      </w:pPr>
+      <w:r>
+        <w:rPr>
+          <w:lang w:val="es_ES" w:bidi="es_ES"/>
+        </w:rPr>
+        <w:t>Miembros del hogar</w:t>
+      </w:r>
+    </w:p>
+    <w:p>
+      <w:pPr/>
+      <w:r>
+        <w:rPr>
+          <w:lang w:val="es_ES" w:bidi="es_ES"/>
+        </w:rPr>
+      </w:r>
+      <w:r>
+        <w:rPr>
+          <w:lang w:val="es_ES" w:bidi="es_ES"/>
+        </w:rPr>
+        <w:t>El capítulo muestra cómo la situación del hogar influía en los derechos:</w:t>
+      </w:r>
+    </w:p>
+    <w:p>
+      <w:pPr>
+        <w:pStyle w:val="ListBullet"/>
+        <w:spacing w:line="240" w:lineRule="auto"/>
+        <w:ind w:left="720"/>
+      </w:pPr>
+      <w:r>
+        <w:rPr>
+          <w:lang w:val="es_ES" w:bidi="es_ES"/>
+        </w:rPr>
+      </w:r>
+      <w:r>
+        <w:rPr>
+          <w:lang w:val="es_ES" w:bidi="es_ES"/>
+        </w:rPr>
+        <w:t>Los esclavos de los sacerdotes podían consumir alimentos sagrados</w:t>
+      </w:r>
+    </w:p>
+    <w:p>
+      <w:pPr>
+        <w:pStyle w:val="ListBullet"/>
+        <w:spacing w:line="240" w:lineRule="auto"/>
+        <w:ind w:left="720"/>
+      </w:pPr>
+      <w:r>
+        <w:rPr>
+          <w:lang w:val="es_ES" w:bidi="es_ES"/>
+        </w:rPr>
+      </w:r>
+      <w:r>
+        <w:rPr>
+          <w:lang w:val="es_ES" w:bidi="es_ES"/>
+        </w:rPr>
+        <w:t>Los trabajadores contratados no podían</w:t>
+      </w:r>
+    </w:p>
+    <w:p>
+      <w:pPr>
+        <w:pStyle w:val="ListBullet"/>
+        <w:spacing w:line="240" w:lineRule="auto"/>
+        <w:ind w:left="720"/>
+      </w:pPr>
+      <w:r>
+        <w:rPr>
+          <w:lang w:val="es_ES" w:bidi="es_ES"/>
+        </w:rPr>
+      </w:r>
+      <w:r>
+        <w:rPr>
+          <w:lang w:val="es_ES" w:bidi="es_ES"/>
+        </w:rPr>
+        <w:t>Los derechos de las hijas cambiaron con el matrimonio,</w:t>
+        <w:br/>
+      </w:r>
+      <w:r>
+        <w:rPr>
+          <w:lang w:val="es_ES" w:bidi="es_ES"/>
+        </w:rPr>
+        <w:t>lo que reflejaba la importancia de la estructura familiar.</w:t>
+      </w:r>
+    </w:p>
+    <w:p>
+      <w:pPr/>
+      <w:r>
+        <w:rPr>
+          <w:lang w:val="es_ES" w:bidi="es_ES"/>
+        </w:rPr>
+      </w:r>
+      <w:r>
+        <w:rPr>
+          <w:lang w:val="es_ES" w:bidi="es_ES"/>
+        </w:rPr>
+        <w:t xml:space="preserve">(Ver: </w:t>
+      </w:r>
+      <w:r>
+        <w:rPr>
+          <w:lang w:val="es_ES" w:bidi="es_ES"/>
+        </w:rPr>
+        <w:t>Santo</w:t>
+      </w:r>
+      <w:r>
+        <w:rPr>
+          <w:lang w:val="es_ES" w:bidi="es_ES"/>
+        </w:rPr>
+        <w:t xml:space="preserve"> y </w:t>
+      </w:r>
+      <w:r>
+        <w:rPr>
+          <w:lang w:val="es_ES" w:bidi="es_ES"/>
+        </w:rPr>
+        <w:t>Puro</w:t>
       </w:r>
       <w:r>
         <w:rPr>
@@ -26547,32 +25237,38 @@
     </w:p>
     <w:p>
       <w:pPr>
-        <w:pStyle w:val="ListNumber"/>
-        <w:spacing w:line="240" w:lineRule="auto"/>
-        <w:ind w:left="720"/>
-      </w:pPr>
-      <w:r>
-        <w:rPr>
-          <w:lang w:val="es_ES" w:bidi="es_ES"/>
-        </w:rPr>
-      </w:r>
-      <w:r>
-        <w:rPr>
-          <w:lang w:val="es_ES" w:bidi="es_ES"/>
-        </w:rPr>
-        <w:t>Un caso de blasfemia y su castigo (</w:t>
-      </w:r>
-      <w:r>
-        <w:rPr>
-          <w:lang w:val="es_ES" w:bidi="es_ES"/>
-        </w:rPr>
-        <w:t>24:10–23</w:t>
-      </w:r>
-      <w:r>
-        <w:rPr>
-          <w:lang w:val="es_ES" w:bidi="es_ES"/>
-        </w:rPr>
-        <w:t>)</w:t>
+        <w:pStyle w:val="Heading3"/>
+      </w:pPr>
+      <w:r>
+        <w:rPr>
+          <w:lang w:val="es_ES" w:bidi="es_ES"/>
+        </w:rPr>
+        <w:t>Problemas de traducción en este capítulo</w:t>
+      </w:r>
+    </w:p>
+    <w:p>
+      <w:pPr>
+        <w:pStyle w:val="Heading4"/>
+      </w:pPr>
+      <w:r>
+        <w:rPr>
+          <w:lang w:val="es_ES" w:bidi="es_ES"/>
+        </w:rPr>
+        <w:t>Citas dentro de citas</w:t>
+      </w:r>
+    </w:p>
+    <w:p>
+      <w:pPr/>
+      <w:r>
+        <w:rPr>
+          <w:lang w:val="es_ES" w:bidi="es_ES"/>
+        </w:rPr>
+      </w:r>
+      <w:r>
+        <w:rPr>
+          <w:lang w:val="es_ES" w:bidi="es_ES"/>
+        </w:rPr>
+        <w:t>El capítulo incluye varios niveles de discurso:</w:t>
       </w:r>
     </w:p>
     <w:p>
@@ -26590,19 +25286,7 @@
         <w:rPr>
           <w:lang w:val="es_ES" w:bidi="es_ES"/>
         </w:rPr>
-        <w:t>Instrucciones generales sobre la blasfemia (</w:t>
-      </w:r>
-      <w:r>
-        <w:rPr>
-          <w:lang w:val="es_ES" w:bidi="es_ES"/>
-        </w:rPr>
-        <w:t>24:15–16</w:t>
-      </w:r>
-      <w:r>
-        <w:rPr>
-          <w:lang w:val="es_ES" w:bidi="es_ES"/>
-        </w:rPr>
-        <w:t>)</w:t>
+        <w:t>Jehová habla a Moisés</w:t>
       </w:r>
     </w:p>
     <w:p>
@@ -26620,19 +25304,7 @@
         <w:rPr>
           <w:lang w:val="es_ES" w:bidi="es_ES"/>
         </w:rPr>
-        <w:t>Leyes sobre lesiones personales (</w:t>
-      </w:r>
-      <w:r>
-        <w:rPr>
-          <w:lang w:val="es_ES" w:bidi="es_ES"/>
-        </w:rPr>
-        <w:t>24:17–22</w:t>
-      </w:r>
-      <w:r>
-        <w:rPr>
-          <w:lang w:val="es_ES" w:bidi="es_ES"/>
-        </w:rPr>
-        <w:t>)</w:t>
+        <w:t>Moisés habla a Aarón y a sus hijos</w:t>
       </w:r>
     </w:p>
     <w:p>
@@ -26650,19 +25322,206 @@
         <w:rPr>
           <w:lang w:val="es_ES" w:bidi="es_ES"/>
         </w:rPr>
-        <w:t>Castigo realizado (</w:t>
-      </w:r>
-      <w:r>
-        <w:rPr>
-          <w:lang w:val="es_ES" w:bidi="es_ES"/>
-        </w:rPr>
-        <w:t>24:23</w:t>
-      </w:r>
-      <w:r>
-        <w:rPr>
-          <w:lang w:val="es_ES" w:bidi="es_ES"/>
-        </w:rPr>
-        <w:t>)</w:t>
+        <w:t>Instrucciones para todos los israelitas</w:t>
+        <w:br/>
+      </w:r>
+      <w:r>
+        <w:rPr>
+          <w:lang w:val="es_ES" w:bidi="es_ES"/>
+        </w:rPr>
+        <w:t>Tu idioma puede requerir diferentes formas de mostrar estos niveles.</w:t>
+      </w:r>
+    </w:p>
+    <w:p>
+      <w:pPr>
+        <w:pStyle w:val="Heading4"/>
+      </w:pPr>
+      <w:r>
+        <w:rPr>
+          <w:lang w:val="es_ES" w:bidi="es_ES"/>
+        </w:rPr>
+        <w:t>Metáforas e modismos</w:t>
+      </w:r>
+    </w:p>
+    <w:p>
+      <w:pPr/>
+      <w:r>
+        <w:rPr>
+          <w:lang w:val="es_ES" w:bidi="es_ES"/>
+        </w:rPr>
+      </w:r>
+      <w:r>
+        <w:rPr>
+          <w:lang w:val="es_ES" w:bidi="es_ES"/>
+        </w:rPr>
+        <w:t>El capítulo emplea varias expresiones que necesitan una traducción meticulosa:</w:t>
+      </w:r>
+    </w:p>
+    <w:p>
+      <w:pPr>
+        <w:pStyle w:val="ListBullet"/>
+        <w:spacing w:line="240" w:lineRule="auto"/>
+        <w:ind w:left="720"/>
+      </w:pPr>
+      <w:r>
+        <w:rPr>
+          <w:lang w:val="es_ES" w:bidi="es_ES"/>
+        </w:rPr>
+      </w:r>
+      <w:r>
+        <w:rPr>
+          <w:lang w:val="es_ES" w:bidi="es_ES"/>
+        </w:rPr>
+        <w:t>“Pan de Dios” significa “ofrendas de comida para Dios”</w:t>
+      </w:r>
+    </w:p>
+    <w:p>
+      <w:pPr>
+        <w:pStyle w:val="ListBullet"/>
+        <w:spacing w:line="240" w:lineRule="auto"/>
+        <w:ind w:left="720"/>
+      </w:pPr>
+      <w:r>
+        <w:rPr>
+          <w:lang w:val="es_ES" w:bidi="es_ES"/>
+        </w:rPr>
+      </w:r>
+      <w:r>
+        <w:rPr>
+          <w:lang w:val="es_ES" w:bidi="es_ES"/>
+        </w:rPr>
+        <w:t>“de la mano de extranjero” significa “por un extranjero”</w:t>
+      </w:r>
+    </w:p>
+    <w:p>
+      <w:pPr>
+        <w:pStyle w:val="ListBullet"/>
+        <w:spacing w:line="240" w:lineRule="auto"/>
+        <w:ind w:left="720"/>
+      </w:pPr>
+      <w:r>
+        <w:rPr>
+          <w:lang w:val="es_ES" w:bidi="es_ES"/>
+        </w:rPr>
+      </w:r>
+      <w:r>
+        <w:rPr>
+          <w:lang w:val="es_ES" w:bidi="es_ES"/>
+        </w:rPr>
+        <w:t>“Simiente” significa “sus descendientes”.</w:t>
+      </w:r>
+    </w:p>
+    <w:p>
+      <w:pPr>
+        <w:pStyle w:val="Heading4"/>
+      </w:pPr>
+      <w:r>
+        <w:rPr>
+          <w:lang w:val="es_ES" w:bidi="es_ES"/>
+        </w:rPr>
+        <w:t>Términos relacionados con el cuerpo y la familia</w:t>
+      </w:r>
+    </w:p>
+    <w:p>
+      <w:pPr/>
+      <w:r>
+        <w:rPr>
+          <w:lang w:val="es_ES" w:bidi="es_ES"/>
+        </w:rPr>
+      </w:r>
+      <w:r>
+        <w:rPr>
+          <w:lang w:val="es_ES" w:bidi="es_ES"/>
+        </w:rPr>
+        <w:t>El capítulo emplea términos que podrían requerir una explicación:</w:t>
+      </w:r>
+    </w:p>
+    <w:p>
+      <w:pPr>
+        <w:pStyle w:val="ListBullet"/>
+        <w:spacing w:line="240" w:lineRule="auto"/>
+        <w:ind w:left="720"/>
+      </w:pPr>
+      <w:r>
+        <w:rPr>
+          <w:lang w:val="es_ES" w:bidi="es_ES"/>
+        </w:rPr>
+      </w:r>
+      <w:r>
+        <w:rPr>
+          <w:lang w:val="es_ES" w:bidi="es_ES"/>
+        </w:rPr>
+        <w:t>“Carne” se refiere al cuerpo físico.</w:t>
+      </w:r>
+    </w:p>
+    <w:p>
+      <w:pPr>
+        <w:pStyle w:val="ListBullet"/>
+        <w:spacing w:line="240" w:lineRule="auto"/>
+        <w:ind w:left="720"/>
+      </w:pPr>
+      <w:r>
+        <w:rPr>
+          <w:lang w:val="es_ES" w:bidi="es_ES"/>
+        </w:rPr>
+      </w:r>
+      <w:r>
+        <w:rPr>
+          <w:lang w:val="es_ES" w:bidi="es_ES"/>
+        </w:rPr>
+        <w:t>“Casa” significa familia u hogar</w:t>
+      </w:r>
+    </w:p>
+    <w:p>
+      <w:pPr>
+        <w:pStyle w:val="ListBullet"/>
+        <w:spacing w:line="240" w:lineRule="auto"/>
+        <w:ind w:left="720"/>
+      </w:pPr>
+      <w:r>
+        <w:rPr>
+          <w:lang w:val="es_ES" w:bidi="es_ES"/>
+        </w:rPr>
+      </w:r>
+      <w:r>
+        <w:rPr>
+          <w:lang w:val="es_ES" w:bidi="es_ES"/>
+        </w:rPr>
+        <w:t>“Extranjero” o "Extraño" significa un residente temporal</w:t>
+      </w:r>
+      <w:r>
+        <w:rPr>
+          <w:lang w:val="es_ES" w:bidi="es_ES"/>
+        </w:rPr>
+      </w:r>
+      <w:r>
+        <w:rPr>
+          <w:lang w:val="es_ES" w:bidi="es_ES"/>
+        </w:rPr>
+      </w:r>
+    </w:p>
+    <w:p>
+      <w:pPr/>
+      <w:r>
+        <w:rPr>
+          <w:lang w:val="es_ES" w:bidi="es_ES"/>
+        </w:rPr>
+      </w:r>
+    </w:p>
+    <w:p>
+      <w:pPr>
+        <w:pStyle w:val="Heading2"/>
+      </w:pPr>
+      <w:r>
+        <w:rPr>
+          <w:lang w:val="es_ES" w:bidi="es_ES"/>
+        </w:rPr>
+        <w:t>Levítico - Capítulo 23 Introducción</w:t>
+      </w:r>
+      <w:r>
+        <w:rPr>
+          <w:lang w:val="es_ES" w:bidi="es_ES"/>
+        </w:rPr>
       </w:r>
     </w:p>
     <w:p>
@@ -26673,18 +25532,7 @@
         <w:rPr>
           <w:lang w:val="es_ES" w:bidi="es_ES"/>
         </w:rPr>
-        <w:t>Conceptos religiosos y culturales en este capítulo</w:t>
-      </w:r>
-    </w:p>
-    <w:p>
-      <w:pPr>
-        <w:pStyle w:val="Heading4"/>
-      </w:pPr>
-      <w:r>
-        <w:rPr>
-          <w:lang w:val="es_ES" w:bidi="es_ES"/>
-        </w:rPr>
-        <w:t>Pan sagrado y candelabro</w:t>
+        <w:t>Estructura y formato</w:t>
       </w:r>
     </w:p>
     <w:p>
@@ -26698,648 +25546,7 @@
         <w:rPr>
           <w:lang w:val="es_ES" w:bidi="es_ES"/>
         </w:rPr>
-        <w:t>El capítulo proporciona reglas sobre artículos sagrados:</w:t>
-      </w:r>
-    </w:p>
-    <w:p>
-      <w:pPr>
-        <w:pStyle w:val="ListBullet"/>
-        <w:spacing w:line="240" w:lineRule="auto"/>
-        <w:ind w:left="720"/>
-      </w:pPr>
-      <w:r>
-        <w:rPr>
-          <w:lang w:val="es_ES" w:bidi="es_ES"/>
-        </w:rPr>
-      </w:r>
-      <w:r>
-        <w:rPr>
-          <w:lang w:val="es_ES" w:bidi="es_ES"/>
-        </w:rPr>
-        <w:t>El pan simbolizaba la presencia de Dios.</w:t>
-      </w:r>
-    </w:p>
-    <w:p>
-      <w:pPr>
-        <w:pStyle w:val="ListBullet"/>
-        <w:spacing w:line="240" w:lineRule="auto"/>
-        <w:ind w:left="720"/>
-      </w:pPr>
-      <w:r>
-        <w:rPr>
-          <w:lang w:val="es_ES" w:bidi="es_ES"/>
-        </w:rPr>
-      </w:r>
-      <w:r>
-        <w:rPr>
-          <w:lang w:val="es_ES" w:bidi="es_ES"/>
-        </w:rPr>
-        <w:t>El candelabro debía estar encendido de manera continua.</w:t>
-      </w:r>
-    </w:p>
-    <w:p>
-      <w:pPr>
-        <w:pStyle w:val="ListBullet"/>
-        <w:spacing w:line="240" w:lineRule="auto"/>
-        <w:ind w:left="720"/>
-      </w:pPr>
-      <w:r>
-        <w:rPr>
-          <w:lang w:val="es_ES" w:bidi="es_ES"/>
-        </w:rPr>
-      </w:r>
-      <w:r>
-        <w:rPr>
-          <w:lang w:val="es_ES" w:bidi="es_ES"/>
-        </w:rPr>
-        <w:t>Solo los sacerdotes podían consumir el pan sagrado.</w:t>
-      </w:r>
-    </w:p>
-    <w:p>
-      <w:pPr>
-        <w:pStyle w:val="ListBullet"/>
-        <w:spacing w:line="240" w:lineRule="auto"/>
-        <w:ind w:left="720"/>
-      </w:pPr>
-      <w:r>
-        <w:rPr>
-          <w:lang w:val="es_ES" w:bidi="es_ES"/>
-        </w:rPr>
-      </w:r>
-      <w:r>
-        <w:rPr>
-          <w:lang w:val="es_ES" w:bidi="es_ES"/>
-        </w:rPr>
-        <w:t>Estos artículos requerían un cuidado especial y respeto.</w:t>
-      </w:r>
-    </w:p>
-    <w:p>
-      <w:pPr>
-        <w:pStyle w:val="Heading4"/>
-      </w:pPr>
-      <w:r>
-        <w:rPr>
-          <w:lang w:val="es_ES" w:bidi="es_ES"/>
-        </w:rPr>
-        <w:t>Blasfemia</w:t>
-      </w:r>
-    </w:p>
-    <w:p>
-      <w:pPr/>
-      <w:r>
-        <w:rPr>
-          <w:lang w:val="es_ES" w:bidi="es_ES"/>
-        </w:rPr>
-      </w:r>
-      <w:r>
-        <w:rPr>
-          <w:lang w:val="es_ES" w:bidi="es_ES"/>
-        </w:rPr>
-        <w:t>El capítulo documenta el primer caso de blasfemia:</w:t>
-      </w:r>
-    </w:p>
-    <w:p>
-      <w:pPr>
-        <w:pStyle w:val="ListBullet"/>
-        <w:spacing w:line="240" w:lineRule="auto"/>
-        <w:ind w:left="720"/>
-      </w:pPr>
-      <w:r>
-        <w:rPr>
-          <w:lang w:val="es_ES" w:bidi="es_ES"/>
-        </w:rPr>
-      </w:r>
-      <w:r>
-        <w:rPr>
-          <w:lang w:val="es_ES" w:bidi="es_ES"/>
-        </w:rPr>
-        <w:t>Hablar de manera irrespetuosa sobre Dios era algo serio.</w:t>
-      </w:r>
-    </w:p>
-    <w:p>
-      <w:pPr>
-        <w:pStyle w:val="ListBullet"/>
-        <w:spacing w:line="240" w:lineRule="auto"/>
-        <w:ind w:left="720"/>
-      </w:pPr>
-      <w:r>
-        <w:rPr>
-          <w:lang w:val="es_ES" w:bidi="es_ES"/>
-        </w:rPr>
-      </w:r>
-      <w:r>
-        <w:rPr>
-          <w:lang w:val="es_ES" w:bidi="es_ES"/>
-        </w:rPr>
-        <w:t>El castigo consistía en la muerte por lapidación.</w:t>
-      </w:r>
-    </w:p>
-    <w:p>
-      <w:pPr>
-        <w:pStyle w:val="ListBullet"/>
-        <w:spacing w:line="240" w:lineRule="auto"/>
-        <w:ind w:left="720"/>
-      </w:pPr>
-      <w:r>
-        <w:rPr>
-          <w:lang w:val="es_ES" w:bidi="es_ES"/>
-        </w:rPr>
-      </w:r>
-      <w:r>
-        <w:rPr>
-          <w:lang w:val="es_ES" w:bidi="es_ES"/>
-        </w:rPr>
-        <w:t>Toda la comunidad participaba.</w:t>
-      </w:r>
-    </w:p>
-    <w:p>
-      <w:pPr>
-        <w:pStyle w:val="ListBullet"/>
-        <w:spacing w:line="240" w:lineRule="auto"/>
-        <w:ind w:left="720"/>
-      </w:pPr>
-      <w:r>
-        <w:rPr>
-          <w:lang w:val="es_ES" w:bidi="es_ES"/>
-        </w:rPr>
-      </w:r>
-      <w:r>
-        <w:rPr>
-          <w:lang w:val="es_ES" w:bidi="es_ES"/>
-        </w:rPr>
-        <w:t>Este caso sentó el precedente para situaciones futuras.</w:t>
-      </w:r>
-    </w:p>
-    <w:p>
-      <w:pPr>
-        <w:pStyle w:val="Heading4"/>
-      </w:pPr>
-      <w:r>
-        <w:rPr>
-          <w:lang w:val="es_ES" w:bidi="es_ES"/>
-        </w:rPr>
-        <w:t>Acciones simbólicas</w:t>
-      </w:r>
-    </w:p>
-    <w:p>
-      <w:pPr/>
-      <w:r>
-        <w:rPr>
-          <w:lang w:val="es_ES" w:bidi="es_ES"/>
-        </w:rPr>
-      </w:r>
-      <w:r>
-        <w:rPr>
-          <w:lang w:val="es_ES" w:bidi="es_ES"/>
-        </w:rPr>
-        <w:t>Diversas acciones poseían un significado especial:</w:t>
-      </w:r>
-    </w:p>
-    <w:p>
-      <w:pPr>
-        <w:pStyle w:val="ListBullet"/>
-        <w:spacing w:line="240" w:lineRule="auto"/>
-        <w:ind w:left="720"/>
-      </w:pPr>
-      <w:r>
-        <w:rPr>
-          <w:lang w:val="es_ES" w:bidi="es_ES"/>
-        </w:rPr>
-      </w:r>
-      <w:r>
-        <w:rPr>
-          <w:lang w:val="es_ES" w:bidi="es_ES"/>
-        </w:rPr>
-        <w:t>Los testigos colocaban las manos sobre la cabeza de la persona culpable.</w:t>
-      </w:r>
-    </w:p>
-    <w:p>
-      <w:pPr>
-        <w:pStyle w:val="ListBullet"/>
-        <w:spacing w:line="240" w:lineRule="auto"/>
-        <w:ind w:left="720"/>
-      </w:pPr>
-      <w:r>
-        <w:rPr>
-          <w:lang w:val="es_ES" w:bidi="es_ES"/>
-        </w:rPr>
-      </w:r>
-      <w:r>
-        <w:rPr>
-          <w:lang w:val="es_ES" w:bidi="es_ES"/>
-        </w:rPr>
-        <w:t>La comunidad participaba en el castigo.</w:t>
-      </w:r>
-    </w:p>
-    <w:p>
-      <w:pPr>
-        <w:pStyle w:val="ListBullet"/>
-        <w:spacing w:line="240" w:lineRule="auto"/>
-        <w:ind w:left="720"/>
-      </w:pPr>
-      <w:r>
-        <w:rPr>
-          <w:lang w:val="es_ES" w:bidi="es_ES"/>
-        </w:rPr>
-      </w:r>
-      <w:r>
-        <w:rPr>
-          <w:lang w:val="es_ES" w:bidi="es_ES"/>
-        </w:rPr>
-        <w:t>La disposición del pan mostraba la presencia de Dios.</w:t>
-      </w:r>
-    </w:p>
-    <w:p>
-      <w:pPr>
-        <w:pStyle w:val="ListBullet"/>
-        <w:spacing w:line="240" w:lineRule="auto"/>
-        <w:ind w:left="720"/>
-      </w:pPr>
-      <w:r>
-        <w:rPr>
-          <w:lang w:val="es_ES" w:bidi="es_ES"/>
-        </w:rPr>
-      </w:r>
-      <w:r>
-        <w:rPr>
-          <w:lang w:val="es_ES" w:bidi="es_ES"/>
-        </w:rPr>
-        <w:t>Considera explicar estos significados en notas al pie de página.</w:t>
-      </w:r>
-    </w:p>
-    <w:p>
-      <w:pPr>
-        <w:pStyle w:val="Heading3"/>
-      </w:pPr>
-      <w:r>
-        <w:rPr>
-          <w:lang w:val="es_ES" w:bidi="es_ES"/>
-        </w:rPr>
-        <w:t>Problemas de traducción en este capítulo</w:t>
-      </w:r>
-    </w:p>
-    <w:p>
-      <w:pPr>
-        <w:pStyle w:val="Heading4"/>
-      </w:pPr>
-      <w:r>
-        <w:rPr>
-          <w:lang w:val="es_ES" w:bidi="es_ES"/>
-        </w:rPr>
-        <w:t>Eufemismos</w:t>
-      </w:r>
-    </w:p>
-    <w:p>
-      <w:pPr/>
-      <w:r>
-        <w:rPr>
-          <w:lang w:val="es_ES" w:bidi="es_ES"/>
-        </w:rPr>
-      </w:r>
-      <w:r>
-        <w:rPr>
-          <w:lang w:val="es_ES" w:bidi="es_ES"/>
-        </w:rPr>
-        <w:t>El capítulo emplea formas respetuosas para referirse a Dios:</w:t>
-      </w:r>
-    </w:p>
-    <w:p>
-      <w:pPr>
-        <w:pStyle w:val="ListBullet"/>
-        <w:spacing w:line="240" w:lineRule="auto"/>
-        <w:ind w:left="720"/>
-      </w:pPr>
-      <w:r>
-        <w:rPr>
-          <w:lang w:val="es_ES" w:bidi="es_ES"/>
-        </w:rPr>
-      </w:r>
-      <w:r>
-        <w:rPr>
-          <w:lang w:val="es_ES" w:bidi="es_ES"/>
-        </w:rPr>
-        <w:t>“El Nombre” se refiere a “Jehová.”</w:t>
-      </w:r>
-    </w:p>
-    <w:p>
-      <w:pPr>
-        <w:pStyle w:val="ListBullet"/>
-        <w:spacing w:line="240" w:lineRule="auto"/>
-        <w:ind w:left="720"/>
-      </w:pPr>
-      <w:r>
-        <w:rPr>
-          <w:lang w:val="es_ES" w:bidi="es_ES"/>
-        </w:rPr>
-      </w:r>
-      <w:r>
-        <w:rPr>
-          <w:lang w:val="es_ES" w:bidi="es_ES"/>
-        </w:rPr>
-        <w:t>Considera cómo tu idioma expresa respeto al referirse a Dios.</w:t>
-      </w:r>
-    </w:p>
-    <w:p>
-      <w:pPr>
-        <w:pStyle w:val="ListBullet"/>
-        <w:spacing w:line="240" w:lineRule="auto"/>
-        <w:ind w:left="720"/>
-      </w:pPr>
-      <w:r>
-        <w:rPr>
-          <w:lang w:val="es_ES" w:bidi="es_ES"/>
-        </w:rPr>
-      </w:r>
-      <w:r>
-        <w:rPr>
-          <w:lang w:val="es_ES" w:bidi="es_ES"/>
-        </w:rPr>
-        <w:t>Sé consistente en la traducción de estos términos.</w:t>
-      </w:r>
-    </w:p>
-    <w:p>
-      <w:pPr>
-        <w:pStyle w:val="Heading4"/>
-      </w:pPr>
-      <w:r>
-        <w:rPr>
-          <w:lang w:val="es_ES" w:bidi="es_ES"/>
-        </w:rPr>
-        <w:t>Términos generales</w:t>
-      </w:r>
-    </w:p>
-    <w:p>
-      <w:pPr/>
-      <w:r>
-        <w:rPr>
-          <w:lang w:val="es_ES" w:bidi="es_ES"/>
-        </w:rPr>
-      </w:r>
-      <w:r>
-        <w:rPr>
-          <w:lang w:val="es_ES" w:bidi="es_ES"/>
-        </w:rPr>
-        <w:t>El capítulo emplea términos generales que abarcan a todos:</w:t>
-      </w:r>
-    </w:p>
-    <w:p>
-      <w:pPr>
-        <w:pStyle w:val="ListBullet"/>
-        <w:spacing w:line="240" w:lineRule="auto"/>
-        <w:ind w:left="720"/>
-      </w:pPr>
-      <w:r>
-        <w:rPr>
-          <w:lang w:val="es_ES" w:bidi="es_ES"/>
-        </w:rPr>
-      </w:r>
-      <w:r>
-        <w:rPr>
-          <w:lang w:val="es_ES" w:bidi="es_ES"/>
-        </w:rPr>
-        <w:t>“Hombre” a menudo significa “cualquier persona.”</w:t>
-      </w:r>
-    </w:p>
-    <w:p>
-      <w:pPr>
-        <w:pStyle w:val="ListBullet"/>
-        <w:spacing w:line="240" w:lineRule="auto"/>
-        <w:ind w:left="720"/>
-      </w:pPr>
-      <w:r>
-        <w:rPr>
-          <w:lang w:val="es_ES" w:bidi="es_ES"/>
-        </w:rPr>
-      </w:r>
-      <w:r>
-        <w:rPr>
-          <w:lang w:val="es_ES" w:bidi="es_ES"/>
-        </w:rPr>
-        <w:t>“El que” incluye a hombres y mujeres.</w:t>
-      </w:r>
-    </w:p>
-    <w:p>
-      <w:pPr>
-        <w:pStyle w:val="ListBullet"/>
-        <w:spacing w:line="240" w:lineRule="auto"/>
-        <w:ind w:left="720"/>
-      </w:pPr>
-      <w:r>
-        <w:rPr>
-          <w:lang w:val="es_ES" w:bidi="es_ES"/>
-        </w:rPr>
-      </w:r>
-      <w:r>
-        <w:rPr>
-          <w:lang w:val="es_ES" w:bidi="es_ES"/>
-        </w:rPr>
-        <w:t>“Prójimo” significa “compañero israelí.”</w:t>
-      </w:r>
-    </w:p>
-    <w:p>
-      <w:pPr>
-        <w:pStyle w:val="Heading4"/>
-      </w:pPr>
-      <w:r>
-        <w:rPr>
-          <w:lang w:val="es_ES" w:bidi="es_ES"/>
-        </w:rPr>
-        <w:t>Frases repetitivas</w:t>
-      </w:r>
-    </w:p>
-    <w:p>
-      <w:pPr/>
-      <w:r>
-        <w:rPr>
-          <w:lang w:val="es_ES" w:bidi="es_ES"/>
-        </w:rPr>
-      </w:r>
-      <w:r>
-        <w:rPr>
-          <w:lang w:val="es_ES" w:bidi="es_ES"/>
-        </w:rPr>
-        <w:t>Algunas frases se repiten varias veces:</w:t>
-      </w:r>
-    </w:p>
-    <w:p>
-      <w:pPr>
-        <w:pStyle w:val="ListBullet"/>
-        <w:spacing w:line="240" w:lineRule="auto"/>
-        <w:ind w:left="720"/>
-      </w:pPr>
-      <w:r>
-        <w:rPr>
-          <w:lang w:val="es_ES" w:bidi="es_ES"/>
-        </w:rPr>
-      </w:r>
-      <w:r>
-        <w:rPr>
-          <w:lang w:val="es_ES" w:bidi="es_ES"/>
-        </w:rPr>
-        <w:t>“delante de Jehová” significa “en la presencia de Jehová”.</w:t>
-      </w:r>
-    </w:p>
-    <w:p>
-      <w:pPr>
-        <w:pStyle w:val="ListBullet"/>
-        <w:spacing w:line="240" w:lineRule="auto"/>
-        <w:ind w:left="720"/>
-      </w:pPr>
-      <w:r>
-        <w:rPr>
-          <w:lang w:val="es_ES" w:bidi="es_ES"/>
-        </w:rPr>
-      </w:r>
-      <w:r>
-        <w:rPr>
-          <w:lang w:val="es_ES" w:bidi="es_ES"/>
-        </w:rPr>
-        <w:t>"Estatuto perpetuo" significa "norma que se mantiene indefinidamente."</w:t>
-      </w:r>
-    </w:p>
-    <w:p>
-      <w:pPr>
-        <w:pStyle w:val="ListBullet"/>
-        <w:spacing w:line="240" w:lineRule="auto"/>
-        <w:ind w:left="720"/>
-      </w:pPr>
-      <w:r>
-        <w:rPr>
-          <w:lang w:val="es_ES" w:bidi="es_ES"/>
-        </w:rPr>
-      </w:r>
-      <w:r>
-        <w:rPr>
-          <w:lang w:val="es_ES" w:bidi="es_ES"/>
-        </w:rPr>
-        <w:t>“Santísimo” destaca la máxima santidad.</w:t>
-      </w:r>
-    </w:p>
-    <w:p>
-      <w:pPr>
-        <w:pStyle w:val="ListBullet"/>
-        <w:spacing w:line="240" w:lineRule="auto"/>
-        <w:ind w:left="720"/>
-      </w:pPr>
-      <w:r>
-        <w:rPr>
-          <w:lang w:val="es_ES" w:bidi="es_ES"/>
-        </w:rPr>
-      </w:r>
-      <w:r>
-        <w:rPr>
-          <w:lang w:val="es_ES" w:bidi="es_ES"/>
-        </w:rPr>
-        <w:t>Usa traducciones coherentes para estas frases.</w:t>
-      </w:r>
-    </w:p>
-    <w:p>
-      <w:pPr/>
-      <w:r>
-        <w:rPr>
-          <w:lang w:val="es_ES" w:bidi="es_ES"/>
-        </w:rPr>
-      </w:r>
-      <w:r>
-        <w:rPr>
-          <w:lang w:val="es_ES" w:bidi="es_ES"/>
-        </w:rPr>
-        <w:t xml:space="preserve">(Ver: </w:t>
-      </w:r>
-      <w:r>
-        <w:rPr>
-          <w:lang w:val="es_ES" w:bidi="es_ES"/>
-        </w:rPr>
-        <w:t>Blasfemia</w:t>
-      </w:r>
-      <w:r>
-        <w:rPr>
-          <w:lang w:val="es_ES" w:bidi="es_ES"/>
-        </w:rPr>
-        <w:t xml:space="preserve">, </w:t>
-      </w:r>
-      <w:r>
-        <w:rPr>
-          <w:lang w:val="es_ES" w:bidi="es_ES"/>
-        </w:rPr>
-        <w:t>Santo</w:t>
-      </w:r>
-      <w:r>
-        <w:rPr>
-          <w:lang w:val="es_ES" w:bidi="es_ES"/>
-        </w:rPr>
-        <w:t xml:space="preserve"> y </w:t>
-      </w:r>
-      <w:r>
-        <w:rPr>
-          <w:lang w:val="es_ES" w:bidi="es_ES"/>
-        </w:rPr>
-        <w:t>Maldición</w:t>
-      </w:r>
-      <w:r>
-        <w:rPr>
-          <w:lang w:val="es_ES" w:bidi="es_ES"/>
-        </w:rPr>
-        <w:t>)</w:t>
-      </w:r>
-      <w:r>
-        <w:rPr>
-          <w:lang w:val="es_ES" w:bidi="es_ES"/>
-        </w:rPr>
-      </w:r>
-      <w:r>
-        <w:rPr>
-          <w:lang w:val="es_ES" w:bidi="es_ES"/>
-        </w:rPr>
-      </w:r>
-    </w:p>
-    <w:p>
-      <w:pPr/>
-      <w:r>
-        <w:rPr>
-          <w:lang w:val="es_ES" w:bidi="es_ES"/>
-        </w:rPr>
-      </w:r>
-    </w:p>
-    <w:p>
-      <w:pPr>
-        <w:pStyle w:val="Heading2"/>
-      </w:pPr>
-      <w:r>
-        <w:rPr>
-          <w:lang w:val="es_ES" w:bidi="es_ES"/>
-        </w:rPr>
-        <w:t>Levítico - Capítulo 25 Introducción</w:t>
-      </w:r>
-      <w:r>
-        <w:rPr>
-          <w:lang w:val="es_ES" w:bidi="es_ES"/>
-        </w:rPr>
-      </w:r>
-    </w:p>
-    <w:p>
-      <w:pPr>
-        <w:pStyle w:val="Heading3"/>
-      </w:pPr>
-      <w:r>
-        <w:rPr>
-          <w:lang w:val="es_ES" w:bidi="es_ES"/>
-        </w:rPr>
-        <w:t>Estructura y formato</w:t>
-      </w:r>
-    </w:p>
-    <w:p>
-      <w:pPr/>
-      <w:r>
-        <w:rPr>
-          <w:lang w:val="es_ES" w:bidi="es_ES"/>
-        </w:rPr>
-      </w:r>
-      <w:r>
-        <w:rPr>
-          <w:lang w:val="es_ES" w:bidi="es_ES"/>
-        </w:rPr>
-        <w:t>Este capítulo describe dos tipos especiales de años y derechos de propiedad:</w:t>
+        <w:t>Este capítulo detalla las festividades religiosas y los días sagrados de Israel. La estructura es la siguiente:</w:t>
       </w:r>
     </w:p>
     <w:p>
@@ -27361,13 +25568,13 @@
         <w:rPr>
           <w:lang w:val="es_ES" w:bidi="es_ES"/>
         </w:rPr>
-        <w:t>Año Sabático (</w:t>
-      </w:r>
-      <w:r>
-        <w:rPr>
-          <w:lang w:val="es_ES" w:bidi="es_ES"/>
-        </w:rPr>
-        <w:t>25:1–7</w:t>
+        <w:t>Introducción (</w:t>
+      </w:r>
+      <w:r>
+        <w:rPr>
+          <w:lang w:val="es_ES" w:bidi="es_ES"/>
+        </w:rPr>
+        <w:t>23:1–2</w:t>
       </w:r>
       <w:r>
         <w:rPr>
@@ -27391,13 +25598,13 @@
         <w:rPr>
           <w:lang w:val="es_ES" w:bidi="es_ES"/>
         </w:rPr>
-        <w:t>Año del Jubileo (</w:t>
-      </w:r>
-      <w:r>
-        <w:rPr>
-          <w:lang w:val="es_ES" w:bidi="es_ES"/>
-        </w:rPr>
-        <w:t>25:8–22</w:t>
+        <w:t>Sábado (</w:t>
+      </w:r>
+      <w:r>
+        <w:rPr>
+          <w:lang w:val="es_ES" w:bidi="es_ES"/>
+        </w:rPr>
+        <w:t>23:3</w:t>
       </w:r>
       <w:r>
         <w:rPr>
@@ -27421,13 +25628,13 @@
         <w:rPr>
           <w:lang w:val="es_ES" w:bidi="es_ES"/>
         </w:rPr>
-        <w:t>Leyes sobre la redención de propiedades (</w:t>
-      </w:r>
-      <w:r>
-        <w:rPr>
-          <w:lang w:val="es_ES" w:bidi="es_ES"/>
-        </w:rPr>
-        <w:t>25:23–34</w:t>
+        <w:t>Pascua y la fiesta de los panes sin levadura (</w:t>
+      </w:r>
+      <w:r>
+        <w:rPr>
+          <w:lang w:val="es_ES" w:bidi="es_ES"/>
+        </w:rPr>
+        <w:t>23:4–8</w:t>
       </w:r>
       <w:r>
         <w:rPr>
@@ -27451,13 +25658,13 @@
         <w:rPr>
           <w:lang w:val="es_ES" w:bidi="es_ES"/>
         </w:rPr>
-        <w:t>Leyes sobre la ayuda a los pobres (</w:t>
-      </w:r>
-      <w:r>
-        <w:rPr>
-          <w:lang w:val="es_ES" w:bidi="es_ES"/>
-        </w:rPr>
-        <w:t>25:35–46</w:t>
+        <w:t>Ofrenda de las primicias (</w:t>
+      </w:r>
+      <w:r>
+        <w:rPr>
+          <w:lang w:val="es_ES" w:bidi="es_ES"/>
+        </w:rPr>
+        <w:t>23:9–14</w:t>
       </w:r>
       <w:r>
         <w:rPr>
@@ -27481,13 +25688,13 @@
         <w:rPr>
           <w:lang w:val="es_ES" w:bidi="es_ES"/>
         </w:rPr>
-        <w:t>Leyes sobre los esclavos israelitas (</w:t>
-      </w:r>
-      <w:r>
-        <w:rPr>
-          <w:lang w:val="es_ES" w:bidi="es_ES"/>
-        </w:rPr>
-        <w:t>25:47–55</w:t>
+        <w:t>Festival de las semanas (Pentecostés) (</w:t>
+      </w:r>
+      <w:r>
+        <w:rPr>
+          <w:lang w:val="es_ES" w:bidi="es_ES"/>
+        </w:rPr>
+        <w:t>23:15–22</w:t>
       </w:r>
       <w:r>
         <w:rPr>
@@ -27498,12 +25705,531 @@
     </w:p>
     <w:p>
       <w:pPr>
+        <w:pStyle w:val="ListNumber"/>
+        <w:spacing w:line="240" w:lineRule="auto"/>
+        <w:ind w:left="720"/>
+      </w:pPr>
+      <w:r>
+        <w:rPr>
+          <w:lang w:val="es_ES" w:bidi="es_ES"/>
+        </w:rPr>
+      </w:r>
+      <w:r>
+        <w:rPr>
+          <w:lang w:val="es_ES" w:bidi="es_ES"/>
+        </w:rPr>
+        <w:t>Festival de las trompetas (</w:t>
+      </w:r>
+      <w:r>
+        <w:rPr>
+          <w:lang w:val="es_ES" w:bidi="es_ES"/>
+        </w:rPr>
+        <w:t>23:23–25</w:t>
+      </w:r>
+      <w:r>
+        <w:rPr>
+          <w:lang w:val="es_ES" w:bidi="es_ES"/>
+        </w:rPr>
+        <w:t>)</w:t>
+      </w:r>
+    </w:p>
+    <w:p>
+      <w:pPr>
+        <w:pStyle w:val="ListNumber"/>
+        <w:spacing w:line="240" w:lineRule="auto"/>
+        <w:ind w:left="720"/>
+      </w:pPr>
+      <w:r>
+        <w:rPr>
+          <w:lang w:val="es_ES" w:bidi="es_ES"/>
+        </w:rPr>
+      </w:r>
+      <w:r>
+        <w:rPr>
+          <w:lang w:val="es_ES" w:bidi="es_ES"/>
+        </w:rPr>
+        <w:t>Día de la expiación (</w:t>
+      </w:r>
+      <w:r>
+        <w:rPr>
+          <w:lang w:val="es_ES" w:bidi="es_ES"/>
+        </w:rPr>
+        <w:t>23:26–32</w:t>
+      </w:r>
+      <w:r>
+        <w:rPr>
+          <w:lang w:val="es_ES" w:bidi="es_ES"/>
+        </w:rPr>
+        <w:t>)</w:t>
+      </w:r>
+    </w:p>
+    <w:p>
+      <w:pPr>
+        <w:pStyle w:val="ListNumber"/>
+        <w:spacing w:line="240" w:lineRule="auto"/>
+        <w:ind w:left="720"/>
+      </w:pPr>
+      <w:r>
+        <w:rPr>
+          <w:lang w:val="es_ES" w:bidi="es_ES"/>
+        </w:rPr>
+      </w:r>
+      <w:r>
+        <w:rPr>
+          <w:lang w:val="es_ES" w:bidi="es_ES"/>
+        </w:rPr>
+        <w:t>Festival de los Refugios (</w:t>
+      </w:r>
+      <w:r>
+        <w:rPr>
+          <w:lang w:val="es_ES" w:bidi="es_ES"/>
+        </w:rPr>
+        <w:t>23:33–43</w:t>
+      </w:r>
+      <w:r>
+        <w:rPr>
+          <w:lang w:val="es_ES" w:bidi="es_ES"/>
+        </w:rPr>
+        <w:t>)</w:t>
+      </w:r>
+    </w:p>
+    <w:p>
+      <w:pPr>
+        <w:pStyle w:val="ListNumber"/>
+        <w:spacing w:line="240" w:lineRule="auto"/>
+        <w:ind w:left="720"/>
+      </w:pPr>
+      <w:r>
+        <w:rPr>
+          <w:lang w:val="es_ES" w:bidi="es_ES"/>
+        </w:rPr>
+      </w:r>
+      <w:r>
+        <w:rPr>
+          <w:lang w:val="es_ES" w:bidi="es_ES"/>
+        </w:rPr>
+        <w:t>Conclusión (</w:t>
+      </w:r>
+      <w:r>
+        <w:rPr>
+          <w:lang w:val="es_ES" w:bidi="es_ES"/>
+        </w:rPr>
+        <w:t>23:44</w:t>
+      </w:r>
+      <w:r>
+        <w:rPr>
+          <w:lang w:val="es_ES" w:bidi="es_ES"/>
+        </w:rPr>
+        <w:t>)</w:t>
+      </w:r>
+    </w:p>
+    <w:p>
+      <w:pPr>
         <w:pStyle w:val="Heading3"/>
       </w:pPr>
       <w:r>
         <w:rPr>
           <w:lang w:val="es_ES" w:bidi="es_ES"/>
         </w:rPr>
+        <w:t>Conceptos religiosos y culturales en este capítulo</w:t>
+      </w:r>
+    </w:p>
+    <w:p>
+      <w:pPr>
+        <w:pStyle w:val="Heading4"/>
+      </w:pPr>
+      <w:r>
+        <w:rPr>
+          <w:lang w:val="es_ES" w:bidi="es_ES"/>
+        </w:rPr>
+        <w:t>Períodos para los festivales</w:t>
+      </w:r>
+    </w:p>
+    <w:p>
+      <w:pPr/>
+      <w:r>
+        <w:rPr>
+          <w:lang w:val="es_ES" w:bidi="es_ES"/>
+        </w:rPr>
+      </w:r>
+      <w:r>
+        <w:rPr>
+          <w:lang w:val="es_ES" w:bidi="es_ES"/>
+        </w:rPr>
+        <w:t>Cada festival momentos específicos para suceder:</w:t>
+      </w:r>
+    </w:p>
+    <w:p>
+      <w:pPr>
+        <w:pStyle w:val="ListBullet"/>
+        <w:spacing w:line="240" w:lineRule="auto"/>
+        <w:ind w:left="720"/>
+      </w:pPr>
+      <w:r>
+        <w:rPr>
+          <w:lang w:val="es_ES" w:bidi="es_ES"/>
+        </w:rPr>
+      </w:r>
+      <w:r>
+        <w:rPr>
+          <w:lang w:val="es_ES" w:bidi="es_ES"/>
+        </w:rPr>
+        <w:t>Algunos duraban solo un día</w:t>
+      </w:r>
+    </w:p>
+    <w:p>
+      <w:pPr>
+        <w:pStyle w:val="ListBullet"/>
+        <w:spacing w:line="240" w:lineRule="auto"/>
+        <w:ind w:left="720"/>
+      </w:pPr>
+      <w:r>
+        <w:rPr>
+          <w:lang w:val="es_ES" w:bidi="es_ES"/>
+        </w:rPr>
+      </w:r>
+      <w:r>
+        <w:rPr>
+          <w:lang w:val="es_ES" w:bidi="es_ES"/>
+        </w:rPr>
+        <w:t>Otros duraban una semana</w:t>
+      </w:r>
+    </w:p>
+    <w:p>
+      <w:pPr>
+        <w:pStyle w:val="ListBullet"/>
+        <w:spacing w:line="240" w:lineRule="auto"/>
+        <w:ind w:left="720"/>
+      </w:pPr>
+      <w:r>
+        <w:rPr>
+          <w:lang w:val="es_ES" w:bidi="es_ES"/>
+        </w:rPr>
+      </w:r>
+      <w:r>
+        <w:rPr>
+          <w:lang w:val="es_ES" w:bidi="es_ES"/>
+        </w:rPr>
+        <w:t>Algunos necesitaban contar los días entre eventos</w:t>
+      </w:r>
+    </w:p>
+    <w:p>
+      <w:pPr>
+        <w:pStyle w:val="ListBullet"/>
+        <w:spacing w:line="240" w:lineRule="auto"/>
+        <w:ind w:left="720"/>
+      </w:pPr>
+      <w:r>
+        <w:rPr>
+          <w:lang w:val="es_ES" w:bidi="es_ES"/>
+        </w:rPr>
+      </w:r>
+      <w:r>
+        <w:rPr>
+          <w:lang w:val="es_ES" w:bidi="es_ES"/>
+        </w:rPr>
+        <w:t>Algunos estaban relacionados con las épocas de cosecha</w:t>
+      </w:r>
+    </w:p>
+    <w:p>
+      <w:pPr>
+        <w:pStyle w:val="Heading4"/>
+      </w:pPr>
+      <w:r>
+        <w:rPr>
+          <w:lang w:val="es_ES" w:bidi="es_ES"/>
+        </w:rPr>
+        <w:t>Encuentros sagrados</w:t>
+      </w:r>
+    </w:p>
+    <w:p>
+      <w:pPr/>
+      <w:r>
+        <w:rPr>
+          <w:lang w:val="es_ES" w:bidi="es_ES"/>
+        </w:rPr>
+      </w:r>
+      <w:r>
+        <w:rPr>
+          <w:lang w:val="es_ES" w:bidi="es_ES"/>
+        </w:rPr>
+        <w:t>Los festivales incluían reuniones especiales:</w:t>
+      </w:r>
+    </w:p>
+    <w:p>
+      <w:pPr>
+        <w:pStyle w:val="ListBullet"/>
+        <w:spacing w:line="240" w:lineRule="auto"/>
+        <w:ind w:left="720"/>
+      </w:pPr>
+      <w:r>
+        <w:rPr>
+          <w:lang w:val="es_ES" w:bidi="es_ES"/>
+        </w:rPr>
+      </w:r>
+      <w:r>
+        <w:rPr>
+          <w:lang w:val="es_ES" w:bidi="es_ES"/>
+        </w:rPr>
+        <w:t>La gente dejaba de trabajar de manera regular</w:t>
+      </w:r>
+    </w:p>
+    <w:p>
+      <w:pPr>
+        <w:pStyle w:val="ListBullet"/>
+        <w:spacing w:line="240" w:lineRule="auto"/>
+        <w:ind w:left="720"/>
+      </w:pPr>
+      <w:r>
+        <w:rPr>
+          <w:lang w:val="es_ES" w:bidi="es_ES"/>
+        </w:rPr>
+      </w:r>
+      <w:r>
+        <w:rPr>
+          <w:lang w:val="es_ES" w:bidi="es_ES"/>
+        </w:rPr>
+        <w:t>Se reunían para rendir culto</w:t>
+      </w:r>
+    </w:p>
+    <w:p>
+      <w:pPr>
+        <w:pStyle w:val="ListBullet"/>
+        <w:spacing w:line="240" w:lineRule="auto"/>
+        <w:ind w:left="720"/>
+      </w:pPr>
+      <w:r>
+        <w:rPr>
+          <w:lang w:val="es_ES" w:bidi="es_ES"/>
+        </w:rPr>
+      </w:r>
+      <w:r>
+        <w:rPr>
+          <w:lang w:val="es_ES" w:bidi="es_ES"/>
+        </w:rPr>
+        <w:t>Realizaban ofrendas específicas</w:t>
+      </w:r>
+    </w:p>
+    <w:p>
+      <w:pPr>
+        <w:pStyle w:val="ListBullet"/>
+        <w:spacing w:line="240" w:lineRule="auto"/>
+        <w:ind w:left="720"/>
+      </w:pPr>
+      <w:r>
+        <w:rPr>
+          <w:lang w:val="es_ES" w:bidi="es_ES"/>
+        </w:rPr>
+      </w:r>
+      <w:r>
+        <w:rPr>
+          <w:lang w:val="es_ES" w:bidi="es_ES"/>
+        </w:rPr>
+        <w:t>Algunos requerían ayuno o alojamiento especial</w:t>
+      </w:r>
+    </w:p>
+    <w:p>
+      <w:pPr>
+        <w:pStyle w:val="Heading4"/>
+      </w:pPr>
+      <w:r>
+        <w:rPr>
+          <w:lang w:val="es_ES" w:bidi="es_ES"/>
+        </w:rPr>
+        <w:t>Acciones simbólicas</w:t>
+      </w:r>
+    </w:p>
+    <w:p>
+      <w:pPr/>
+      <w:r>
+        <w:rPr>
+          <w:lang w:val="es_ES" w:bidi="es_ES"/>
+        </w:rPr>
+      </w:r>
+      <w:r>
+        <w:rPr>
+          <w:lang w:val="es_ES" w:bidi="es_ES"/>
+        </w:rPr>
+        <w:t>Muchas actividades del festival tenían un significado más profundo:</w:t>
+      </w:r>
+    </w:p>
+    <w:p>
+      <w:pPr>
+        <w:pStyle w:val="ListBullet"/>
+        <w:spacing w:line="240" w:lineRule="auto"/>
+        <w:ind w:left="720"/>
+      </w:pPr>
+      <w:r>
+        <w:rPr>
+          <w:lang w:val="es_ES" w:bidi="es_ES"/>
+        </w:rPr>
+      </w:r>
+      <w:r>
+        <w:rPr>
+          <w:lang w:val="es_ES" w:bidi="es_ES"/>
+        </w:rPr>
+        <w:t>Vivir en refugios hacía recordad los años en el desierto.</w:t>
+      </w:r>
+    </w:p>
+    <w:p>
+      <w:pPr>
+        <w:pStyle w:val="ListBullet"/>
+        <w:spacing w:line="240" w:lineRule="auto"/>
+        <w:ind w:left="720"/>
+      </w:pPr>
+      <w:r>
+        <w:rPr>
+          <w:lang w:val="es_ES" w:bidi="es_ES"/>
+        </w:rPr>
+      </w:r>
+      <w:r>
+        <w:rPr>
+          <w:lang w:val="es_ES" w:bidi="es_ES"/>
+        </w:rPr>
+        <w:t>Las ofrendas de la primera cosecha (primicias) demostraban gratitud</w:t>
+      </w:r>
+    </w:p>
+    <w:p>
+      <w:pPr>
+        <w:pStyle w:val="ListBullet"/>
+        <w:spacing w:line="240" w:lineRule="auto"/>
+        <w:ind w:left="720"/>
+      </w:pPr>
+      <w:r>
+        <w:rPr>
+          <w:lang w:val="es_ES" w:bidi="es_ES"/>
+        </w:rPr>
+      </w:r>
+      <w:r>
+        <w:rPr>
+          <w:lang w:val="es_ES" w:bidi="es_ES"/>
+        </w:rPr>
+        <w:t>Las trompetas convocaban a la gente para adorar</w:t>
+      </w:r>
+    </w:p>
+    <w:p>
+      <w:pPr>
+        <w:pStyle w:val="ListBullet"/>
+        <w:spacing w:line="240" w:lineRule="auto"/>
+        <w:ind w:left="720"/>
+      </w:pPr>
+      <w:r>
+        <w:rPr>
+          <w:lang w:val="es_ES" w:bidi="es_ES"/>
+        </w:rPr>
+      </w:r>
+      <w:r>
+        <w:rPr>
+          <w:lang w:val="es_ES" w:bidi="es_ES"/>
+        </w:rPr>
+        <w:t>Considera explicar estos significados en notas al pie</w:t>
+      </w:r>
+    </w:p>
+    <w:p>
+      <w:pPr>
+        <w:pStyle w:val="Heading4"/>
+      </w:pPr>
+      <w:r>
+        <w:rPr>
+          <w:lang w:val="es_ES" w:bidi="es_ES"/>
+        </w:rPr>
+        <w:t>Conexiones con la agricultura</w:t>
+      </w:r>
+    </w:p>
+    <w:p>
+      <w:pPr/>
+      <w:r>
+        <w:rPr>
+          <w:lang w:val="es_ES" w:bidi="es_ES"/>
+        </w:rPr>
+      </w:r>
+      <w:r>
+        <w:rPr>
+          <w:lang w:val="es_ES" w:bidi="es_ES"/>
+        </w:rPr>
+        <w:t>Muchos festivales están relacionados con la agricultura:</w:t>
+      </w:r>
+    </w:p>
+    <w:p>
+      <w:pPr>
+        <w:pStyle w:val="ListBullet"/>
+        <w:spacing w:line="240" w:lineRule="auto"/>
+        <w:ind w:left="720"/>
+      </w:pPr>
+      <w:r>
+        <w:rPr>
+          <w:lang w:val="es_ES" w:bidi="es_ES"/>
+        </w:rPr>
+      </w:r>
+      <w:r>
+        <w:rPr>
+          <w:lang w:val="es_ES" w:bidi="es_ES"/>
+        </w:rPr>
+        <w:t>Primeros frutos al inicio de la cosecha</w:t>
+      </w:r>
+    </w:p>
+    <w:p>
+      <w:pPr>
+        <w:pStyle w:val="ListBullet"/>
+        <w:spacing w:line="240" w:lineRule="auto"/>
+        <w:ind w:left="720"/>
+      </w:pPr>
+      <w:r>
+        <w:rPr>
+          <w:lang w:val="es_ES" w:bidi="es_ES"/>
+        </w:rPr>
+      </w:r>
+      <w:r>
+        <w:rPr>
+          <w:lang w:val="es_ES" w:bidi="es_ES"/>
+        </w:rPr>
+        <w:t>Festival de las semanas al final de la cosecha de granos</w:t>
+      </w:r>
+    </w:p>
+    <w:p>
+      <w:pPr>
+        <w:pStyle w:val="ListBullet"/>
+        <w:spacing w:line="240" w:lineRule="auto"/>
+        <w:ind w:left="720"/>
+      </w:pPr>
+      <w:r>
+        <w:rPr>
+          <w:lang w:val="es_ES" w:bidi="es_ES"/>
+        </w:rPr>
+      </w:r>
+      <w:r>
+        <w:rPr>
+          <w:lang w:val="es_ES" w:bidi="es_ES"/>
+        </w:rPr>
+        <w:t>Normas sobre dejar los bordes de la cosecha para los necesitados</w:t>
+      </w:r>
+    </w:p>
+    <w:p>
+      <w:pPr>
+        <w:pStyle w:val="ListBullet"/>
+        <w:spacing w:line="240" w:lineRule="auto"/>
+        <w:ind w:left="720"/>
+      </w:pPr>
+      <w:r>
+        <w:rPr>
+          <w:lang w:val="es_ES" w:bidi="es_ES"/>
+        </w:rPr>
+      </w:r>
+      <w:r>
+        <w:rPr>
+          <w:lang w:val="es_ES" w:bidi="es_ES"/>
+        </w:rPr>
+        <w:t>Demostración la conexión entre la adoración y la vida cotidiana</w:t>
+      </w:r>
+    </w:p>
+    <w:p>
+      <w:pPr>
+        <w:pStyle w:val="Heading3"/>
+      </w:pPr>
+      <w:r>
+        <w:rPr>
+          <w:lang w:val="es_ES" w:bidi="es_ES"/>
+        </w:rPr>
         <w:t>Desafíos especiales de traducción en este capítulo</w:t>
       </w:r>
     </w:p>
@@ -27515,7 +26241,7 @@
         <w:rPr>
           <w:lang w:val="es_ES" w:bidi="es_ES"/>
         </w:rPr>
-        <w:t>Personificación</w:t>
+        <w:t>Términos del calendario</w:t>
       </w:r>
     </w:p>
     <w:p>
@@ -27529,7 +26255,7 @@
         <w:rPr>
           <w:lang w:val="es_ES" w:bidi="es_ES"/>
         </w:rPr>
-        <w:t>El capítulo frecuentemente describe la tierra como si fuera una persona:</w:t>
+        <w:t>El capítulo emplea términos del calendario hebreo que requieren una traducción cuidadosa:</w:t>
       </w:r>
     </w:p>
     <w:p>
@@ -27547,7 +26273,7 @@
         <w:rPr>
           <w:lang w:val="es_ES" w:bidi="es_ES"/>
         </w:rPr>
-        <w:t>“La tierra descansará”</w:t>
+        <w:t>El "primer mes" es de marzo a abril</w:t>
       </w:r>
     </w:p>
     <w:p>
@@ -27565,7 +26291,7 @@
         <w:rPr>
           <w:lang w:val="es_ES" w:bidi="es_ES"/>
         </w:rPr>
-        <w:t>“La tierra dará su fruto”</w:t>
+        <w:t>El "séptimo mes" es de septiembre a octubre.</w:t>
       </w:r>
     </w:p>
     <w:p>
@@ -27583,7 +26309,7 @@
         <w:rPr>
           <w:lang w:val="es_ES" w:bidi="es_ES"/>
         </w:rPr>
-        <w:t>Considere cómo su idioma expresa estos conceptos de forma natural</w:t>
+        <w:t>Considera añadir explicaciones breves en las notas al pie</w:t>
       </w:r>
     </w:p>
     <w:p>
@@ -27594,7 +26320,7 @@
         <w:rPr>
           <w:lang w:val="es_ES" w:bidi="es_ES"/>
         </w:rPr>
-        <w:t>Modismos</w:t>
+        <w:t>Números y medidas</w:t>
       </w:r>
     </w:p>
     <w:p>
@@ -27608,7 +26334,7 @@
         <w:rPr>
           <w:lang w:val="es_ES" w:bidi="es_ES"/>
         </w:rPr>
-        <w:t>En el texto original, el capítulo emplea varios modismos que necesitan una traducción cuidadosa:</w:t>
+        <w:t>El capítulo emplea diversos números y medidas:</w:t>
       </w:r>
     </w:p>
     <w:p>
@@ -27626,7 +26352,7 @@
         <w:rPr>
           <w:lang w:val="es_ES" w:bidi="es_ES"/>
         </w:rPr>
-        <w:t>“Su mano alcanza” significa “él se vuelve próspero”</w:t>
+        <w:t>"Dos décimas" de un efa (aproximadamente 4.4 litros)</w:t>
       </w:r>
     </w:p>
     <w:p>
@@ -27644,7 +26370,7 @@
         <w:rPr>
           <w:lang w:val="es_ES" w:bidi="es_ES"/>
         </w:rPr>
-        <w:t>“Su mano tiembla” significa “se empobrece”</w:t>
+        <w:t>"Un cuarto" de un hin (aproximadamente 1 litro)</w:t>
       </w:r>
     </w:p>
     <w:p>
@@ -27662,7 +26388,7 @@
         <w:rPr>
           <w:lang w:val="es_ES" w:bidi="es_ES"/>
         </w:rPr>
-        <w:t>“A la boca de” significa “según” o “basado en”.</w:t>
+        <w:t>“Siete sábados” se refiere a siete semanas</w:t>
       </w:r>
     </w:p>
     <w:p>
@@ -27680,7 +26406,7 @@
         <w:rPr>
           <w:lang w:val="es_ES" w:bidi="es_ES"/>
         </w:rPr>
-        <w:t>Utiliza expresiones naturales en tu idioma para comunicar el significado</w:t>
+        <w:t xml:space="preserve">Considera usar mediciones locales </w:t>
       </w:r>
     </w:p>
     <w:p>
@@ -27691,7 +26417,7 @@
         <w:rPr>
           <w:lang w:val="es_ES" w:bidi="es_ES"/>
         </w:rPr>
-        <w:t>Términos generales</w:t>
+        <w:t>Frases repetitivas</w:t>
       </w:r>
     </w:p>
     <w:p>
@@ -27705,7 +26431,7 @@
         <w:rPr>
           <w:lang w:val="es_ES" w:bidi="es_ES"/>
         </w:rPr>
-        <w:t>El capítulo emplea términos generales que abarcan a todos:</w:t>
+        <w:t>Algunas frases se repiten varias veces:</w:t>
       </w:r>
     </w:p>
     <w:p>
@@ -27723,7 +26449,7 @@
         <w:rPr>
           <w:lang w:val="es_ES" w:bidi="es_ES"/>
         </w:rPr>
-        <w:t>“Hermano” se refiere a un “compañero israelita”</w:t>
+        <w:t>“delante de Jehová” significa “en la presencia de Jehová”.</w:t>
       </w:r>
     </w:p>
     <w:p>
@@ -27741,7 +26467,7 @@
         <w:rPr>
           <w:lang w:val="es_ES" w:bidi="es_ES"/>
         </w:rPr>
-        <w:t>“A Hombre” significa “cualquier persona”.</w:t>
+        <w:t>“Un aroma agradable” significa “una ofrenda que es aceptable”</w:t>
       </w:r>
     </w:p>
     <w:p>
@@ -27759,7 +26485,25 @@
         <w:rPr>
           <w:lang w:val="es_ES" w:bidi="es_ES"/>
         </w:rPr>
-        <w:t>“Hijos” puede referirse tanto a hombres como a mujeres</w:t>
+        <w:t>“Una ley permanente” significa “una regla que se mantiene para siempre”</w:t>
+      </w:r>
+    </w:p>
+    <w:p>
+      <w:pPr>
+        <w:pStyle w:val="ListBullet"/>
+        <w:spacing w:line="240" w:lineRule="auto"/>
+        <w:ind w:left="720"/>
+      </w:pPr>
+      <w:r>
+        <w:rPr>
+          <w:lang w:val="es_ES" w:bidi="es_ES"/>
+        </w:rPr>
+      </w:r>
+      <w:r>
+        <w:rPr>
+          <w:lang w:val="es_ES" w:bidi="es_ES"/>
+        </w:rPr>
+        <w:t>Usa traducciones consistentes para estas frases</w:t>
       </w:r>
     </w:p>
     <w:p>
@@ -27791,7 +26535,7 @@
         <w:rPr>
           <w:lang w:val="es_ES" w:bidi="es_ES"/>
         </w:rPr>
-        <w:t>Redención</w:t>
+        <w:t>Santo</w:t>
       </w:r>
       <w:r>
         <w:rPr>
@@ -27826,7 +26570,7 @@
         <w:rPr>
           <w:lang w:val="es_ES" w:bidi="es_ES"/>
         </w:rPr>
-        <w:t>Levítico - Capítulo 26 Introducción</w:t>
+        <w:t>Levítico - Capítulo 24 Introducción</w:t>
       </w:r>
       <w:r>
         <w:rPr>
@@ -27856,7 +26600,7 @@
         <w:rPr>
           <w:lang w:val="es_ES" w:bidi="es_ES"/>
         </w:rPr>
-        <w:t>Este capítulo presenta bendiciones y maldiciones que dependen de la obediencia:</w:t>
+        <w:t>Este capítulo se divide en dos secciones principales:</w:t>
       </w:r>
     </w:p>
     <w:p>
@@ -27878,13 +26622,13 @@
         <w:rPr>
           <w:lang w:val="es_ES" w:bidi="es_ES"/>
         </w:rPr>
-        <w:t>Bendiciones por la obediencia (</w:t>
-      </w:r>
-      <w:r>
-        <w:rPr>
-          <w:lang w:val="es_ES" w:bidi="es_ES"/>
-        </w:rPr>
-        <w:t>26:1–13</w:t>
+        <w:t>Instrucciones sobre el candelabro y el pan (</w:t>
+      </w:r>
+      <w:r>
+        <w:rPr>
+          <w:lang w:val="es_ES" w:bidi="es_ES"/>
+        </w:rPr>
+        <w:t>24:1–9</w:t>
       </w:r>
       <w:r>
         <w:rPr>
@@ -27895,6 +26639,36 @@
     </w:p>
     <w:p>
       <w:pPr>
+        <w:pStyle w:val="ListNumber"/>
+        <w:spacing w:line="240" w:lineRule="auto"/>
+        <w:ind w:left="720"/>
+      </w:pPr>
+      <w:r>
+        <w:rPr>
+          <w:lang w:val="es_ES" w:bidi="es_ES"/>
+        </w:rPr>
+      </w:r>
+      <w:r>
+        <w:rPr>
+          <w:lang w:val="es_ES" w:bidi="es_ES"/>
+        </w:rPr>
+        <w:t>Un caso de blasfemia y su castigo (</w:t>
+      </w:r>
+      <w:r>
+        <w:rPr>
+          <w:lang w:val="es_ES" w:bidi="es_ES"/>
+        </w:rPr>
+        <w:t>24:10–23</w:t>
+      </w:r>
+      <w:r>
+        <w:rPr>
+          <w:lang w:val="es_ES" w:bidi="es_ES"/>
+        </w:rPr>
+        <w:t>)</w:t>
+      </w:r>
+    </w:p>
+    <w:p>
+      <w:pPr>
         <w:pStyle w:val="ListBullet"/>
         <w:spacing w:line="240" w:lineRule="auto"/>
         <w:ind w:left="720"/>
@@ -27908,7 +26682,19 @@
         <w:rPr>
           <w:lang w:val="es_ES" w:bidi="es_ES"/>
         </w:rPr>
-        <w:t>Prosperidad en la agricultura</w:t>
+        <w:t>Instrucciones generales sobre la blasfemia (</w:t>
+      </w:r>
+      <w:r>
+        <w:rPr>
+          <w:lang w:val="es_ES" w:bidi="es_ES"/>
+        </w:rPr>
+        <w:t>24:15–16</w:t>
+      </w:r>
+      <w:r>
+        <w:rPr>
+          <w:lang w:val="es_ES" w:bidi="es_ES"/>
+        </w:rPr>
+        <w:t>)</w:t>
       </w:r>
     </w:p>
     <w:p>
@@ -27926,7 +26712,19 @@
         <w:rPr>
           <w:lang w:val="es_ES" w:bidi="es_ES"/>
         </w:rPr>
-        <w:t>Victoria militar</w:t>
+        <w:t>Leyes sobre lesiones personales (</w:t>
+      </w:r>
+      <w:r>
+        <w:rPr>
+          <w:lang w:val="es_ES" w:bidi="es_ES"/>
+        </w:rPr>
+        <w:t>24:17–22</w:t>
+      </w:r>
+      <w:r>
+        <w:rPr>
+          <w:lang w:val="es_ES" w:bidi="es_ES"/>
+        </w:rPr>
+        <w:t>)</w:t>
       </w:r>
     </w:p>
     <w:p>
@@ -27944,7 +26742,696 @@
         <w:rPr>
           <w:lang w:val="es_ES" w:bidi="es_ES"/>
         </w:rPr>
-        <w:t>La presencia de Dios</w:t>
+        <w:t>Castigo realizado (</w:t>
+      </w:r>
+      <w:r>
+        <w:rPr>
+          <w:lang w:val="es_ES" w:bidi="es_ES"/>
+        </w:rPr>
+        <w:t>24:23</w:t>
+      </w:r>
+      <w:r>
+        <w:rPr>
+          <w:lang w:val="es_ES" w:bidi="es_ES"/>
+        </w:rPr>
+        <w:t>)</w:t>
+      </w:r>
+    </w:p>
+    <w:p>
+      <w:pPr>
+        <w:pStyle w:val="Heading3"/>
+      </w:pPr>
+      <w:r>
+        <w:rPr>
+          <w:lang w:val="es_ES" w:bidi="es_ES"/>
+        </w:rPr>
+        <w:t>Conceptos religiosos y culturales en este capítulo</w:t>
+      </w:r>
+    </w:p>
+    <w:p>
+      <w:pPr>
+        <w:pStyle w:val="Heading4"/>
+      </w:pPr>
+      <w:r>
+        <w:rPr>
+          <w:lang w:val="es_ES" w:bidi="es_ES"/>
+        </w:rPr>
+        <w:t>Pan sagrado y candelabro</w:t>
+      </w:r>
+    </w:p>
+    <w:p>
+      <w:pPr/>
+      <w:r>
+        <w:rPr>
+          <w:lang w:val="es_ES" w:bidi="es_ES"/>
+        </w:rPr>
+      </w:r>
+      <w:r>
+        <w:rPr>
+          <w:lang w:val="es_ES" w:bidi="es_ES"/>
+        </w:rPr>
+        <w:t>El capítulo proporciona reglas sobre artículos sagrados:</w:t>
+      </w:r>
+    </w:p>
+    <w:p>
+      <w:pPr>
+        <w:pStyle w:val="ListBullet"/>
+        <w:spacing w:line="240" w:lineRule="auto"/>
+        <w:ind w:left="720"/>
+      </w:pPr>
+      <w:r>
+        <w:rPr>
+          <w:lang w:val="es_ES" w:bidi="es_ES"/>
+        </w:rPr>
+      </w:r>
+      <w:r>
+        <w:rPr>
+          <w:lang w:val="es_ES" w:bidi="es_ES"/>
+        </w:rPr>
+        <w:t>El pan simbolizaba la presencia de Dios.</w:t>
+      </w:r>
+    </w:p>
+    <w:p>
+      <w:pPr>
+        <w:pStyle w:val="ListBullet"/>
+        <w:spacing w:line="240" w:lineRule="auto"/>
+        <w:ind w:left="720"/>
+      </w:pPr>
+      <w:r>
+        <w:rPr>
+          <w:lang w:val="es_ES" w:bidi="es_ES"/>
+        </w:rPr>
+      </w:r>
+      <w:r>
+        <w:rPr>
+          <w:lang w:val="es_ES" w:bidi="es_ES"/>
+        </w:rPr>
+        <w:t>El candelabro debía estar encendido de manera continua.</w:t>
+      </w:r>
+    </w:p>
+    <w:p>
+      <w:pPr>
+        <w:pStyle w:val="ListBullet"/>
+        <w:spacing w:line="240" w:lineRule="auto"/>
+        <w:ind w:left="720"/>
+      </w:pPr>
+      <w:r>
+        <w:rPr>
+          <w:lang w:val="es_ES" w:bidi="es_ES"/>
+        </w:rPr>
+      </w:r>
+      <w:r>
+        <w:rPr>
+          <w:lang w:val="es_ES" w:bidi="es_ES"/>
+        </w:rPr>
+        <w:t>Solo los sacerdotes podían consumir el pan sagrado.</w:t>
+      </w:r>
+    </w:p>
+    <w:p>
+      <w:pPr>
+        <w:pStyle w:val="ListBullet"/>
+        <w:spacing w:line="240" w:lineRule="auto"/>
+        <w:ind w:left="720"/>
+      </w:pPr>
+      <w:r>
+        <w:rPr>
+          <w:lang w:val="es_ES" w:bidi="es_ES"/>
+        </w:rPr>
+      </w:r>
+      <w:r>
+        <w:rPr>
+          <w:lang w:val="es_ES" w:bidi="es_ES"/>
+        </w:rPr>
+        <w:t>Estos artículos requerían un cuidado especial y respeto.</w:t>
+      </w:r>
+    </w:p>
+    <w:p>
+      <w:pPr>
+        <w:pStyle w:val="Heading4"/>
+      </w:pPr>
+      <w:r>
+        <w:rPr>
+          <w:lang w:val="es_ES" w:bidi="es_ES"/>
+        </w:rPr>
+        <w:t>Blasfemia</w:t>
+      </w:r>
+    </w:p>
+    <w:p>
+      <w:pPr/>
+      <w:r>
+        <w:rPr>
+          <w:lang w:val="es_ES" w:bidi="es_ES"/>
+        </w:rPr>
+      </w:r>
+      <w:r>
+        <w:rPr>
+          <w:lang w:val="es_ES" w:bidi="es_ES"/>
+        </w:rPr>
+        <w:t>El capítulo documenta el primer caso de blasfemia:</w:t>
+      </w:r>
+    </w:p>
+    <w:p>
+      <w:pPr>
+        <w:pStyle w:val="ListBullet"/>
+        <w:spacing w:line="240" w:lineRule="auto"/>
+        <w:ind w:left="720"/>
+      </w:pPr>
+      <w:r>
+        <w:rPr>
+          <w:lang w:val="es_ES" w:bidi="es_ES"/>
+        </w:rPr>
+      </w:r>
+      <w:r>
+        <w:rPr>
+          <w:lang w:val="es_ES" w:bidi="es_ES"/>
+        </w:rPr>
+        <w:t>Hablar de manera irrespetuosa sobre Dios era algo serio.</w:t>
+      </w:r>
+    </w:p>
+    <w:p>
+      <w:pPr>
+        <w:pStyle w:val="ListBullet"/>
+        <w:spacing w:line="240" w:lineRule="auto"/>
+        <w:ind w:left="720"/>
+      </w:pPr>
+      <w:r>
+        <w:rPr>
+          <w:lang w:val="es_ES" w:bidi="es_ES"/>
+        </w:rPr>
+      </w:r>
+      <w:r>
+        <w:rPr>
+          <w:lang w:val="es_ES" w:bidi="es_ES"/>
+        </w:rPr>
+        <w:t>El castigo consistía en la muerte por lapidación.</w:t>
+      </w:r>
+    </w:p>
+    <w:p>
+      <w:pPr>
+        <w:pStyle w:val="ListBullet"/>
+        <w:spacing w:line="240" w:lineRule="auto"/>
+        <w:ind w:left="720"/>
+      </w:pPr>
+      <w:r>
+        <w:rPr>
+          <w:lang w:val="es_ES" w:bidi="es_ES"/>
+        </w:rPr>
+      </w:r>
+      <w:r>
+        <w:rPr>
+          <w:lang w:val="es_ES" w:bidi="es_ES"/>
+        </w:rPr>
+        <w:t>Toda la comunidad participaba.</w:t>
+      </w:r>
+    </w:p>
+    <w:p>
+      <w:pPr>
+        <w:pStyle w:val="ListBullet"/>
+        <w:spacing w:line="240" w:lineRule="auto"/>
+        <w:ind w:left="720"/>
+      </w:pPr>
+      <w:r>
+        <w:rPr>
+          <w:lang w:val="es_ES" w:bidi="es_ES"/>
+        </w:rPr>
+      </w:r>
+      <w:r>
+        <w:rPr>
+          <w:lang w:val="es_ES" w:bidi="es_ES"/>
+        </w:rPr>
+        <w:t>Este caso sentó el precedente para situaciones futuras.</w:t>
+      </w:r>
+    </w:p>
+    <w:p>
+      <w:pPr>
+        <w:pStyle w:val="Heading4"/>
+      </w:pPr>
+      <w:r>
+        <w:rPr>
+          <w:lang w:val="es_ES" w:bidi="es_ES"/>
+        </w:rPr>
+        <w:t>Acciones simbólicas</w:t>
+      </w:r>
+    </w:p>
+    <w:p>
+      <w:pPr/>
+      <w:r>
+        <w:rPr>
+          <w:lang w:val="es_ES" w:bidi="es_ES"/>
+        </w:rPr>
+      </w:r>
+      <w:r>
+        <w:rPr>
+          <w:lang w:val="es_ES" w:bidi="es_ES"/>
+        </w:rPr>
+        <w:t>Diversas acciones poseían un significado especial:</w:t>
+      </w:r>
+    </w:p>
+    <w:p>
+      <w:pPr>
+        <w:pStyle w:val="ListBullet"/>
+        <w:spacing w:line="240" w:lineRule="auto"/>
+        <w:ind w:left="720"/>
+      </w:pPr>
+      <w:r>
+        <w:rPr>
+          <w:lang w:val="es_ES" w:bidi="es_ES"/>
+        </w:rPr>
+      </w:r>
+      <w:r>
+        <w:rPr>
+          <w:lang w:val="es_ES" w:bidi="es_ES"/>
+        </w:rPr>
+        <w:t>Los testigos colocaban las manos sobre la cabeza de la persona culpable.</w:t>
+      </w:r>
+    </w:p>
+    <w:p>
+      <w:pPr>
+        <w:pStyle w:val="ListBullet"/>
+        <w:spacing w:line="240" w:lineRule="auto"/>
+        <w:ind w:left="720"/>
+      </w:pPr>
+      <w:r>
+        <w:rPr>
+          <w:lang w:val="es_ES" w:bidi="es_ES"/>
+        </w:rPr>
+      </w:r>
+      <w:r>
+        <w:rPr>
+          <w:lang w:val="es_ES" w:bidi="es_ES"/>
+        </w:rPr>
+        <w:t>La comunidad participaba en el castigo.</w:t>
+      </w:r>
+    </w:p>
+    <w:p>
+      <w:pPr>
+        <w:pStyle w:val="ListBullet"/>
+        <w:spacing w:line="240" w:lineRule="auto"/>
+        <w:ind w:left="720"/>
+      </w:pPr>
+      <w:r>
+        <w:rPr>
+          <w:lang w:val="es_ES" w:bidi="es_ES"/>
+        </w:rPr>
+      </w:r>
+      <w:r>
+        <w:rPr>
+          <w:lang w:val="es_ES" w:bidi="es_ES"/>
+        </w:rPr>
+        <w:t>La disposición del pan mostraba la presencia de Dios.</w:t>
+      </w:r>
+    </w:p>
+    <w:p>
+      <w:pPr>
+        <w:pStyle w:val="ListBullet"/>
+        <w:spacing w:line="240" w:lineRule="auto"/>
+        <w:ind w:left="720"/>
+      </w:pPr>
+      <w:r>
+        <w:rPr>
+          <w:lang w:val="es_ES" w:bidi="es_ES"/>
+        </w:rPr>
+      </w:r>
+      <w:r>
+        <w:rPr>
+          <w:lang w:val="es_ES" w:bidi="es_ES"/>
+        </w:rPr>
+        <w:t>Considera explicar estos significados en notas al pie de página.</w:t>
+      </w:r>
+    </w:p>
+    <w:p>
+      <w:pPr>
+        <w:pStyle w:val="Heading3"/>
+      </w:pPr>
+      <w:r>
+        <w:rPr>
+          <w:lang w:val="es_ES" w:bidi="es_ES"/>
+        </w:rPr>
+        <w:t>Problemas de traducción en este capítulo</w:t>
+      </w:r>
+    </w:p>
+    <w:p>
+      <w:pPr>
+        <w:pStyle w:val="Heading4"/>
+      </w:pPr>
+      <w:r>
+        <w:rPr>
+          <w:lang w:val="es_ES" w:bidi="es_ES"/>
+        </w:rPr>
+        <w:t>Eufemismos</w:t>
+      </w:r>
+    </w:p>
+    <w:p>
+      <w:pPr/>
+      <w:r>
+        <w:rPr>
+          <w:lang w:val="es_ES" w:bidi="es_ES"/>
+        </w:rPr>
+      </w:r>
+      <w:r>
+        <w:rPr>
+          <w:lang w:val="es_ES" w:bidi="es_ES"/>
+        </w:rPr>
+        <w:t>El capítulo emplea formas respetuosas para referirse a Dios:</w:t>
+      </w:r>
+    </w:p>
+    <w:p>
+      <w:pPr>
+        <w:pStyle w:val="ListBullet"/>
+        <w:spacing w:line="240" w:lineRule="auto"/>
+        <w:ind w:left="720"/>
+      </w:pPr>
+      <w:r>
+        <w:rPr>
+          <w:lang w:val="es_ES" w:bidi="es_ES"/>
+        </w:rPr>
+      </w:r>
+      <w:r>
+        <w:rPr>
+          <w:lang w:val="es_ES" w:bidi="es_ES"/>
+        </w:rPr>
+        <w:t>“El Nombre” se refiere a “Jehová.”</w:t>
+      </w:r>
+    </w:p>
+    <w:p>
+      <w:pPr>
+        <w:pStyle w:val="ListBullet"/>
+        <w:spacing w:line="240" w:lineRule="auto"/>
+        <w:ind w:left="720"/>
+      </w:pPr>
+      <w:r>
+        <w:rPr>
+          <w:lang w:val="es_ES" w:bidi="es_ES"/>
+        </w:rPr>
+      </w:r>
+      <w:r>
+        <w:rPr>
+          <w:lang w:val="es_ES" w:bidi="es_ES"/>
+        </w:rPr>
+        <w:t>Considera cómo tu idioma expresa respeto al referirse a Dios.</w:t>
+      </w:r>
+    </w:p>
+    <w:p>
+      <w:pPr>
+        <w:pStyle w:val="ListBullet"/>
+        <w:spacing w:line="240" w:lineRule="auto"/>
+        <w:ind w:left="720"/>
+      </w:pPr>
+      <w:r>
+        <w:rPr>
+          <w:lang w:val="es_ES" w:bidi="es_ES"/>
+        </w:rPr>
+      </w:r>
+      <w:r>
+        <w:rPr>
+          <w:lang w:val="es_ES" w:bidi="es_ES"/>
+        </w:rPr>
+        <w:t>Sé consistente en la traducción de estos términos.</w:t>
+      </w:r>
+    </w:p>
+    <w:p>
+      <w:pPr>
+        <w:pStyle w:val="Heading4"/>
+      </w:pPr>
+      <w:r>
+        <w:rPr>
+          <w:lang w:val="es_ES" w:bidi="es_ES"/>
+        </w:rPr>
+        <w:t>Términos generales</w:t>
+      </w:r>
+    </w:p>
+    <w:p>
+      <w:pPr/>
+      <w:r>
+        <w:rPr>
+          <w:lang w:val="es_ES" w:bidi="es_ES"/>
+        </w:rPr>
+      </w:r>
+      <w:r>
+        <w:rPr>
+          <w:lang w:val="es_ES" w:bidi="es_ES"/>
+        </w:rPr>
+        <w:t>El capítulo emplea términos generales que abarcan a todos:</w:t>
+      </w:r>
+    </w:p>
+    <w:p>
+      <w:pPr>
+        <w:pStyle w:val="ListBullet"/>
+        <w:spacing w:line="240" w:lineRule="auto"/>
+        <w:ind w:left="720"/>
+      </w:pPr>
+      <w:r>
+        <w:rPr>
+          <w:lang w:val="es_ES" w:bidi="es_ES"/>
+        </w:rPr>
+      </w:r>
+      <w:r>
+        <w:rPr>
+          <w:lang w:val="es_ES" w:bidi="es_ES"/>
+        </w:rPr>
+        <w:t>“Hombre” a menudo significa “cualquier persona.”</w:t>
+      </w:r>
+    </w:p>
+    <w:p>
+      <w:pPr>
+        <w:pStyle w:val="ListBullet"/>
+        <w:spacing w:line="240" w:lineRule="auto"/>
+        <w:ind w:left="720"/>
+      </w:pPr>
+      <w:r>
+        <w:rPr>
+          <w:lang w:val="es_ES" w:bidi="es_ES"/>
+        </w:rPr>
+      </w:r>
+      <w:r>
+        <w:rPr>
+          <w:lang w:val="es_ES" w:bidi="es_ES"/>
+        </w:rPr>
+        <w:t>“El que” incluye a hombres y mujeres.</w:t>
+      </w:r>
+    </w:p>
+    <w:p>
+      <w:pPr>
+        <w:pStyle w:val="ListBullet"/>
+        <w:spacing w:line="240" w:lineRule="auto"/>
+        <w:ind w:left="720"/>
+      </w:pPr>
+      <w:r>
+        <w:rPr>
+          <w:lang w:val="es_ES" w:bidi="es_ES"/>
+        </w:rPr>
+      </w:r>
+      <w:r>
+        <w:rPr>
+          <w:lang w:val="es_ES" w:bidi="es_ES"/>
+        </w:rPr>
+        <w:t>“Prójimo” significa “compañero israelí.”</w:t>
+      </w:r>
+    </w:p>
+    <w:p>
+      <w:pPr>
+        <w:pStyle w:val="Heading4"/>
+      </w:pPr>
+      <w:r>
+        <w:rPr>
+          <w:lang w:val="es_ES" w:bidi="es_ES"/>
+        </w:rPr>
+        <w:t>Frases repetitivas</w:t>
+      </w:r>
+    </w:p>
+    <w:p>
+      <w:pPr/>
+      <w:r>
+        <w:rPr>
+          <w:lang w:val="es_ES" w:bidi="es_ES"/>
+        </w:rPr>
+      </w:r>
+      <w:r>
+        <w:rPr>
+          <w:lang w:val="es_ES" w:bidi="es_ES"/>
+        </w:rPr>
+        <w:t>Algunas frases se repiten varias veces:</w:t>
+      </w:r>
+    </w:p>
+    <w:p>
+      <w:pPr>
+        <w:pStyle w:val="ListBullet"/>
+        <w:spacing w:line="240" w:lineRule="auto"/>
+        <w:ind w:left="720"/>
+      </w:pPr>
+      <w:r>
+        <w:rPr>
+          <w:lang w:val="es_ES" w:bidi="es_ES"/>
+        </w:rPr>
+      </w:r>
+      <w:r>
+        <w:rPr>
+          <w:lang w:val="es_ES" w:bidi="es_ES"/>
+        </w:rPr>
+        <w:t>“delante de Jehová” significa “en la presencia de Jehová”.</w:t>
+      </w:r>
+    </w:p>
+    <w:p>
+      <w:pPr>
+        <w:pStyle w:val="ListBullet"/>
+        <w:spacing w:line="240" w:lineRule="auto"/>
+        <w:ind w:left="720"/>
+      </w:pPr>
+      <w:r>
+        <w:rPr>
+          <w:lang w:val="es_ES" w:bidi="es_ES"/>
+        </w:rPr>
+      </w:r>
+      <w:r>
+        <w:rPr>
+          <w:lang w:val="es_ES" w:bidi="es_ES"/>
+        </w:rPr>
+        <w:t>"Estatuto perpetuo" significa "norma que se mantiene indefinidamente."</w:t>
+      </w:r>
+    </w:p>
+    <w:p>
+      <w:pPr>
+        <w:pStyle w:val="ListBullet"/>
+        <w:spacing w:line="240" w:lineRule="auto"/>
+        <w:ind w:left="720"/>
+      </w:pPr>
+      <w:r>
+        <w:rPr>
+          <w:lang w:val="es_ES" w:bidi="es_ES"/>
+        </w:rPr>
+      </w:r>
+      <w:r>
+        <w:rPr>
+          <w:lang w:val="es_ES" w:bidi="es_ES"/>
+        </w:rPr>
+        <w:t>“Santísimo” destaca la máxima santidad.</w:t>
+      </w:r>
+    </w:p>
+    <w:p>
+      <w:pPr>
+        <w:pStyle w:val="ListBullet"/>
+        <w:spacing w:line="240" w:lineRule="auto"/>
+        <w:ind w:left="720"/>
+      </w:pPr>
+      <w:r>
+        <w:rPr>
+          <w:lang w:val="es_ES" w:bidi="es_ES"/>
+        </w:rPr>
+      </w:r>
+      <w:r>
+        <w:rPr>
+          <w:lang w:val="es_ES" w:bidi="es_ES"/>
+        </w:rPr>
+        <w:t>Usa traducciones coherentes para estas frases.</w:t>
+      </w:r>
+    </w:p>
+    <w:p>
+      <w:pPr/>
+      <w:r>
+        <w:rPr>
+          <w:lang w:val="es_ES" w:bidi="es_ES"/>
+        </w:rPr>
+      </w:r>
+      <w:r>
+        <w:rPr>
+          <w:lang w:val="es_ES" w:bidi="es_ES"/>
+        </w:rPr>
+        <w:t xml:space="preserve">(Ver: </w:t>
+      </w:r>
+      <w:r>
+        <w:rPr>
+          <w:lang w:val="es_ES" w:bidi="es_ES"/>
+        </w:rPr>
+        <w:t>Blasfemia</w:t>
+      </w:r>
+      <w:r>
+        <w:rPr>
+          <w:lang w:val="es_ES" w:bidi="es_ES"/>
+        </w:rPr>
+        <w:t xml:space="preserve">, </w:t>
+      </w:r>
+      <w:r>
+        <w:rPr>
+          <w:lang w:val="es_ES" w:bidi="es_ES"/>
+        </w:rPr>
+        <w:t>Santo</w:t>
+      </w:r>
+      <w:r>
+        <w:rPr>
+          <w:lang w:val="es_ES" w:bidi="es_ES"/>
+        </w:rPr>
+        <w:t xml:space="preserve"> y </w:t>
+      </w:r>
+      <w:r>
+        <w:rPr>
+          <w:lang w:val="es_ES" w:bidi="es_ES"/>
+        </w:rPr>
+        <w:t>Maldición</w:t>
+      </w:r>
+      <w:r>
+        <w:rPr>
+          <w:lang w:val="es_ES" w:bidi="es_ES"/>
+        </w:rPr>
+        <w:t>)</w:t>
+      </w:r>
+      <w:r>
+        <w:rPr>
+          <w:lang w:val="es_ES" w:bidi="es_ES"/>
+        </w:rPr>
+      </w:r>
+      <w:r>
+        <w:rPr>
+          <w:lang w:val="es_ES" w:bidi="es_ES"/>
+        </w:rPr>
+      </w:r>
+    </w:p>
+    <w:p>
+      <w:pPr/>
+      <w:r>
+        <w:rPr>
+          <w:lang w:val="es_ES" w:bidi="es_ES"/>
+        </w:rPr>
+      </w:r>
+    </w:p>
+    <w:p>
+      <w:pPr>
+        <w:pStyle w:val="Heading2"/>
+      </w:pPr>
+      <w:r>
+        <w:rPr>
+          <w:lang w:val="es_ES" w:bidi="es_ES"/>
+        </w:rPr>
+        <w:t>Levítico - Capítulo 25 Introducción</w:t>
+      </w:r>
+      <w:r>
+        <w:rPr>
+          <w:lang w:val="es_ES" w:bidi="es_ES"/>
+        </w:rPr>
+      </w:r>
+    </w:p>
+    <w:p>
+      <w:pPr>
+        <w:pStyle w:val="Heading3"/>
+      </w:pPr>
+      <w:r>
+        <w:rPr>
+          <w:lang w:val="es_ES" w:bidi="es_ES"/>
+        </w:rPr>
+        <w:t>Estructura y formato</w:t>
+      </w:r>
+    </w:p>
+    <w:p>
+      <w:pPr/>
+      <w:r>
+        <w:rPr>
+          <w:lang w:val="es_ES" w:bidi="es_ES"/>
+        </w:rPr>
+      </w:r>
+      <w:r>
+        <w:rPr>
+          <w:lang w:val="es_ES" w:bidi="es_ES"/>
+        </w:rPr>
+        <w:t>Este capítulo describe dos tipos especiales de años y derechos de propiedad:</w:t>
       </w:r>
     </w:p>
     <w:p>
@@ -27966,13 +27453,13 @@
         <w:rPr>
           <w:lang w:val="es_ES" w:bidi="es_ES"/>
         </w:rPr>
-        <w:t>Maldiciones por desobediencia (</w:t>
-      </w:r>
-      <w:r>
-        <w:rPr>
-          <w:lang w:val="es_ES" w:bidi="es_ES"/>
-        </w:rPr>
-        <w:t>26:14–39</w:t>
+        <w:t>Año Sabático (</w:t>
+      </w:r>
+      <w:r>
+        <w:rPr>
+          <w:lang w:val="es_ES" w:bidi="es_ES"/>
+        </w:rPr>
+        <w:t>25:1–7</w:t>
       </w:r>
       <w:r>
         <w:rPr>
@@ -27983,6 +27470,162 @@
     </w:p>
     <w:p>
       <w:pPr>
+        <w:pStyle w:val="ListNumber"/>
+        <w:spacing w:line="240" w:lineRule="auto"/>
+        <w:ind w:left="720"/>
+      </w:pPr>
+      <w:r>
+        <w:rPr>
+          <w:lang w:val="es_ES" w:bidi="es_ES"/>
+        </w:rPr>
+      </w:r>
+      <w:r>
+        <w:rPr>
+          <w:lang w:val="es_ES" w:bidi="es_ES"/>
+        </w:rPr>
+        <w:t>Año del Jubileo (</w:t>
+      </w:r>
+      <w:r>
+        <w:rPr>
+          <w:lang w:val="es_ES" w:bidi="es_ES"/>
+        </w:rPr>
+        <w:t>25:8–22</w:t>
+      </w:r>
+      <w:r>
+        <w:rPr>
+          <w:lang w:val="es_ES" w:bidi="es_ES"/>
+        </w:rPr>
+        <w:t>)</w:t>
+      </w:r>
+    </w:p>
+    <w:p>
+      <w:pPr>
+        <w:pStyle w:val="ListNumber"/>
+        <w:spacing w:line="240" w:lineRule="auto"/>
+        <w:ind w:left="720"/>
+      </w:pPr>
+      <w:r>
+        <w:rPr>
+          <w:lang w:val="es_ES" w:bidi="es_ES"/>
+        </w:rPr>
+      </w:r>
+      <w:r>
+        <w:rPr>
+          <w:lang w:val="es_ES" w:bidi="es_ES"/>
+        </w:rPr>
+        <w:t>Leyes sobre la redención de propiedades (</w:t>
+      </w:r>
+      <w:r>
+        <w:rPr>
+          <w:lang w:val="es_ES" w:bidi="es_ES"/>
+        </w:rPr>
+        <w:t>25:23–34</w:t>
+      </w:r>
+      <w:r>
+        <w:rPr>
+          <w:lang w:val="es_ES" w:bidi="es_ES"/>
+        </w:rPr>
+        <w:t>)</w:t>
+      </w:r>
+    </w:p>
+    <w:p>
+      <w:pPr>
+        <w:pStyle w:val="ListNumber"/>
+        <w:spacing w:line="240" w:lineRule="auto"/>
+        <w:ind w:left="720"/>
+      </w:pPr>
+      <w:r>
+        <w:rPr>
+          <w:lang w:val="es_ES" w:bidi="es_ES"/>
+        </w:rPr>
+      </w:r>
+      <w:r>
+        <w:rPr>
+          <w:lang w:val="es_ES" w:bidi="es_ES"/>
+        </w:rPr>
+        <w:t>Leyes sobre la ayuda a los pobres (</w:t>
+      </w:r>
+      <w:r>
+        <w:rPr>
+          <w:lang w:val="es_ES" w:bidi="es_ES"/>
+        </w:rPr>
+        <w:t>25:35–46</w:t>
+      </w:r>
+      <w:r>
+        <w:rPr>
+          <w:lang w:val="es_ES" w:bidi="es_ES"/>
+        </w:rPr>
+        <w:t>)</w:t>
+      </w:r>
+    </w:p>
+    <w:p>
+      <w:pPr>
+        <w:pStyle w:val="ListNumber"/>
+        <w:spacing w:line="240" w:lineRule="auto"/>
+        <w:ind w:left="720"/>
+      </w:pPr>
+      <w:r>
+        <w:rPr>
+          <w:lang w:val="es_ES" w:bidi="es_ES"/>
+        </w:rPr>
+      </w:r>
+      <w:r>
+        <w:rPr>
+          <w:lang w:val="es_ES" w:bidi="es_ES"/>
+        </w:rPr>
+        <w:t>Leyes sobre los esclavos israelitas (</w:t>
+      </w:r>
+      <w:r>
+        <w:rPr>
+          <w:lang w:val="es_ES" w:bidi="es_ES"/>
+        </w:rPr>
+        <w:t>25:47–55</w:t>
+      </w:r>
+      <w:r>
+        <w:rPr>
+          <w:lang w:val="es_ES" w:bidi="es_ES"/>
+        </w:rPr>
+        <w:t>)</w:t>
+      </w:r>
+    </w:p>
+    <w:p>
+      <w:pPr>
+        <w:pStyle w:val="Heading3"/>
+      </w:pPr>
+      <w:r>
+        <w:rPr>
+          <w:lang w:val="es_ES" w:bidi="es_ES"/>
+        </w:rPr>
+        <w:t>Desafíos especiales de traducción en este capítulo</w:t>
+      </w:r>
+    </w:p>
+    <w:p>
+      <w:pPr>
+        <w:pStyle w:val="Heading4"/>
+      </w:pPr>
+      <w:r>
+        <w:rPr>
+          <w:lang w:val="es_ES" w:bidi="es_ES"/>
+        </w:rPr>
+        <w:t>Personificación</w:t>
+      </w:r>
+    </w:p>
+    <w:p>
+      <w:pPr/>
+      <w:r>
+        <w:rPr>
+          <w:lang w:val="es_ES" w:bidi="es_ES"/>
+        </w:rPr>
+      </w:r>
+      <w:r>
+        <w:rPr>
+          <w:lang w:val="es_ES" w:bidi="es_ES"/>
+        </w:rPr>
+        <w:t>El capítulo frecuentemente describe la tierra como si fuera una persona:</w:t>
+      </w:r>
+    </w:p>
+    <w:p>
+      <w:pPr>
         <w:pStyle w:val="ListBullet"/>
         <w:spacing w:line="240" w:lineRule="auto"/>
         <w:ind w:left="720"/>
@@ -27996,7 +27639,7 @@
         <w:rPr>
           <w:lang w:val="es_ES" w:bidi="es_ES"/>
         </w:rPr>
-        <w:t>Sanciones progresivas</w:t>
+        <w:t>“La tierra descansará”</w:t>
       </w:r>
     </w:p>
     <w:p>
@@ -28014,7 +27657,7 @@
         <w:rPr>
           <w:lang w:val="es_ES" w:bidi="es_ES"/>
         </w:rPr>
-        <w:t>Desastres naturales</w:t>
+        <w:t>“La tierra dará su fruto”</w:t>
       </w:r>
     </w:p>
     <w:p>
@@ -28032,7 +27675,280 @@
         <w:rPr>
           <w:lang w:val="es_ES" w:bidi="es_ES"/>
         </w:rPr>
-        <w:t>Derrotas militares</w:t>
+        <w:t>Considere cómo su idioma expresa estos conceptos de forma natural</w:t>
+      </w:r>
+    </w:p>
+    <w:p>
+      <w:pPr>
+        <w:pStyle w:val="Heading4"/>
+      </w:pPr>
+      <w:r>
+        <w:rPr>
+          <w:lang w:val="es_ES" w:bidi="es_ES"/>
+        </w:rPr>
+        <w:t>Modismos</w:t>
+      </w:r>
+    </w:p>
+    <w:p>
+      <w:pPr/>
+      <w:r>
+        <w:rPr>
+          <w:lang w:val="es_ES" w:bidi="es_ES"/>
+        </w:rPr>
+      </w:r>
+      <w:r>
+        <w:rPr>
+          <w:lang w:val="es_ES" w:bidi="es_ES"/>
+        </w:rPr>
+        <w:t>En el texto original, el capítulo emplea varios modismos que necesitan una traducción cuidadosa:</w:t>
+      </w:r>
+    </w:p>
+    <w:p>
+      <w:pPr>
+        <w:pStyle w:val="ListBullet"/>
+        <w:spacing w:line="240" w:lineRule="auto"/>
+        <w:ind w:left="720"/>
+      </w:pPr>
+      <w:r>
+        <w:rPr>
+          <w:lang w:val="es_ES" w:bidi="es_ES"/>
+        </w:rPr>
+      </w:r>
+      <w:r>
+        <w:rPr>
+          <w:lang w:val="es_ES" w:bidi="es_ES"/>
+        </w:rPr>
+        <w:t>“Su mano alcanza” significa “él se vuelve próspero”</w:t>
+      </w:r>
+    </w:p>
+    <w:p>
+      <w:pPr>
+        <w:pStyle w:val="ListBullet"/>
+        <w:spacing w:line="240" w:lineRule="auto"/>
+        <w:ind w:left="720"/>
+      </w:pPr>
+      <w:r>
+        <w:rPr>
+          <w:lang w:val="es_ES" w:bidi="es_ES"/>
+        </w:rPr>
+      </w:r>
+      <w:r>
+        <w:rPr>
+          <w:lang w:val="es_ES" w:bidi="es_ES"/>
+        </w:rPr>
+        <w:t>“Su mano tiembla” significa “se empobrece”</w:t>
+      </w:r>
+    </w:p>
+    <w:p>
+      <w:pPr>
+        <w:pStyle w:val="ListBullet"/>
+        <w:spacing w:line="240" w:lineRule="auto"/>
+        <w:ind w:left="720"/>
+      </w:pPr>
+      <w:r>
+        <w:rPr>
+          <w:lang w:val="es_ES" w:bidi="es_ES"/>
+        </w:rPr>
+      </w:r>
+      <w:r>
+        <w:rPr>
+          <w:lang w:val="es_ES" w:bidi="es_ES"/>
+        </w:rPr>
+        <w:t>“A la boca de” significa “según” o “basado en”.</w:t>
+      </w:r>
+    </w:p>
+    <w:p>
+      <w:pPr>
+        <w:pStyle w:val="ListBullet"/>
+        <w:spacing w:line="240" w:lineRule="auto"/>
+        <w:ind w:left="720"/>
+      </w:pPr>
+      <w:r>
+        <w:rPr>
+          <w:lang w:val="es_ES" w:bidi="es_ES"/>
+        </w:rPr>
+      </w:r>
+      <w:r>
+        <w:rPr>
+          <w:lang w:val="es_ES" w:bidi="es_ES"/>
+        </w:rPr>
+        <w:t>Utiliza expresiones naturales en tu idioma para comunicar el significado</w:t>
+      </w:r>
+    </w:p>
+    <w:p>
+      <w:pPr>
+        <w:pStyle w:val="Heading4"/>
+      </w:pPr>
+      <w:r>
+        <w:rPr>
+          <w:lang w:val="es_ES" w:bidi="es_ES"/>
+        </w:rPr>
+        <w:t>Términos generales</w:t>
+      </w:r>
+    </w:p>
+    <w:p>
+      <w:pPr/>
+      <w:r>
+        <w:rPr>
+          <w:lang w:val="es_ES" w:bidi="es_ES"/>
+        </w:rPr>
+      </w:r>
+      <w:r>
+        <w:rPr>
+          <w:lang w:val="es_ES" w:bidi="es_ES"/>
+        </w:rPr>
+        <w:t>El capítulo emplea términos generales que abarcan a todos:</w:t>
+      </w:r>
+    </w:p>
+    <w:p>
+      <w:pPr>
+        <w:pStyle w:val="ListBullet"/>
+        <w:spacing w:line="240" w:lineRule="auto"/>
+        <w:ind w:left="720"/>
+      </w:pPr>
+      <w:r>
+        <w:rPr>
+          <w:lang w:val="es_ES" w:bidi="es_ES"/>
+        </w:rPr>
+      </w:r>
+      <w:r>
+        <w:rPr>
+          <w:lang w:val="es_ES" w:bidi="es_ES"/>
+        </w:rPr>
+        <w:t>“Hermano” se refiere a un “compañero israelita”</w:t>
+      </w:r>
+    </w:p>
+    <w:p>
+      <w:pPr>
+        <w:pStyle w:val="ListBullet"/>
+        <w:spacing w:line="240" w:lineRule="auto"/>
+        <w:ind w:left="720"/>
+      </w:pPr>
+      <w:r>
+        <w:rPr>
+          <w:lang w:val="es_ES" w:bidi="es_ES"/>
+        </w:rPr>
+      </w:r>
+      <w:r>
+        <w:rPr>
+          <w:lang w:val="es_ES" w:bidi="es_ES"/>
+        </w:rPr>
+        <w:t>“A Hombre” significa “cualquier persona”.</w:t>
+      </w:r>
+    </w:p>
+    <w:p>
+      <w:pPr>
+        <w:pStyle w:val="ListBullet"/>
+        <w:spacing w:line="240" w:lineRule="auto"/>
+        <w:ind w:left="720"/>
+      </w:pPr>
+      <w:r>
+        <w:rPr>
+          <w:lang w:val="es_ES" w:bidi="es_ES"/>
+        </w:rPr>
+      </w:r>
+      <w:r>
+        <w:rPr>
+          <w:lang w:val="es_ES" w:bidi="es_ES"/>
+        </w:rPr>
+        <w:t>“Hijos” puede referirse tanto a hombres como a mujeres</w:t>
+      </w:r>
+    </w:p>
+    <w:p>
+      <w:pPr/>
+      <w:r>
+        <w:rPr>
+          <w:lang w:val="es_ES" w:bidi="es_ES"/>
+        </w:rPr>
+      </w:r>
+      <w:r>
+        <w:rPr>
+          <w:lang w:val="es_ES" w:bidi="es_ES"/>
+        </w:rPr>
+        <w:t xml:space="preserve">(Ver: </w:t>
+      </w:r>
+      <w:r>
+        <w:rPr>
+          <w:lang w:val="es_ES" w:bidi="es_ES"/>
+        </w:rPr>
+        <w:t>Sábado</w:t>
+      </w:r>
+      <w:r>
+        <w:rPr>
+          <w:lang w:val="es_ES" w:bidi="es_ES"/>
+        </w:rPr>
+        <w:t xml:space="preserve"> y </w:t>
+      </w:r>
+      <w:r>
+        <w:rPr>
+          <w:lang w:val="es_ES" w:bidi="es_ES"/>
+        </w:rPr>
+        <w:t>Redención</w:t>
+      </w:r>
+      <w:r>
+        <w:rPr>
+          <w:lang w:val="es_ES" w:bidi="es_ES"/>
+        </w:rPr>
+        <w:t>)</w:t>
+      </w:r>
+      <w:r>
+        <w:rPr>
+          <w:lang w:val="es_ES" w:bidi="es_ES"/>
+        </w:rPr>
+      </w:r>
+      <w:r>
+        <w:rPr>
+          <w:lang w:val="es_ES" w:bidi="es_ES"/>
+        </w:rPr>
+      </w:r>
+    </w:p>
+    <w:p>
+      <w:pPr/>
+      <w:r>
+        <w:rPr>
+          <w:lang w:val="es_ES" w:bidi="es_ES"/>
+        </w:rPr>
+      </w:r>
+    </w:p>
+    <w:p>
+      <w:pPr>
+        <w:pStyle w:val="Heading2"/>
+      </w:pPr>
+      <w:r>
+        <w:rPr>
+          <w:lang w:val="es_ES" w:bidi="es_ES"/>
+        </w:rPr>
+        <w:t>Levítico - Capítulo 26 Introducción</w:t>
+      </w:r>
+      <w:r>
+        <w:rPr>
+          <w:lang w:val="es_ES" w:bidi="es_ES"/>
+        </w:rPr>
+      </w:r>
+    </w:p>
+    <w:p>
+      <w:pPr>
+        <w:pStyle w:val="Heading3"/>
+      </w:pPr>
+      <w:r>
+        <w:rPr>
+          <w:lang w:val="es_ES" w:bidi="es_ES"/>
+        </w:rPr>
+        <w:t>Estructura y formato</w:t>
+      </w:r>
+    </w:p>
+    <w:p>
+      <w:pPr/>
+      <w:r>
+        <w:rPr>
+          <w:lang w:val="es_ES" w:bidi="es_ES"/>
+        </w:rPr>
+      </w:r>
+      <w:r>
+        <w:rPr>
+          <w:lang w:val="es_ES" w:bidi="es_ES"/>
+        </w:rPr>
+        <w:t>Este capítulo presenta bendiciones y maldiciones que dependen de la obediencia:</w:t>
       </w:r>
     </w:p>
     <w:p>
@@ -28054,13 +27970,13 @@
         <w:rPr>
           <w:lang w:val="es_ES" w:bidi="es_ES"/>
         </w:rPr>
-        <w:t>Esperanza de restauración (</w:t>
-      </w:r>
-      <w:r>
-        <w:rPr>
-          <w:lang w:val="es_ES" w:bidi="es_ES"/>
-        </w:rPr>
-        <w:t>26:40–46</w:t>
+        <w:t>Bendiciones por la obediencia (</w:t>
+      </w:r>
+      <w:r>
+        <w:rPr>
+          <w:lang w:val="es_ES" w:bidi="es_ES"/>
+        </w:rPr>
+        <w:t>26:1–13</w:t>
       </w:r>
       <w:r>
         <w:rPr>
@@ -28084,7 +28000,7 @@
         <w:rPr>
           <w:lang w:val="es_ES" w:bidi="es_ES"/>
         </w:rPr>
-        <w:t>Confesión y remordimiento</w:t>
+        <w:t>Prosperidad en la agricultura</w:t>
       </w:r>
     </w:p>
     <w:p>
@@ -28102,43 +28018,7 @@
         <w:rPr>
           <w:lang w:val="es_ES" w:bidi="es_ES"/>
         </w:rPr>
-        <w:t>Fidelidad de Dios al pacto</w:t>
-      </w:r>
-    </w:p>
-    <w:p>
-      <w:pPr>
-        <w:pStyle w:val="Heading3"/>
-      </w:pPr>
-      <w:r>
-        <w:rPr>
-          <w:lang w:val="es_ES" w:bidi="es_ES"/>
-        </w:rPr>
-        <w:t>Conceptos religiosos y culturales en este capítulo</w:t>
-      </w:r>
-    </w:p>
-    <w:p>
-      <w:pPr>
-        <w:pStyle w:val="Heading4"/>
-      </w:pPr>
-      <w:r>
-        <w:rPr>
-          <w:lang w:val="es_ES" w:bidi="es_ES"/>
-        </w:rPr>
-        <w:t>Lealtad al pacto</w:t>
-      </w:r>
-    </w:p>
-    <w:p>
-      <w:pPr/>
-      <w:r>
-        <w:rPr>
-          <w:lang w:val="es_ES" w:bidi="es_ES"/>
-        </w:rPr>
-      </w:r>
-      <w:r>
-        <w:rPr>
-          <w:lang w:val="es_ES" w:bidi="es_ES"/>
-        </w:rPr>
-        <w:t>El capítulo destaca la relación entre la obediencia y la bendición:</w:t>
+        <w:t>Victoria militar</w:t>
       </w:r>
     </w:p>
     <w:p>
@@ -28156,739 +28036,7 @@
         <w:rPr>
           <w:lang w:val="es_ES" w:bidi="es_ES"/>
         </w:rPr>
-        <w:t>La obediencia conduce a la prosperidad</w:t>
-      </w:r>
-    </w:p>
-    <w:p>
-      <w:pPr>
-        <w:pStyle w:val="ListBullet"/>
-        <w:spacing w:line="240" w:lineRule="auto"/>
-        <w:ind w:left="720"/>
-      </w:pPr>
-      <w:r>
-        <w:rPr>
-          <w:lang w:val="es_ES" w:bidi="es_ES"/>
-        </w:rPr>
-      </w:r>
-      <w:r>
-        <w:rPr>
-          <w:lang w:val="es_ES" w:bidi="es_ES"/>
-        </w:rPr>
-        <w:t>La desobediencia conlleva castigo</w:t>
-      </w:r>
-    </w:p>
-    <w:p>
-      <w:pPr>
-        <w:pStyle w:val="ListBullet"/>
-        <w:spacing w:line="240" w:lineRule="auto"/>
-        <w:ind w:left="720"/>
-      </w:pPr>
-      <w:r>
-        <w:rPr>
-          <w:lang w:val="es_ES" w:bidi="es_ES"/>
-        </w:rPr>
-      </w:r>
-      <w:r>
-        <w:rPr>
-          <w:lang w:val="es_ES" w:bidi="es_ES"/>
-        </w:rPr>
-        <w:t>Dios sigue siendo fiel a su pacto</w:t>
-      </w:r>
-    </w:p>
-    <w:p>
-      <w:pPr>
-        <w:pStyle w:val="ListBullet"/>
-        <w:spacing w:line="240" w:lineRule="auto"/>
-        <w:ind w:left="720"/>
-      </w:pPr>
-      <w:r>
-        <w:rPr>
-          <w:lang w:val="es_ES" w:bidi="es_ES"/>
-        </w:rPr>
-      </w:r>
-      <w:r>
-        <w:rPr>
-          <w:lang w:val="es_ES" w:bidi="es_ES"/>
-        </w:rPr>
-        <w:t>Demostración de la justicia y la misericordia de Dios</w:t>
-      </w:r>
-    </w:p>
-    <w:p>
-      <w:pPr>
-        <w:pStyle w:val="Heading4"/>
-      </w:pPr>
-      <w:r>
-        <w:rPr>
-          <w:lang w:val="es_ES" w:bidi="es_ES"/>
-        </w:rPr>
-        <w:t>Disciplina progresiva</w:t>
-      </w:r>
-    </w:p>
-    <w:p>
-      <w:pPr/>
-      <w:r>
-        <w:rPr>
-          <w:lang w:val="es_ES" w:bidi="es_ES"/>
-        </w:rPr>
-      </w:r>
-      <w:r>
-        <w:rPr>
-          <w:lang w:val="es_ES" w:bidi="es_ES"/>
-        </w:rPr>
-        <w:t>Los castigos se vuelven más severos:</w:t>
-      </w:r>
-    </w:p>
-    <w:p>
-      <w:pPr>
-        <w:pStyle w:val="ListBullet"/>
-        <w:spacing w:line="240" w:lineRule="auto"/>
-        <w:ind w:left="720"/>
-      </w:pPr>
-      <w:r>
-        <w:rPr>
-          <w:lang w:val="es_ES" w:bidi="es_ES"/>
-        </w:rPr>
-      </w:r>
-      <w:r>
-        <w:rPr>
-          <w:lang w:val="es_ES" w:bidi="es_ES"/>
-        </w:rPr>
-        <w:t>Empieza con consecuencias menores</w:t>
-      </w:r>
-    </w:p>
-    <w:p>
-      <w:pPr>
-        <w:pStyle w:val="ListBullet"/>
-        <w:spacing w:line="240" w:lineRule="auto"/>
-        <w:ind w:left="720"/>
-      </w:pPr>
-      <w:r>
-        <w:rPr>
-          <w:lang w:val="es_ES" w:bidi="es_ES"/>
-        </w:rPr>
-      </w:r>
-      <w:r>
-        <w:rPr>
-          <w:lang w:val="es_ES" w:bidi="es_ES"/>
-        </w:rPr>
-        <w:t>Se vuelve más estricto con la desobediencia constante</w:t>
-      </w:r>
-    </w:p>
-    <w:p>
-      <w:pPr>
-        <w:pStyle w:val="ListBullet"/>
-        <w:spacing w:line="240" w:lineRule="auto"/>
-        <w:ind w:left="720"/>
-      </w:pPr>
-      <w:r>
-        <w:rPr>
-          <w:lang w:val="es_ES" w:bidi="es_ES"/>
-        </w:rPr>
-      </w:r>
-      <w:r>
-        <w:rPr>
-          <w:lang w:val="es_ES" w:bidi="es_ES"/>
-        </w:rPr>
-        <w:t>Cada etapa ofrece la oportunidad de arrepentirse</w:t>
-      </w:r>
-    </w:p>
-    <w:p>
-      <w:pPr>
-        <w:pStyle w:val="ListBullet"/>
-        <w:spacing w:line="240" w:lineRule="auto"/>
-        <w:ind w:left="720"/>
-      </w:pPr>
-      <w:r>
-        <w:rPr>
-          <w:lang w:val="es_ES" w:bidi="es_ES"/>
-        </w:rPr>
-      </w:r>
-      <w:r>
-        <w:rPr>
-          <w:lang w:val="es_ES" w:bidi="es_ES"/>
-        </w:rPr>
-        <w:t>Demuestra la paciencia y la justicia de Dios</w:t>
-      </w:r>
-    </w:p>
-    <w:p>
-      <w:pPr>
-        <w:pStyle w:val="Heading4"/>
-      </w:pPr>
-      <w:r>
-        <w:rPr>
-          <w:lang w:val="es_ES" w:bidi="es_ES"/>
-        </w:rPr>
-        <w:t>Presencia divina</w:t>
-      </w:r>
-    </w:p>
-    <w:p>
-      <w:pPr/>
-      <w:r>
-        <w:rPr>
-          <w:lang w:val="es_ES" w:bidi="es_ES"/>
-        </w:rPr>
-      </w:r>
-      <w:r>
-        <w:rPr>
-          <w:lang w:val="es_ES" w:bidi="es_ES"/>
-        </w:rPr>
-        <w:t>La presencia de Dios es fundamental en las promesas:</w:t>
-      </w:r>
-    </w:p>
-    <w:p>
-      <w:pPr>
-        <w:pStyle w:val="ListBullet"/>
-        <w:spacing w:line="240" w:lineRule="auto"/>
-        <w:ind w:left="720"/>
-      </w:pPr>
-      <w:r>
-        <w:rPr>
-          <w:lang w:val="es_ES" w:bidi="es_ES"/>
-        </w:rPr>
-      </w:r>
-      <w:r>
-        <w:rPr>
-          <w:lang w:val="es_ES" w:bidi="es_ES"/>
-        </w:rPr>
-        <w:t>Su presencia trae bendiciones</w:t>
-      </w:r>
-    </w:p>
-    <w:p>
-      <w:pPr>
-        <w:pStyle w:val="ListBullet"/>
-        <w:spacing w:line="240" w:lineRule="auto"/>
-        <w:ind w:left="720"/>
-      </w:pPr>
-      <w:r>
-        <w:rPr>
-          <w:lang w:val="es_ES" w:bidi="es_ES"/>
-        </w:rPr>
-      </w:r>
-      <w:r>
-        <w:rPr>
-          <w:lang w:val="es_ES" w:bidi="es_ES"/>
-        </w:rPr>
-        <w:t>Su oposición trae desgracia</w:t>
-      </w:r>
-    </w:p>
-    <w:p>
-      <w:pPr>
-        <w:pStyle w:val="ListBullet"/>
-        <w:spacing w:line="240" w:lineRule="auto"/>
-        <w:ind w:left="720"/>
-      </w:pPr>
-      <w:r>
-        <w:rPr>
-          <w:lang w:val="es_ES" w:bidi="es_ES"/>
-        </w:rPr>
-      </w:r>
-      <w:r>
-        <w:rPr>
-          <w:lang w:val="es_ES" w:bidi="es_ES"/>
-        </w:rPr>
-        <w:t>Reconciliación mediante el arrepentimiento</w:t>
-      </w:r>
-    </w:p>
-    <w:p>
-      <w:pPr>
-        <w:pStyle w:val="ListBullet"/>
-        <w:spacing w:line="240" w:lineRule="auto"/>
-        <w:ind w:left="720"/>
-      </w:pPr>
-      <w:r>
-        <w:rPr>
-          <w:lang w:val="es_ES" w:bidi="es_ES"/>
-        </w:rPr>
-      </w:r>
-      <w:r>
-        <w:rPr>
-          <w:lang w:val="es_ES" w:bidi="es_ES"/>
-        </w:rPr>
-        <w:t>Importancia de la relación con Dios</w:t>
-      </w:r>
-    </w:p>
-    <w:p>
-      <w:pPr>
-        <w:pStyle w:val="Heading4"/>
-      </w:pPr>
-      <w:r>
-        <w:rPr>
-          <w:lang w:val="es_ES" w:bidi="es_ES"/>
-        </w:rPr>
-        <w:t>Consecuencias a nivel nacional</w:t>
-      </w:r>
-    </w:p>
-    <w:p>
-      <w:pPr/>
-      <w:r>
-        <w:rPr>
-          <w:lang w:val="es_ES" w:bidi="es_ES"/>
-        </w:rPr>
-      </w:r>
-      <w:r>
-        <w:rPr>
-          <w:lang w:val="es_ES" w:bidi="es_ES"/>
-        </w:rPr>
-        <w:t>Las acciones impactan a toda la comunidad:</w:t>
-      </w:r>
-    </w:p>
-    <w:p>
-      <w:pPr>
-        <w:pStyle w:val="ListBullet"/>
-        <w:spacing w:line="240" w:lineRule="auto"/>
-        <w:ind w:left="720"/>
-      </w:pPr>
-      <w:r>
-        <w:rPr>
-          <w:lang w:val="es_ES" w:bidi="es_ES"/>
-        </w:rPr>
-      </w:r>
-      <w:r>
-        <w:rPr>
-          <w:lang w:val="es_ES" w:bidi="es_ES"/>
-        </w:rPr>
-        <w:t>Las bendiciones benefician a todos</w:t>
-      </w:r>
-    </w:p>
-    <w:p>
-      <w:pPr>
-        <w:pStyle w:val="ListBullet"/>
-        <w:spacing w:line="240" w:lineRule="auto"/>
-        <w:ind w:left="720"/>
-      </w:pPr>
-      <w:r>
-        <w:rPr>
-          <w:lang w:val="es_ES" w:bidi="es_ES"/>
-        </w:rPr>
-      </w:r>
-      <w:r>
-        <w:rPr>
-          <w:lang w:val="es_ES" w:bidi="es_ES"/>
-        </w:rPr>
-        <w:t>Las maldiciones afectan a todos</w:t>
-      </w:r>
-    </w:p>
-    <w:p>
-      <w:pPr>
-        <w:pStyle w:val="ListBullet"/>
-        <w:spacing w:line="240" w:lineRule="auto"/>
-        <w:ind w:left="720"/>
-      </w:pPr>
-      <w:r>
-        <w:rPr>
-          <w:lang w:val="es_ES" w:bidi="es_ES"/>
-        </w:rPr>
-      </w:r>
-      <w:r>
-        <w:rPr>
-          <w:lang w:val="es_ES" w:bidi="es_ES"/>
-        </w:rPr>
-        <w:t>Las decisiones individuales tienen efectos en la comunidad</w:t>
-      </w:r>
-    </w:p>
-    <w:p>
-      <w:pPr>
-        <w:pStyle w:val="ListBullet"/>
-        <w:spacing w:line="240" w:lineRule="auto"/>
-        <w:ind w:left="720"/>
-      </w:pPr>
-      <w:r>
-        <w:rPr>
-          <w:lang w:val="es_ES" w:bidi="es_ES"/>
-        </w:rPr>
-      </w:r>
-      <w:r>
-        <w:rPr>
-          <w:lang w:val="es_ES" w:bidi="es_ES"/>
-        </w:rPr>
-        <w:t>Demonstración de responsabilidad colectiva</w:t>
-      </w:r>
-    </w:p>
-    <w:p>
-      <w:pPr>
-        <w:pStyle w:val="Heading3"/>
-      </w:pPr>
-      <w:r>
-        <w:rPr>
-          <w:lang w:val="es_ES" w:bidi="es_ES"/>
-        </w:rPr>
-        <w:t>Problemas de traducción en este capítulo</w:t>
-      </w:r>
-    </w:p>
-    <w:p>
-      <w:pPr>
-        <w:pStyle w:val="Heading4"/>
-      </w:pPr>
-      <w:r>
-        <w:rPr>
-          <w:lang w:val="es_ES" w:bidi="es_ES"/>
-        </w:rPr>
-        <w:t>Metáforas y personificaciones</w:t>
-      </w:r>
-    </w:p>
-    <w:p>
-      <w:pPr/>
-      <w:r>
-        <w:rPr>
-          <w:lang w:val="es_ES" w:bidi="es_ES"/>
-        </w:rPr>
-      </w:r>
-      <w:r>
-        <w:rPr>
-          <w:lang w:val="es_ES" w:bidi="es_ES"/>
-        </w:rPr>
-        <w:t>El capítulo emplea numerosas metáforas que necesitan una traducción meticulosa:</w:t>
-      </w:r>
-    </w:p>
-    <w:p>
-      <w:pPr>
-        <w:pStyle w:val="ListBullet"/>
-        <w:spacing w:line="240" w:lineRule="auto"/>
-        <w:ind w:left="720"/>
-      </w:pPr>
-      <w:r>
-        <w:rPr>
-          <w:lang w:val="es_ES" w:bidi="es_ES"/>
-        </w:rPr>
-      </w:r>
-      <w:r>
-        <w:rPr>
-          <w:lang w:val="es_ES" w:bidi="es_ES"/>
-        </w:rPr>
-        <w:t>“Andar en mis estatutos” significa “obedece mis leyes”</w:t>
-      </w:r>
-    </w:p>
-    <w:p>
-      <w:pPr>
-        <w:pStyle w:val="ListBullet"/>
-        <w:spacing w:line="240" w:lineRule="auto"/>
-        <w:ind w:left="720"/>
-      </w:pPr>
-      <w:r>
-        <w:rPr>
-          <w:lang w:val="es_ES" w:bidi="es_ES"/>
-        </w:rPr>
-      </w:r>
-      <w:r>
-        <w:rPr>
-          <w:lang w:val="es_ES" w:bidi="es_ES"/>
-        </w:rPr>
-        <w:t>“</w:t>
-      </w:r>
-      <w:r>
-        <w:rPr>
-          <w:lang w:val="es_ES" w:bidi="es_ES"/>
-        </w:rPr>
-        <w:t>Quebrantaré la soberbia de vuestro orgullo</w:t>
-      </w:r>
-      <w:r>
-        <w:rPr>
-          <w:lang w:val="es_ES" w:bidi="es_ES"/>
-        </w:rPr>
-        <w:t>” significa “destruir aquello que te hace sentir orgulloso”</w:t>
-      </w:r>
-    </w:p>
-    <w:p>
-      <w:pPr>
-        <w:pStyle w:val="ListBullet"/>
-        <w:spacing w:line="240" w:lineRule="auto"/>
-        <w:ind w:left="720"/>
-      </w:pPr>
-      <w:r>
-        <w:rPr>
-          <w:lang w:val="es_ES" w:bidi="es_ES"/>
-        </w:rPr>
-      </w:r>
-      <w:r>
-        <w:rPr>
-          <w:lang w:val="es_ES" w:bidi="es_ES"/>
-        </w:rPr>
-        <w:t>Considera cómo su idioma expresa estos conceptos de forma natural</w:t>
-      </w:r>
-    </w:p>
-    <w:p>
-      <w:pPr>
-        <w:pStyle w:val="Heading4"/>
-      </w:pPr>
-      <w:r>
-        <w:rPr>
-          <w:lang w:val="es_ES" w:bidi="es_ES"/>
-        </w:rPr>
-        <w:t>Modismos</w:t>
-      </w:r>
-    </w:p>
-    <w:p>
-      <w:pPr/>
-      <w:r>
-        <w:rPr>
-          <w:lang w:val="es_ES" w:bidi="es_ES"/>
-        </w:rPr>
-      </w:r>
-      <w:r>
-        <w:rPr>
-          <w:lang w:val="es_ES" w:bidi="es_ES"/>
-        </w:rPr>
-        <w:t>El capítulo emplea varios modismos que necesitan una traducción cuidadosa:</w:t>
-      </w:r>
-    </w:p>
-    <w:p>
-      <w:pPr>
-        <w:pStyle w:val="ListBullet"/>
-        <w:spacing w:line="240" w:lineRule="auto"/>
-        <w:ind w:left="720"/>
-      </w:pPr>
-      <w:r>
-        <w:rPr>
-          <w:lang w:val="es_ES" w:bidi="es_ES"/>
-        </w:rPr>
-      </w:r>
-      <w:r>
-        <w:rPr>
-          <w:lang w:val="es_ES" w:bidi="es_ES"/>
-        </w:rPr>
-        <w:t>“Quebrar el sustento del pan” significa “provocar hambruna”</w:t>
-      </w:r>
-    </w:p>
-    <w:p>
-      <w:pPr>
-        <w:pStyle w:val="ListBullet"/>
-        <w:spacing w:line="240" w:lineRule="auto"/>
-        <w:ind w:left="720"/>
-      </w:pPr>
-      <w:r>
-        <w:rPr>
-          <w:lang w:val="es_ES" w:bidi="es_ES"/>
-        </w:rPr>
-      </w:r>
-      <w:r>
-        <w:rPr>
-          <w:lang w:val="es_ES" w:bidi="es_ES"/>
-        </w:rPr>
-        <w:t>“Caer a filo de espada” significa “morir en combate”</w:t>
-      </w:r>
-    </w:p>
-    <w:p>
-      <w:pPr>
-        <w:pStyle w:val="ListBullet"/>
-        <w:spacing w:line="240" w:lineRule="auto"/>
-        <w:ind w:left="720"/>
-      </w:pPr>
-      <w:r>
-        <w:rPr>
-          <w:lang w:val="es_ES" w:bidi="es_ES"/>
-        </w:rPr>
-      </w:r>
-      <w:r>
-        <w:rPr>
-          <w:lang w:val="es_ES" w:bidi="es_ES"/>
-        </w:rPr>
-        <w:t>“Volveré a vosotros” significa “mostrar favor”.</w:t>
-      </w:r>
-    </w:p>
-    <w:p>
-      <w:pPr>
-        <w:pStyle w:val="ListBullet"/>
-        <w:spacing w:line="240" w:lineRule="auto"/>
-        <w:ind w:left="720"/>
-      </w:pPr>
-      <w:r>
-        <w:rPr>
-          <w:lang w:val="es_ES" w:bidi="es_ES"/>
-        </w:rPr>
-      </w:r>
-      <w:r>
-        <w:rPr>
-          <w:lang w:val="es_ES" w:bidi="es_ES"/>
-        </w:rPr>
-        <w:t>Utiliza expresiones naturales en tu idioma</w:t>
-      </w:r>
-    </w:p>
-    <w:p>
-      <w:pPr>
-        <w:pStyle w:val="Heading4"/>
-      </w:pPr>
-      <w:r>
-        <w:rPr>
-          <w:lang w:val="es_ES" w:bidi="es_ES"/>
-        </w:rPr>
-        <w:t>Frases redundantes</w:t>
-      </w:r>
-    </w:p>
-    <w:p>
-      <w:pPr/>
-      <w:r>
-        <w:rPr>
-          <w:lang w:val="es_ES" w:bidi="es_ES"/>
-        </w:rPr>
-      </w:r>
-      <w:r>
-        <w:rPr>
-          <w:lang w:val="es_ES" w:bidi="es_ES"/>
-        </w:rPr>
-        <w:t>Algunas frases se repiten varias veces para dar énfasis:</w:t>
-      </w:r>
-    </w:p>
-    <w:p>
-      <w:pPr>
-        <w:pStyle w:val="ListBullet"/>
-        <w:spacing w:line="240" w:lineRule="auto"/>
-        <w:ind w:left="720"/>
-      </w:pPr>
-      <w:r>
-        <w:rPr>
-          <w:lang w:val="es_ES" w:bidi="es_ES"/>
-        </w:rPr>
-      </w:r>
-      <w:r>
-        <w:rPr>
-          <w:lang w:val="es_ES" w:bidi="es_ES"/>
-        </w:rPr>
-        <w:t>"Yo soy el Señor"</w:t>
-      </w:r>
-    </w:p>
-    <w:p>
-      <w:pPr>
-        <w:pStyle w:val="ListBullet"/>
-        <w:spacing w:line="240" w:lineRule="auto"/>
-        <w:ind w:left="720"/>
-      </w:pPr>
-      <w:r>
-        <w:rPr>
-          <w:lang w:val="es_ES" w:bidi="es_ES"/>
-        </w:rPr>
-      </w:r>
-      <w:r>
-        <w:rPr>
-          <w:lang w:val="es_ES" w:bidi="es_ES"/>
-        </w:rPr>
-        <w:t>"Siete veces"</w:t>
-      </w:r>
-    </w:p>
-    <w:p>
-      <w:pPr>
-        <w:pStyle w:val="ListBullet"/>
-        <w:spacing w:line="240" w:lineRule="auto"/>
-        <w:ind w:left="720"/>
-      </w:pPr>
-      <w:r>
-        <w:rPr>
-          <w:lang w:val="es_ES" w:bidi="es_ES"/>
-        </w:rPr>
-      </w:r>
-      <w:r>
-        <w:rPr>
-          <w:lang w:val="es_ES" w:bidi="es_ES"/>
-        </w:rPr>
-        <w:t>Mantén el énfasis utilizando expresiones naturales</w:t>
-      </w:r>
-    </w:p>
-    <w:p>
-      <w:pPr/>
-      <w:r>
-        <w:rPr>
-          <w:lang w:val="es_ES" w:bidi="es_ES"/>
-        </w:rPr>
-      </w:r>
-      <w:r>
-        <w:rPr>
-          <w:lang w:val="es_ES" w:bidi="es_ES"/>
-        </w:rPr>
-        <w:t xml:space="preserve">(Ver: </w:t>
-      </w:r>
-      <w:r>
-        <w:rPr>
-          <w:lang w:val="es_ES" w:bidi="es_ES"/>
-        </w:rPr>
-        <w:t>Ley de Moisés</w:t>
-      </w:r>
-      <w:r>
-        <w:rPr>
-          <w:lang w:val="es_ES" w:bidi="es_ES"/>
-        </w:rPr>
-        <w:t xml:space="preserve">, </w:t>
-      </w:r>
-      <w:r>
-        <w:rPr>
-          <w:lang w:val="es_ES" w:bidi="es_ES"/>
-        </w:rPr>
-        <w:t>Arrepentimiento</w:t>
-      </w:r>
-      <w:r>
-        <w:rPr>
-          <w:lang w:val="es_ES" w:bidi="es_ES"/>
-        </w:rPr>
-        <w:t xml:space="preserve"> y </w:t>
-      </w:r>
-      <w:r>
-        <w:rPr>
-          <w:lang w:val="es_ES" w:bidi="es_ES"/>
-        </w:rPr>
-        <w:t>Promesa</w:t>
-      </w:r>
-      <w:r>
-        <w:rPr>
-          <w:lang w:val="es_ES" w:bidi="es_ES"/>
-        </w:rPr>
-        <w:t>)</w:t>
-      </w:r>
-      <w:r>
-        <w:rPr>
-          <w:lang w:val="es_ES" w:bidi="es_ES"/>
-        </w:rPr>
-      </w:r>
-      <w:r>
-        <w:rPr>
-          <w:lang w:val="es_ES" w:bidi="es_ES"/>
-        </w:rPr>
-      </w:r>
-    </w:p>
-    <w:p>
-      <w:pPr/>
-      <w:r>
-        <w:rPr>
-          <w:lang w:val="es_ES" w:bidi="es_ES"/>
-        </w:rPr>
-      </w:r>
-    </w:p>
-    <w:p>
-      <w:pPr>
-        <w:pStyle w:val="Heading2"/>
-      </w:pPr>
-      <w:r>
-        <w:rPr>
-          <w:lang w:val="es_ES" w:bidi="es_ES"/>
-        </w:rPr>
-        <w:t>Levítico - Capítulo 27 Introducción</w:t>
-      </w:r>
-      <w:r>
-        <w:rPr>
-          <w:lang w:val="es_ES" w:bidi="es_ES"/>
-        </w:rPr>
-      </w:r>
-    </w:p>
-    <w:p>
-      <w:pPr>
-        <w:pStyle w:val="Heading3"/>
-      </w:pPr>
-      <w:r>
-        <w:rPr>
-          <w:lang w:val="es_ES" w:bidi="es_ES"/>
-        </w:rPr>
-        <w:t>Estructura y formato</w:t>
-      </w:r>
-    </w:p>
-    <w:p>
-      <w:pPr/>
-      <w:r>
-        <w:rPr>
-          <w:lang w:val="es_ES" w:bidi="es_ES"/>
-        </w:rPr>
-      </w:r>
-      <w:r>
-        <w:rPr>
-          <w:lang w:val="es_ES" w:bidi="es_ES"/>
-        </w:rPr>
-        <w:t>Este capítulo explica las reglas sobre los votos y las dedicaciones a Jehová:</w:t>
+        <w:t>La presencia de Dios</w:t>
       </w:r>
     </w:p>
     <w:p>
@@ -28897,6 +28045,950 @@
         <w:numPr>
           <w:ilvl w:val="0"/>
           <w:numId w:val="63"/>
+        </w:numPr>
+        <w:spacing w:line="240" w:lineRule="auto"/>
+        <w:ind w:left="720"/>
+      </w:pPr>
+      <w:r>
+        <w:rPr>
+          <w:lang w:val="es_ES" w:bidi="es_ES"/>
+        </w:rPr>
+      </w:r>
+      <w:r>
+        <w:rPr>
+          <w:lang w:val="es_ES" w:bidi="es_ES"/>
+        </w:rPr>
+        <w:t>Maldiciones por desobediencia (</w:t>
+      </w:r>
+      <w:r>
+        <w:rPr>
+          <w:lang w:val="es_ES" w:bidi="es_ES"/>
+        </w:rPr>
+        <w:t>26:14–39</w:t>
+      </w:r>
+      <w:r>
+        <w:rPr>
+          <w:lang w:val="es_ES" w:bidi="es_ES"/>
+        </w:rPr>
+        <w:t>)</w:t>
+      </w:r>
+    </w:p>
+    <w:p>
+      <w:pPr>
+        <w:pStyle w:val="ListBullet"/>
+        <w:spacing w:line="240" w:lineRule="auto"/>
+        <w:ind w:left="720"/>
+      </w:pPr>
+      <w:r>
+        <w:rPr>
+          <w:lang w:val="es_ES" w:bidi="es_ES"/>
+        </w:rPr>
+      </w:r>
+      <w:r>
+        <w:rPr>
+          <w:lang w:val="es_ES" w:bidi="es_ES"/>
+        </w:rPr>
+        <w:t>Sanciones progresivas</w:t>
+      </w:r>
+    </w:p>
+    <w:p>
+      <w:pPr>
+        <w:pStyle w:val="ListBullet"/>
+        <w:spacing w:line="240" w:lineRule="auto"/>
+        <w:ind w:left="720"/>
+      </w:pPr>
+      <w:r>
+        <w:rPr>
+          <w:lang w:val="es_ES" w:bidi="es_ES"/>
+        </w:rPr>
+      </w:r>
+      <w:r>
+        <w:rPr>
+          <w:lang w:val="es_ES" w:bidi="es_ES"/>
+        </w:rPr>
+        <w:t>Desastres naturales</w:t>
+      </w:r>
+    </w:p>
+    <w:p>
+      <w:pPr>
+        <w:pStyle w:val="ListBullet"/>
+        <w:spacing w:line="240" w:lineRule="auto"/>
+        <w:ind w:left="720"/>
+      </w:pPr>
+      <w:r>
+        <w:rPr>
+          <w:lang w:val="es_ES" w:bidi="es_ES"/>
+        </w:rPr>
+      </w:r>
+      <w:r>
+        <w:rPr>
+          <w:lang w:val="es_ES" w:bidi="es_ES"/>
+        </w:rPr>
+        <w:t>Derrotas militares</w:t>
+      </w:r>
+    </w:p>
+    <w:p>
+      <w:pPr>
+        <w:pStyle w:val="ListNumber"/>
+        <w:numPr>
+          <w:ilvl w:val="0"/>
+          <w:numId w:val="64"/>
+        </w:numPr>
+        <w:spacing w:line="240" w:lineRule="auto"/>
+        <w:ind w:left="720"/>
+      </w:pPr>
+      <w:r>
+        <w:rPr>
+          <w:lang w:val="es_ES" w:bidi="es_ES"/>
+        </w:rPr>
+      </w:r>
+      <w:r>
+        <w:rPr>
+          <w:lang w:val="es_ES" w:bidi="es_ES"/>
+        </w:rPr>
+        <w:t>Esperanza de restauración (</w:t>
+      </w:r>
+      <w:r>
+        <w:rPr>
+          <w:lang w:val="es_ES" w:bidi="es_ES"/>
+        </w:rPr>
+        <w:t>26:40–46</w:t>
+      </w:r>
+      <w:r>
+        <w:rPr>
+          <w:lang w:val="es_ES" w:bidi="es_ES"/>
+        </w:rPr>
+        <w:t>)</w:t>
+      </w:r>
+    </w:p>
+    <w:p>
+      <w:pPr>
+        <w:pStyle w:val="ListBullet"/>
+        <w:spacing w:line="240" w:lineRule="auto"/>
+        <w:ind w:left="720"/>
+      </w:pPr>
+      <w:r>
+        <w:rPr>
+          <w:lang w:val="es_ES" w:bidi="es_ES"/>
+        </w:rPr>
+      </w:r>
+      <w:r>
+        <w:rPr>
+          <w:lang w:val="es_ES" w:bidi="es_ES"/>
+        </w:rPr>
+        <w:t>Confesión y remordimiento</w:t>
+      </w:r>
+    </w:p>
+    <w:p>
+      <w:pPr>
+        <w:pStyle w:val="ListBullet"/>
+        <w:spacing w:line="240" w:lineRule="auto"/>
+        <w:ind w:left="720"/>
+      </w:pPr>
+      <w:r>
+        <w:rPr>
+          <w:lang w:val="es_ES" w:bidi="es_ES"/>
+        </w:rPr>
+      </w:r>
+      <w:r>
+        <w:rPr>
+          <w:lang w:val="es_ES" w:bidi="es_ES"/>
+        </w:rPr>
+        <w:t>Fidelidad de Dios al pacto</w:t>
+      </w:r>
+    </w:p>
+    <w:p>
+      <w:pPr>
+        <w:pStyle w:val="Heading3"/>
+      </w:pPr>
+      <w:r>
+        <w:rPr>
+          <w:lang w:val="es_ES" w:bidi="es_ES"/>
+        </w:rPr>
+        <w:t>Conceptos religiosos y culturales en este capítulo</w:t>
+      </w:r>
+    </w:p>
+    <w:p>
+      <w:pPr>
+        <w:pStyle w:val="Heading4"/>
+      </w:pPr>
+      <w:r>
+        <w:rPr>
+          <w:lang w:val="es_ES" w:bidi="es_ES"/>
+        </w:rPr>
+        <w:t>Lealtad al pacto</w:t>
+      </w:r>
+    </w:p>
+    <w:p>
+      <w:pPr/>
+      <w:r>
+        <w:rPr>
+          <w:lang w:val="es_ES" w:bidi="es_ES"/>
+        </w:rPr>
+      </w:r>
+      <w:r>
+        <w:rPr>
+          <w:lang w:val="es_ES" w:bidi="es_ES"/>
+        </w:rPr>
+        <w:t>El capítulo destaca la relación entre la obediencia y la bendición:</w:t>
+      </w:r>
+    </w:p>
+    <w:p>
+      <w:pPr>
+        <w:pStyle w:val="ListBullet"/>
+        <w:spacing w:line="240" w:lineRule="auto"/>
+        <w:ind w:left="720"/>
+      </w:pPr>
+      <w:r>
+        <w:rPr>
+          <w:lang w:val="es_ES" w:bidi="es_ES"/>
+        </w:rPr>
+      </w:r>
+      <w:r>
+        <w:rPr>
+          <w:lang w:val="es_ES" w:bidi="es_ES"/>
+        </w:rPr>
+        <w:t>La obediencia conduce a la prosperidad</w:t>
+      </w:r>
+    </w:p>
+    <w:p>
+      <w:pPr>
+        <w:pStyle w:val="ListBullet"/>
+        <w:spacing w:line="240" w:lineRule="auto"/>
+        <w:ind w:left="720"/>
+      </w:pPr>
+      <w:r>
+        <w:rPr>
+          <w:lang w:val="es_ES" w:bidi="es_ES"/>
+        </w:rPr>
+      </w:r>
+      <w:r>
+        <w:rPr>
+          <w:lang w:val="es_ES" w:bidi="es_ES"/>
+        </w:rPr>
+        <w:t>La desobediencia conlleva castigo</w:t>
+      </w:r>
+    </w:p>
+    <w:p>
+      <w:pPr>
+        <w:pStyle w:val="ListBullet"/>
+        <w:spacing w:line="240" w:lineRule="auto"/>
+        <w:ind w:left="720"/>
+      </w:pPr>
+      <w:r>
+        <w:rPr>
+          <w:lang w:val="es_ES" w:bidi="es_ES"/>
+        </w:rPr>
+      </w:r>
+      <w:r>
+        <w:rPr>
+          <w:lang w:val="es_ES" w:bidi="es_ES"/>
+        </w:rPr>
+        <w:t>Dios sigue siendo fiel a su pacto</w:t>
+      </w:r>
+    </w:p>
+    <w:p>
+      <w:pPr>
+        <w:pStyle w:val="ListBullet"/>
+        <w:spacing w:line="240" w:lineRule="auto"/>
+        <w:ind w:left="720"/>
+      </w:pPr>
+      <w:r>
+        <w:rPr>
+          <w:lang w:val="es_ES" w:bidi="es_ES"/>
+        </w:rPr>
+      </w:r>
+      <w:r>
+        <w:rPr>
+          <w:lang w:val="es_ES" w:bidi="es_ES"/>
+        </w:rPr>
+        <w:t>Demostración de la justicia y la misericordia de Dios</w:t>
+      </w:r>
+    </w:p>
+    <w:p>
+      <w:pPr>
+        <w:pStyle w:val="Heading4"/>
+      </w:pPr>
+      <w:r>
+        <w:rPr>
+          <w:lang w:val="es_ES" w:bidi="es_ES"/>
+        </w:rPr>
+        <w:t>Disciplina progresiva</w:t>
+      </w:r>
+    </w:p>
+    <w:p>
+      <w:pPr/>
+      <w:r>
+        <w:rPr>
+          <w:lang w:val="es_ES" w:bidi="es_ES"/>
+        </w:rPr>
+      </w:r>
+      <w:r>
+        <w:rPr>
+          <w:lang w:val="es_ES" w:bidi="es_ES"/>
+        </w:rPr>
+        <w:t>Los castigos se vuelven más severos:</w:t>
+      </w:r>
+    </w:p>
+    <w:p>
+      <w:pPr>
+        <w:pStyle w:val="ListBullet"/>
+        <w:spacing w:line="240" w:lineRule="auto"/>
+        <w:ind w:left="720"/>
+      </w:pPr>
+      <w:r>
+        <w:rPr>
+          <w:lang w:val="es_ES" w:bidi="es_ES"/>
+        </w:rPr>
+      </w:r>
+      <w:r>
+        <w:rPr>
+          <w:lang w:val="es_ES" w:bidi="es_ES"/>
+        </w:rPr>
+        <w:t>Empieza con consecuencias menores</w:t>
+      </w:r>
+    </w:p>
+    <w:p>
+      <w:pPr>
+        <w:pStyle w:val="ListBullet"/>
+        <w:spacing w:line="240" w:lineRule="auto"/>
+        <w:ind w:left="720"/>
+      </w:pPr>
+      <w:r>
+        <w:rPr>
+          <w:lang w:val="es_ES" w:bidi="es_ES"/>
+        </w:rPr>
+      </w:r>
+      <w:r>
+        <w:rPr>
+          <w:lang w:val="es_ES" w:bidi="es_ES"/>
+        </w:rPr>
+        <w:t>Se vuelve más estricto con la desobediencia constante</w:t>
+      </w:r>
+    </w:p>
+    <w:p>
+      <w:pPr>
+        <w:pStyle w:val="ListBullet"/>
+        <w:spacing w:line="240" w:lineRule="auto"/>
+        <w:ind w:left="720"/>
+      </w:pPr>
+      <w:r>
+        <w:rPr>
+          <w:lang w:val="es_ES" w:bidi="es_ES"/>
+        </w:rPr>
+      </w:r>
+      <w:r>
+        <w:rPr>
+          <w:lang w:val="es_ES" w:bidi="es_ES"/>
+        </w:rPr>
+        <w:t>Cada etapa ofrece la oportunidad de arrepentirse</w:t>
+      </w:r>
+    </w:p>
+    <w:p>
+      <w:pPr>
+        <w:pStyle w:val="ListBullet"/>
+        <w:spacing w:line="240" w:lineRule="auto"/>
+        <w:ind w:left="720"/>
+      </w:pPr>
+      <w:r>
+        <w:rPr>
+          <w:lang w:val="es_ES" w:bidi="es_ES"/>
+        </w:rPr>
+      </w:r>
+      <w:r>
+        <w:rPr>
+          <w:lang w:val="es_ES" w:bidi="es_ES"/>
+        </w:rPr>
+        <w:t>Demuestra la paciencia y la justicia de Dios</w:t>
+      </w:r>
+    </w:p>
+    <w:p>
+      <w:pPr>
+        <w:pStyle w:val="Heading4"/>
+      </w:pPr>
+      <w:r>
+        <w:rPr>
+          <w:lang w:val="es_ES" w:bidi="es_ES"/>
+        </w:rPr>
+        <w:t>Presencia divina</w:t>
+      </w:r>
+    </w:p>
+    <w:p>
+      <w:pPr/>
+      <w:r>
+        <w:rPr>
+          <w:lang w:val="es_ES" w:bidi="es_ES"/>
+        </w:rPr>
+      </w:r>
+      <w:r>
+        <w:rPr>
+          <w:lang w:val="es_ES" w:bidi="es_ES"/>
+        </w:rPr>
+        <w:t>La presencia de Dios es fundamental en las promesas:</w:t>
+      </w:r>
+    </w:p>
+    <w:p>
+      <w:pPr>
+        <w:pStyle w:val="ListBullet"/>
+        <w:spacing w:line="240" w:lineRule="auto"/>
+        <w:ind w:left="720"/>
+      </w:pPr>
+      <w:r>
+        <w:rPr>
+          <w:lang w:val="es_ES" w:bidi="es_ES"/>
+        </w:rPr>
+      </w:r>
+      <w:r>
+        <w:rPr>
+          <w:lang w:val="es_ES" w:bidi="es_ES"/>
+        </w:rPr>
+        <w:t>Su presencia trae bendiciones</w:t>
+      </w:r>
+    </w:p>
+    <w:p>
+      <w:pPr>
+        <w:pStyle w:val="ListBullet"/>
+        <w:spacing w:line="240" w:lineRule="auto"/>
+        <w:ind w:left="720"/>
+      </w:pPr>
+      <w:r>
+        <w:rPr>
+          <w:lang w:val="es_ES" w:bidi="es_ES"/>
+        </w:rPr>
+      </w:r>
+      <w:r>
+        <w:rPr>
+          <w:lang w:val="es_ES" w:bidi="es_ES"/>
+        </w:rPr>
+        <w:t>Su oposición trae desgracia</w:t>
+      </w:r>
+    </w:p>
+    <w:p>
+      <w:pPr>
+        <w:pStyle w:val="ListBullet"/>
+        <w:spacing w:line="240" w:lineRule="auto"/>
+        <w:ind w:left="720"/>
+      </w:pPr>
+      <w:r>
+        <w:rPr>
+          <w:lang w:val="es_ES" w:bidi="es_ES"/>
+        </w:rPr>
+      </w:r>
+      <w:r>
+        <w:rPr>
+          <w:lang w:val="es_ES" w:bidi="es_ES"/>
+        </w:rPr>
+        <w:t>Reconciliación mediante el arrepentimiento</w:t>
+      </w:r>
+    </w:p>
+    <w:p>
+      <w:pPr>
+        <w:pStyle w:val="ListBullet"/>
+        <w:spacing w:line="240" w:lineRule="auto"/>
+        <w:ind w:left="720"/>
+      </w:pPr>
+      <w:r>
+        <w:rPr>
+          <w:lang w:val="es_ES" w:bidi="es_ES"/>
+        </w:rPr>
+      </w:r>
+      <w:r>
+        <w:rPr>
+          <w:lang w:val="es_ES" w:bidi="es_ES"/>
+        </w:rPr>
+        <w:t>Importancia de la relación con Dios</w:t>
+      </w:r>
+    </w:p>
+    <w:p>
+      <w:pPr>
+        <w:pStyle w:val="Heading4"/>
+      </w:pPr>
+      <w:r>
+        <w:rPr>
+          <w:lang w:val="es_ES" w:bidi="es_ES"/>
+        </w:rPr>
+        <w:t>Consecuencias a nivel nacional</w:t>
+      </w:r>
+    </w:p>
+    <w:p>
+      <w:pPr/>
+      <w:r>
+        <w:rPr>
+          <w:lang w:val="es_ES" w:bidi="es_ES"/>
+        </w:rPr>
+      </w:r>
+      <w:r>
+        <w:rPr>
+          <w:lang w:val="es_ES" w:bidi="es_ES"/>
+        </w:rPr>
+        <w:t>Las acciones impactan a toda la comunidad:</w:t>
+      </w:r>
+    </w:p>
+    <w:p>
+      <w:pPr>
+        <w:pStyle w:val="ListBullet"/>
+        <w:spacing w:line="240" w:lineRule="auto"/>
+        <w:ind w:left="720"/>
+      </w:pPr>
+      <w:r>
+        <w:rPr>
+          <w:lang w:val="es_ES" w:bidi="es_ES"/>
+        </w:rPr>
+      </w:r>
+      <w:r>
+        <w:rPr>
+          <w:lang w:val="es_ES" w:bidi="es_ES"/>
+        </w:rPr>
+        <w:t>Las bendiciones benefician a todos</w:t>
+      </w:r>
+    </w:p>
+    <w:p>
+      <w:pPr>
+        <w:pStyle w:val="ListBullet"/>
+        <w:spacing w:line="240" w:lineRule="auto"/>
+        <w:ind w:left="720"/>
+      </w:pPr>
+      <w:r>
+        <w:rPr>
+          <w:lang w:val="es_ES" w:bidi="es_ES"/>
+        </w:rPr>
+      </w:r>
+      <w:r>
+        <w:rPr>
+          <w:lang w:val="es_ES" w:bidi="es_ES"/>
+        </w:rPr>
+        <w:t>Las maldiciones afectan a todos</w:t>
+      </w:r>
+    </w:p>
+    <w:p>
+      <w:pPr>
+        <w:pStyle w:val="ListBullet"/>
+        <w:spacing w:line="240" w:lineRule="auto"/>
+        <w:ind w:left="720"/>
+      </w:pPr>
+      <w:r>
+        <w:rPr>
+          <w:lang w:val="es_ES" w:bidi="es_ES"/>
+        </w:rPr>
+      </w:r>
+      <w:r>
+        <w:rPr>
+          <w:lang w:val="es_ES" w:bidi="es_ES"/>
+        </w:rPr>
+        <w:t>Las decisiones individuales tienen efectos en la comunidad</w:t>
+      </w:r>
+    </w:p>
+    <w:p>
+      <w:pPr>
+        <w:pStyle w:val="ListBullet"/>
+        <w:spacing w:line="240" w:lineRule="auto"/>
+        <w:ind w:left="720"/>
+      </w:pPr>
+      <w:r>
+        <w:rPr>
+          <w:lang w:val="es_ES" w:bidi="es_ES"/>
+        </w:rPr>
+      </w:r>
+      <w:r>
+        <w:rPr>
+          <w:lang w:val="es_ES" w:bidi="es_ES"/>
+        </w:rPr>
+        <w:t>Demonstración de responsabilidad colectiva</w:t>
+      </w:r>
+    </w:p>
+    <w:p>
+      <w:pPr>
+        <w:pStyle w:val="Heading3"/>
+      </w:pPr>
+      <w:r>
+        <w:rPr>
+          <w:lang w:val="es_ES" w:bidi="es_ES"/>
+        </w:rPr>
+        <w:t>Problemas de traducción en este capítulo</w:t>
+      </w:r>
+    </w:p>
+    <w:p>
+      <w:pPr>
+        <w:pStyle w:val="Heading4"/>
+      </w:pPr>
+      <w:r>
+        <w:rPr>
+          <w:lang w:val="es_ES" w:bidi="es_ES"/>
+        </w:rPr>
+        <w:t>Metáforas y personificaciones</w:t>
+      </w:r>
+    </w:p>
+    <w:p>
+      <w:pPr/>
+      <w:r>
+        <w:rPr>
+          <w:lang w:val="es_ES" w:bidi="es_ES"/>
+        </w:rPr>
+      </w:r>
+      <w:r>
+        <w:rPr>
+          <w:lang w:val="es_ES" w:bidi="es_ES"/>
+        </w:rPr>
+        <w:t>El capítulo emplea numerosas metáforas que necesitan una traducción meticulosa:</w:t>
+      </w:r>
+    </w:p>
+    <w:p>
+      <w:pPr>
+        <w:pStyle w:val="ListBullet"/>
+        <w:spacing w:line="240" w:lineRule="auto"/>
+        <w:ind w:left="720"/>
+      </w:pPr>
+      <w:r>
+        <w:rPr>
+          <w:lang w:val="es_ES" w:bidi="es_ES"/>
+        </w:rPr>
+      </w:r>
+      <w:r>
+        <w:rPr>
+          <w:lang w:val="es_ES" w:bidi="es_ES"/>
+        </w:rPr>
+        <w:t>“Andar en mis estatutos” significa “obedece mis leyes”</w:t>
+      </w:r>
+    </w:p>
+    <w:p>
+      <w:pPr>
+        <w:pStyle w:val="ListBullet"/>
+        <w:spacing w:line="240" w:lineRule="auto"/>
+        <w:ind w:left="720"/>
+      </w:pPr>
+      <w:r>
+        <w:rPr>
+          <w:lang w:val="es_ES" w:bidi="es_ES"/>
+        </w:rPr>
+      </w:r>
+      <w:r>
+        <w:rPr>
+          <w:lang w:val="es_ES" w:bidi="es_ES"/>
+        </w:rPr>
+        <w:t>“</w:t>
+      </w:r>
+      <w:r>
+        <w:rPr>
+          <w:lang w:val="es_ES" w:bidi="es_ES"/>
+        </w:rPr>
+        <w:t>Quebrantaré la soberbia de vuestro orgullo</w:t>
+      </w:r>
+      <w:r>
+        <w:rPr>
+          <w:lang w:val="es_ES" w:bidi="es_ES"/>
+        </w:rPr>
+        <w:t>” significa “destruir aquello que te hace sentir orgulloso”</w:t>
+      </w:r>
+    </w:p>
+    <w:p>
+      <w:pPr>
+        <w:pStyle w:val="ListBullet"/>
+        <w:spacing w:line="240" w:lineRule="auto"/>
+        <w:ind w:left="720"/>
+      </w:pPr>
+      <w:r>
+        <w:rPr>
+          <w:lang w:val="es_ES" w:bidi="es_ES"/>
+        </w:rPr>
+      </w:r>
+      <w:r>
+        <w:rPr>
+          <w:lang w:val="es_ES" w:bidi="es_ES"/>
+        </w:rPr>
+        <w:t>Considera cómo su idioma expresa estos conceptos de forma natural</w:t>
+      </w:r>
+    </w:p>
+    <w:p>
+      <w:pPr>
+        <w:pStyle w:val="Heading4"/>
+      </w:pPr>
+      <w:r>
+        <w:rPr>
+          <w:lang w:val="es_ES" w:bidi="es_ES"/>
+        </w:rPr>
+        <w:t>Modismos</w:t>
+      </w:r>
+    </w:p>
+    <w:p>
+      <w:pPr/>
+      <w:r>
+        <w:rPr>
+          <w:lang w:val="es_ES" w:bidi="es_ES"/>
+        </w:rPr>
+      </w:r>
+      <w:r>
+        <w:rPr>
+          <w:lang w:val="es_ES" w:bidi="es_ES"/>
+        </w:rPr>
+        <w:t>El capítulo emplea varios modismos que necesitan una traducción cuidadosa:</w:t>
+      </w:r>
+    </w:p>
+    <w:p>
+      <w:pPr>
+        <w:pStyle w:val="ListBullet"/>
+        <w:spacing w:line="240" w:lineRule="auto"/>
+        <w:ind w:left="720"/>
+      </w:pPr>
+      <w:r>
+        <w:rPr>
+          <w:lang w:val="es_ES" w:bidi="es_ES"/>
+        </w:rPr>
+      </w:r>
+      <w:r>
+        <w:rPr>
+          <w:lang w:val="es_ES" w:bidi="es_ES"/>
+        </w:rPr>
+        <w:t>“Quebrar el sustento del pan” significa “provocar hambruna”</w:t>
+      </w:r>
+    </w:p>
+    <w:p>
+      <w:pPr>
+        <w:pStyle w:val="ListBullet"/>
+        <w:spacing w:line="240" w:lineRule="auto"/>
+        <w:ind w:left="720"/>
+      </w:pPr>
+      <w:r>
+        <w:rPr>
+          <w:lang w:val="es_ES" w:bidi="es_ES"/>
+        </w:rPr>
+      </w:r>
+      <w:r>
+        <w:rPr>
+          <w:lang w:val="es_ES" w:bidi="es_ES"/>
+        </w:rPr>
+        <w:t>“Caer a filo de espada” significa “morir en combate”</w:t>
+      </w:r>
+    </w:p>
+    <w:p>
+      <w:pPr>
+        <w:pStyle w:val="ListBullet"/>
+        <w:spacing w:line="240" w:lineRule="auto"/>
+        <w:ind w:left="720"/>
+      </w:pPr>
+      <w:r>
+        <w:rPr>
+          <w:lang w:val="es_ES" w:bidi="es_ES"/>
+        </w:rPr>
+      </w:r>
+      <w:r>
+        <w:rPr>
+          <w:lang w:val="es_ES" w:bidi="es_ES"/>
+        </w:rPr>
+        <w:t>“Volveré a vosotros” significa “mostrar favor”.</w:t>
+      </w:r>
+    </w:p>
+    <w:p>
+      <w:pPr>
+        <w:pStyle w:val="ListBullet"/>
+        <w:spacing w:line="240" w:lineRule="auto"/>
+        <w:ind w:left="720"/>
+      </w:pPr>
+      <w:r>
+        <w:rPr>
+          <w:lang w:val="es_ES" w:bidi="es_ES"/>
+        </w:rPr>
+      </w:r>
+      <w:r>
+        <w:rPr>
+          <w:lang w:val="es_ES" w:bidi="es_ES"/>
+        </w:rPr>
+        <w:t>Utiliza expresiones naturales en tu idioma</w:t>
+      </w:r>
+    </w:p>
+    <w:p>
+      <w:pPr>
+        <w:pStyle w:val="Heading4"/>
+      </w:pPr>
+      <w:r>
+        <w:rPr>
+          <w:lang w:val="es_ES" w:bidi="es_ES"/>
+        </w:rPr>
+        <w:t>Frases redundantes</w:t>
+      </w:r>
+    </w:p>
+    <w:p>
+      <w:pPr/>
+      <w:r>
+        <w:rPr>
+          <w:lang w:val="es_ES" w:bidi="es_ES"/>
+        </w:rPr>
+      </w:r>
+      <w:r>
+        <w:rPr>
+          <w:lang w:val="es_ES" w:bidi="es_ES"/>
+        </w:rPr>
+        <w:t>Algunas frases se repiten varias veces para dar énfasis:</w:t>
+      </w:r>
+    </w:p>
+    <w:p>
+      <w:pPr>
+        <w:pStyle w:val="ListBullet"/>
+        <w:spacing w:line="240" w:lineRule="auto"/>
+        <w:ind w:left="720"/>
+      </w:pPr>
+      <w:r>
+        <w:rPr>
+          <w:lang w:val="es_ES" w:bidi="es_ES"/>
+        </w:rPr>
+      </w:r>
+      <w:r>
+        <w:rPr>
+          <w:lang w:val="es_ES" w:bidi="es_ES"/>
+        </w:rPr>
+        <w:t>"Yo soy el Señor"</w:t>
+      </w:r>
+    </w:p>
+    <w:p>
+      <w:pPr>
+        <w:pStyle w:val="ListBullet"/>
+        <w:spacing w:line="240" w:lineRule="auto"/>
+        <w:ind w:left="720"/>
+      </w:pPr>
+      <w:r>
+        <w:rPr>
+          <w:lang w:val="es_ES" w:bidi="es_ES"/>
+        </w:rPr>
+      </w:r>
+      <w:r>
+        <w:rPr>
+          <w:lang w:val="es_ES" w:bidi="es_ES"/>
+        </w:rPr>
+        <w:t>"Siete veces"</w:t>
+      </w:r>
+    </w:p>
+    <w:p>
+      <w:pPr>
+        <w:pStyle w:val="ListBullet"/>
+        <w:spacing w:line="240" w:lineRule="auto"/>
+        <w:ind w:left="720"/>
+      </w:pPr>
+      <w:r>
+        <w:rPr>
+          <w:lang w:val="es_ES" w:bidi="es_ES"/>
+        </w:rPr>
+      </w:r>
+      <w:r>
+        <w:rPr>
+          <w:lang w:val="es_ES" w:bidi="es_ES"/>
+        </w:rPr>
+        <w:t>Mantén el énfasis utilizando expresiones naturales</w:t>
+      </w:r>
+    </w:p>
+    <w:p>
+      <w:pPr/>
+      <w:r>
+        <w:rPr>
+          <w:lang w:val="es_ES" w:bidi="es_ES"/>
+        </w:rPr>
+      </w:r>
+      <w:r>
+        <w:rPr>
+          <w:lang w:val="es_ES" w:bidi="es_ES"/>
+        </w:rPr>
+        <w:t xml:space="preserve">(Ver: </w:t>
+      </w:r>
+      <w:r>
+        <w:rPr>
+          <w:lang w:val="es_ES" w:bidi="es_ES"/>
+        </w:rPr>
+        <w:t>Ley de Moisés</w:t>
+      </w:r>
+      <w:r>
+        <w:rPr>
+          <w:lang w:val="es_ES" w:bidi="es_ES"/>
+        </w:rPr>
+        <w:t xml:space="preserve">, </w:t>
+      </w:r>
+      <w:r>
+        <w:rPr>
+          <w:lang w:val="es_ES" w:bidi="es_ES"/>
+        </w:rPr>
+        <w:t>Arrepentimiento</w:t>
+      </w:r>
+      <w:r>
+        <w:rPr>
+          <w:lang w:val="es_ES" w:bidi="es_ES"/>
+        </w:rPr>
+        <w:t xml:space="preserve"> y </w:t>
+      </w:r>
+      <w:r>
+        <w:rPr>
+          <w:lang w:val="es_ES" w:bidi="es_ES"/>
+        </w:rPr>
+        <w:t>Promesa</w:t>
+      </w:r>
+      <w:r>
+        <w:rPr>
+          <w:lang w:val="es_ES" w:bidi="es_ES"/>
+        </w:rPr>
+        <w:t>)</w:t>
+      </w:r>
+      <w:r>
+        <w:rPr>
+          <w:lang w:val="es_ES" w:bidi="es_ES"/>
+        </w:rPr>
+      </w:r>
+      <w:r>
+        <w:rPr>
+          <w:lang w:val="es_ES" w:bidi="es_ES"/>
+        </w:rPr>
+      </w:r>
+    </w:p>
+    <w:p>
+      <w:pPr/>
+      <w:r>
+        <w:rPr>
+          <w:lang w:val="es_ES" w:bidi="es_ES"/>
+        </w:rPr>
+      </w:r>
+    </w:p>
+    <w:p>
+      <w:pPr>
+        <w:pStyle w:val="Heading2"/>
+      </w:pPr>
+      <w:r>
+        <w:rPr>
+          <w:lang w:val="es_ES" w:bidi="es_ES"/>
+        </w:rPr>
+        <w:t>Levítico - Capítulo 27 Introducción</w:t>
+      </w:r>
+      <w:r>
+        <w:rPr>
+          <w:lang w:val="es_ES" w:bidi="es_ES"/>
+        </w:rPr>
+      </w:r>
+    </w:p>
+    <w:p>
+      <w:pPr>
+        <w:pStyle w:val="Heading3"/>
+      </w:pPr>
+      <w:r>
+        <w:rPr>
+          <w:lang w:val="es_ES" w:bidi="es_ES"/>
+        </w:rPr>
+        <w:t>Estructura y formato</w:t>
+      </w:r>
+    </w:p>
+    <w:p>
+      <w:pPr/>
+      <w:r>
+        <w:rPr>
+          <w:lang w:val="es_ES" w:bidi="es_ES"/>
+        </w:rPr>
+      </w:r>
+      <w:r>
+        <w:rPr>
+          <w:lang w:val="es_ES" w:bidi="es_ES"/>
+        </w:rPr>
+        <w:t>Este capítulo explica las reglas sobre los votos y las dedicaciones a Jehová:</w:t>
+      </w:r>
+    </w:p>
+    <w:p>
+      <w:pPr>
+        <w:pStyle w:val="ListNumber"/>
+        <w:numPr>
+          <w:ilvl w:val="0"/>
+          <w:numId w:val="65"/>
         </w:numPr>
         <w:spacing w:line="240" w:lineRule="auto"/>
         <w:ind w:left="720"/>
@@ -31806,6 +31898,18 @@
     </w:lvlOverride>
   </w:num>
   <w:num w:numId="63">
+    <w:abstractNumId w:val="3"/>
+    <w:lvlOverride w:ilvl="0">
+      <w:startOverride w:val="1"/>
+    </w:lvlOverride>
+  </w:num>
+  <w:num w:numId="64">
+    <w:abstractNumId w:val="3"/>
+    <w:lvlOverride w:ilvl="0">
+      <w:startOverride w:val="1"/>
+    </w:lvlOverride>
+  </w:num>
+  <w:num w:numId="65">
     <w:abstractNumId w:val="3"/>
     <w:lvlOverride w:ilvl="0">
       <w:startOverride w:val="1"/>
